--- a/IE203-Nhom7/25410262_NguyenDucNghia/Quy_trinh_Don_hang_Online/Phan_tich_Don_hang_Online.docx
+++ b/IE203-Nhom7/25410262_NguyenDucNghia/Quy_trinh_Don_hang_Online/Phan_tich_Don_hang_Online.docx
@@ -2797,9 +2797,17 @@
     </w:p>
     <w:p>
       <w:r>
+        <w:rPr>
+          <w:i/>
+        </w:rPr>
+        <w:t>Hình 1 — Sơ đồ luồng BPMN AS-IS quy trình CL2 (6 lane, 8 cổng điều kiện, có Split/Join, kèm biểu mẫu)</w:t>
+      </w:r>
+    </w:p>
+    <w:p>
+      <w:r>
         <w:drawing>
           <wp:inline xmlns:a="http://schemas.openxmlformats.org/drawingml/2006/main" xmlns:pic="http://schemas.openxmlformats.org/drawingml/2006/picture">
-            <wp:extent cx="5760720" cy="1963717"/>
+            <wp:extent cx="5760720" cy="2550079"/>
             <wp:docPr id="1" name="Picture 1"/>
             <wp:cNvGraphicFramePr>
               <a:graphicFrameLocks noChangeAspect="1"/>
@@ -2808,11 +2816,11 @@
               <a:graphicData uri="http://schemas.openxmlformats.org/drawingml/2006/picture">
                 <pic:pic>
                   <pic:nvPicPr>
-                    <pic:cNvPr id="0" name="BPMN_CL2_DonHangOnline_GiaoHangTuoi.png"/>
+                    <pic:cNvPr id="0" name="BPMN_Don_hang_Online.png"/>
                     <pic:cNvPicPr/>
                   </pic:nvPicPr>
                   <pic:blipFill>
-                    <a:blip r:embed="rId8"/>
+                    <a:blip r:embed="rId10"/>
                     <a:stretch>
                       <a:fillRect/>
                     </a:stretch>
@@ -2820,7 +2828,7 @@
                   <pic:spPr>
                     <a:xfrm>
                       <a:off x="0" y="0"/>
-                      <a:ext cx="5760720" cy="1963717"/>
+                      <a:ext cx="5760720" cy="2550079"/>
                     </a:xfrm>
                     <a:prstGeom prst="rect"/>
                   </pic:spPr>
@@ -2829,14 +2837,6 @@
             </a:graphic>
           </wp:inline>
         </w:drawing>
-      </w:r>
-    </w:p>
-    <w:p>
-      <w:r>
-        <w:rPr>
-          <w:i/>
-        </w:rPr>
-        <w:t>Hình 1 — Sơ đồ luồng BPMN AS-IS quy trình CL2 (6 lane)</w:t>
       </w:r>
     </w:p>
     <w:p>

--- a/IE203-Nhom7/25410262_NguyenDucNghia/Quy_trinh_Don_hang_Online/Phan_tich_Don_hang_Online.docx
+++ b/IE203-Nhom7/25410262_NguyenDucNghia/Quy_trinh_Don_hang_Online/Phan_tich_Don_hang_Online.docx
@@ -3305,6 +3305,6316 @@
       </w:pPr>
       <w:r>
         <w:t xml:space="preserve">• Phương tiện giao hàng lạnh (xe) không đủ hoặc hỏng → Gián đoạn dịch vụ.</w:t>
+      </w:r>
+    </w:p>
+    <w:p>
+      <w:r>
+        <w:br w:type="page"/>
+      </w:r>
+    </w:p>
+    <w:p>
+      <w:pPr>
+        <w:spacing w:before="0" w:after="80"/>
+      </w:pPr>
+      <w:r>
+        <w:rPr>
+          <w:b/>
+          <w:sz w:val="26"/>
+        </w:rPr>
+        <w:t>PHẦN B – PHÂN TÍCH QUY TRÌNH</w:t>
+      </w:r>
+    </w:p>
+    <w:p>
+      <w:pPr>
+        <w:spacing w:before="200" w:after="80"/>
+      </w:pPr>
+      <w:r>
+        <w:rPr>
+          <w:b/>
+          <w:sz w:val="24"/>
+        </w:rPr>
+        <w:t>B.1. Phân tích định tính</w:t>
+      </w:r>
+    </w:p>
+    <w:p>
+      <w:pPr>
+        <w:spacing w:before="200" w:after="80"/>
+      </w:pPr>
+      <w:r>
+        <w:rPr>
+          <w:b/>
+          <w:sz w:val="23"/>
+        </w:rPr>
+        <w:t>B.1.1. Phân tích giá trị gia tăng (VA / VBA / NVA)</w:t>
+      </w:r>
+    </w:p>
+    <w:tbl>
+      <w:tblPr>
+        <w:tblW w:type="auto" w:w="0"/>
+        <w:tblLook w:firstColumn="1" w:firstRow="1" w:lastColumn="0" w:lastRow="0" w:noHBand="0" w:noVBand="1" w:val="04A0"/>
+        <w:tblBorders>
+          <w:top w:val="single" w:sz="4" w:space="0" w:color="808080"/>
+          <w:left w:val="single" w:sz="4" w:space="0" w:color="808080"/>
+          <w:bottom w:val="single" w:sz="4" w:space="0" w:color="808080"/>
+          <w:right w:val="single" w:sz="4" w:space="0" w:color="808080"/>
+          <w:insideH w:val="single" w:sz="4" w:space="0" w:color="808080"/>
+          <w:insideV w:val="single" w:sz="4" w:space="0" w:color="808080"/>
+        </w:tblBorders>
+      </w:tblPr>
+      <w:tblGrid>
+        <w:gridCol w:w="1805"/>
+        <w:gridCol w:w="1805"/>
+        <w:gridCol w:w="1805"/>
+        <w:gridCol w:w="1805"/>
+        <w:gridCol w:w="1805"/>
+      </w:tblGrid>
+      <w:tr>
+        <w:tc>
+          <w:tcPr>
+            <w:tcW w:type="dxa" w:w="648"/>
+          </w:tcPr>
+          <w:p>
+            <w:r/>
+            <w:r>
+              <w:rPr>
+                <w:b/>
+                <w:sz w:val="17"/>
+              </w:rPr>
+              <w:t>Bước</w:t>
+            </w:r>
+          </w:p>
+        </w:tc>
+        <w:tc>
+          <w:tcPr>
+            <w:tcW w:type="dxa" w:w="2664"/>
+          </w:tcPr>
+          <w:p>
+            <w:r/>
+            <w:r>
+              <w:rPr>
+                <w:b/>
+                <w:sz w:val="17"/>
+              </w:rPr>
+              <w:t>Hoạt động</w:t>
+            </w:r>
+          </w:p>
+        </w:tc>
+        <w:tc>
+          <w:tcPr>
+            <w:tcW w:type="dxa" w:w="720"/>
+          </w:tcPr>
+          <w:p>
+            <w:r/>
+            <w:r>
+              <w:rPr>
+                <w:b/>
+                <w:sz w:val="17"/>
+              </w:rPr>
+              <w:t>Loại</w:t>
+            </w:r>
+          </w:p>
+        </w:tc>
+        <w:tc>
+          <w:tcPr>
+            <w:tcW w:type="dxa" w:w="2808"/>
+          </w:tcPr>
+          <w:p>
+            <w:r/>
+            <w:r>
+              <w:rPr>
+                <w:b/>
+                <w:sz w:val="17"/>
+              </w:rPr>
+              <w:t>Mô tả lý do phân loại</w:t>
+            </w:r>
+          </w:p>
+        </w:tc>
+        <w:tc>
+          <w:tcPr>
+            <w:tcW w:type="dxa" w:w="2808"/>
+          </w:tcPr>
+          <w:p>
+            <w:r/>
+            <w:r>
+              <w:rPr>
+                <w:b/>
+                <w:sz w:val="17"/>
+              </w:rPr>
+              <w:t>Đề xuất khắc phục</w:t>
+            </w:r>
+          </w:p>
+        </w:tc>
+      </w:tr>
+      <w:tr>
+        <w:tc>
+          <w:tcPr>
+            <w:tcW w:type="dxa" w:w="648"/>
+          </w:tcPr>
+          <w:p>
+            <w:r/>
+            <w:r>
+              <w:rPr>
+                <w:sz w:val="17"/>
+              </w:rPr>
+              <w:t>1</w:t>
+            </w:r>
+          </w:p>
+        </w:tc>
+        <w:tc>
+          <w:tcPr>
+            <w:tcW w:type="dxa" w:w="2664"/>
+          </w:tcPr>
+          <w:p>
+            <w:r/>
+            <w:r>
+              <w:rPr>
+                <w:sz w:val="17"/>
+              </w:rPr>
+              <w:t>Khách đặt hàng trên App/Web</w:t>
+            </w:r>
+          </w:p>
+        </w:tc>
+        <w:tc>
+          <w:tcPr>
+            <w:tcW w:type="dxa" w:w="720"/>
+          </w:tcPr>
+          <w:p>
+            <w:r/>
+            <w:r>
+              <w:rPr>
+                <w:sz w:val="17"/>
+              </w:rPr>
+              <w:t>VA</w:t>
+            </w:r>
+          </w:p>
+        </w:tc>
+        <w:tc>
+          <w:tcPr>
+            <w:tcW w:type="dxa" w:w="2808"/>
+          </w:tcPr>
+          <w:p>
+            <w:r/>
+            <w:r>
+              <w:rPr>
+                <w:sz w:val="17"/>
+              </w:rPr>
+              <w:t>Khởi tạo giá trị – nhu cầu thật của khách</w:t>
+            </w:r>
+          </w:p>
+        </w:tc>
+        <w:tc>
+          <w:tcPr>
+            <w:tcW w:type="dxa" w:w="2808"/>
+          </w:tcPr>
+          <w:p>
+            <w:r/>
+            <w:r>
+              <w:rPr>
+                <w:sz w:val="17"/>
+              </w:rPr>
+              <w:t>Tối ưu UX giỏ hàng để giảm thời gian đặt</w:t>
+            </w:r>
+          </w:p>
+        </w:tc>
+      </w:tr>
+      <w:tr>
+        <w:tc>
+          <w:tcPr>
+            <w:tcW w:type="dxa" w:w="648"/>
+          </w:tcPr>
+          <w:p>
+            <w:r/>
+            <w:r>
+              <w:rPr>
+                <w:sz w:val="17"/>
+              </w:rPr>
+              <w:t>2</w:t>
+            </w:r>
+          </w:p>
+        </w:tc>
+        <w:tc>
+          <w:tcPr>
+            <w:tcW w:type="dxa" w:w="2664"/>
+          </w:tcPr>
+          <w:p>
+            <w:r/>
+            <w:r>
+              <w:rPr>
+                <w:sz w:val="17"/>
+              </w:rPr>
+              <w:t>Ghi nhận đơn &amp; kiểm tồn kho</w:t>
+            </w:r>
+          </w:p>
+        </w:tc>
+        <w:tc>
+          <w:tcPr>
+            <w:tcW w:type="dxa" w:w="720"/>
+          </w:tcPr>
+          <w:p>
+            <w:r/>
+            <w:r>
+              <w:rPr>
+                <w:sz w:val="17"/>
+              </w:rPr>
+              <w:t>VBA</w:t>
+            </w:r>
+          </w:p>
+        </w:tc>
+        <w:tc>
+          <w:tcPr>
+            <w:tcW w:type="dxa" w:w="2808"/>
+          </w:tcPr>
+          <w:p>
+            <w:r/>
+            <w:r>
+              <w:rPr>
+                <w:sz w:val="17"/>
+              </w:rPr>
+              <w:t>Bắt buộc để xác nhận khả năng phục vụ</w:t>
+            </w:r>
+          </w:p>
+        </w:tc>
+        <w:tc>
+          <w:tcPr>
+            <w:tcW w:type="dxa" w:w="2808"/>
+          </w:tcPr>
+          <w:p>
+            <w:r/>
+            <w:r>
+              <w:rPr>
+                <w:sz w:val="17"/>
+              </w:rPr>
+              <w:t>Đồng bộ tồn kho App ↔ kho thực theo thời gian thực</w:t>
+            </w:r>
+          </w:p>
+        </w:tc>
+      </w:tr>
+      <w:tr>
+        <w:tc>
+          <w:tcPr>
+            <w:tcW w:type="dxa" w:w="648"/>
+          </w:tcPr>
+          <w:p>
+            <w:r/>
+            <w:r>
+              <w:rPr>
+                <w:sz w:val="17"/>
+              </w:rPr>
+              <w:t>3</w:t>
+            </w:r>
+          </w:p>
+        </w:tc>
+        <w:tc>
+          <w:tcPr>
+            <w:tcW w:type="dxa" w:w="2664"/>
+          </w:tcPr>
+          <w:p>
+            <w:r/>
+            <w:r>
+              <w:rPr>
+                <w:sz w:val="17"/>
+              </w:rPr>
+              <w:t>Gọi khách đề xuất sản phẩm thay thế</w:t>
+            </w:r>
+          </w:p>
+        </w:tc>
+        <w:tc>
+          <w:tcPr>
+            <w:tcW w:type="dxa" w:w="720"/>
+          </w:tcPr>
+          <w:p>
+            <w:r/>
+            <w:r>
+              <w:rPr>
+                <w:sz w:val="17"/>
+              </w:rPr>
+              <w:t>NVA</w:t>
+            </w:r>
+          </w:p>
+        </w:tc>
+        <w:tc>
+          <w:tcPr>
+            <w:tcW w:type="dxa" w:w="2808"/>
+          </w:tcPr>
+          <w:p>
+            <w:r/>
+            <w:r>
+              <w:rPr>
+                <w:sz w:val="17"/>
+              </w:rPr>
+              <w:t>Phát sinh do tồn kho hiển thị sai – xử lý sự cố</w:t>
+            </w:r>
+          </w:p>
+        </w:tc>
+        <w:tc>
+          <w:tcPr>
+            <w:tcW w:type="dxa" w:w="2808"/>
+          </w:tcPr>
+          <w:p>
+            <w:r/>
+            <w:r>
+              <w:rPr>
+                <w:sz w:val="17"/>
+              </w:rPr>
+              <w:t>Chỉ hiển thị SP còn hàng; gợi ý thay thế tự động trên App</w:t>
+            </w:r>
+          </w:p>
+        </w:tc>
+      </w:tr>
+      <w:tr>
+        <w:tc>
+          <w:tcPr>
+            <w:tcW w:type="dxa" w:w="648"/>
+          </w:tcPr>
+          <w:p>
+            <w:r/>
+            <w:r>
+              <w:rPr>
+                <w:sz w:val="17"/>
+              </w:rPr>
+              <w:t>4</w:t>
+            </w:r>
+          </w:p>
+        </w:tc>
+        <w:tc>
+          <w:tcPr>
+            <w:tcW w:type="dxa" w:w="2664"/>
+          </w:tcPr>
+          <w:p>
+            <w:r/>
+            <w:r>
+              <w:rPr>
+                <w:sz w:val="17"/>
+              </w:rPr>
+              <w:t>Xác nhận đơn &amp; ghi nhận phương thức thanh toán</w:t>
+            </w:r>
+          </w:p>
+        </w:tc>
+        <w:tc>
+          <w:tcPr>
+            <w:tcW w:type="dxa" w:w="720"/>
+          </w:tcPr>
+          <w:p>
+            <w:r/>
+            <w:r>
+              <w:rPr>
+                <w:sz w:val="17"/>
+              </w:rPr>
+              <w:t>VBA</w:t>
+            </w:r>
+          </w:p>
+        </w:tc>
+        <w:tc>
+          <w:tcPr>
+            <w:tcW w:type="dxa" w:w="2808"/>
+          </w:tcPr>
+          <w:p>
+            <w:r/>
+            <w:r>
+              <w:rPr>
+                <w:sz w:val="17"/>
+              </w:rPr>
+              <w:t>Cần cho kiểm soát công nợ và đối soát</w:t>
+            </w:r>
+          </w:p>
+        </w:tc>
+        <w:tc>
+          <w:tcPr>
+            <w:tcW w:type="dxa" w:w="2808"/>
+          </w:tcPr>
+          <w:p>
+            <w:r/>
+            <w:r>
+              <w:rPr>
+                <w:sz w:val="17"/>
+              </w:rPr>
+              <w:t>Xác nhận tự động khi tồn kho đủ, không cần gọi</w:t>
+            </w:r>
+          </w:p>
+        </w:tc>
+      </w:tr>
+      <w:tr>
+        <w:tc>
+          <w:tcPr>
+            <w:tcW w:type="dxa" w:w="648"/>
+          </w:tcPr>
+          <w:p>
+            <w:r/>
+            <w:r>
+              <w:rPr>
+                <w:sz w:val="17"/>
+              </w:rPr>
+              <w:t>5</w:t>
+            </w:r>
+          </w:p>
+        </w:tc>
+        <w:tc>
+          <w:tcPr>
+            <w:tcW w:type="dxa" w:w="2664"/>
+          </w:tcPr>
+          <w:p>
+            <w:r/>
+            <w:r>
+              <w:rPr>
+                <w:sz w:val="17"/>
+              </w:rPr>
+              <w:t>Đẩy đơn về cửa hàng, in phiếu soạn hàng</w:t>
+            </w:r>
+          </w:p>
+        </w:tc>
+        <w:tc>
+          <w:tcPr>
+            <w:tcW w:type="dxa" w:w="720"/>
+          </w:tcPr>
+          <w:p>
+            <w:r/>
+            <w:r>
+              <w:rPr>
+                <w:sz w:val="17"/>
+              </w:rPr>
+              <w:t>NVA</w:t>
+            </w:r>
+          </w:p>
+        </w:tc>
+        <w:tc>
+          <w:tcPr>
+            <w:tcW w:type="dxa" w:w="2808"/>
+          </w:tcPr>
+          <w:p>
+            <w:r/>
+            <w:r>
+              <w:rPr>
+                <w:sz w:val="17"/>
+              </w:rPr>
+              <w:t>Bản in trung gian, không tạo giá trị cho khách</w:t>
+            </w:r>
+          </w:p>
+        </w:tc>
+        <w:tc>
+          <w:tcPr>
+            <w:tcW w:type="dxa" w:w="2808"/>
+          </w:tcPr>
+          <w:p>
+            <w:r/>
+            <w:r>
+              <w:rPr>
+                <w:sz w:val="17"/>
+              </w:rPr>
+              <w:t>Dùng máy quét/màn hình tại quầy soạn, bỏ phiếu giấy</w:t>
+            </w:r>
+          </w:p>
+        </w:tc>
+      </w:tr>
+      <w:tr>
+        <w:tc>
+          <w:tcPr>
+            <w:tcW w:type="dxa" w:w="648"/>
+          </w:tcPr>
+          <w:p>
+            <w:r/>
+            <w:r>
+              <w:rPr>
+                <w:sz w:val="17"/>
+              </w:rPr>
+              <w:t>6</w:t>
+            </w:r>
+          </w:p>
+        </w:tc>
+        <w:tc>
+          <w:tcPr>
+            <w:tcW w:type="dxa" w:w="2664"/>
+          </w:tcPr>
+          <w:p>
+            <w:r/>
+            <w:r>
+              <w:rPr>
+                <w:sz w:val="17"/>
+              </w:rPr>
+              <w:t>Soạn hàng, cân trọng lượng, kiểm hạn dùng</w:t>
+            </w:r>
+          </w:p>
+        </w:tc>
+        <w:tc>
+          <w:tcPr>
+            <w:tcW w:type="dxa" w:w="720"/>
+          </w:tcPr>
+          <w:p>
+            <w:r/>
+            <w:r>
+              <w:rPr>
+                <w:sz w:val="17"/>
+              </w:rPr>
+              <w:t>VA</w:t>
+            </w:r>
+          </w:p>
+        </w:tc>
+        <w:tc>
+          <w:tcPr>
+            <w:tcW w:type="dxa" w:w="2808"/>
+          </w:tcPr>
+          <w:p>
+            <w:r/>
+            <w:r>
+              <w:rPr>
+                <w:sz w:val="17"/>
+              </w:rPr>
+              <w:t>Trực tiếp tạo ra đơn hàng khách nhận</w:t>
+            </w:r>
+          </w:p>
+        </w:tc>
+        <w:tc>
+          <w:tcPr>
+            <w:tcW w:type="dxa" w:w="2808"/>
+          </w:tcPr>
+          <w:p>
+            <w:r/>
+            <w:r>
+              <w:rPr>
+                <w:sz w:val="17"/>
+              </w:rPr>
+              <w:t>Bố trí khu soạn riêng cho đơn online giờ cao điểm</w:t>
+            </w:r>
+          </w:p>
+        </w:tc>
+      </w:tr>
+      <w:tr>
+        <w:tc>
+          <w:tcPr>
+            <w:tcW w:type="dxa" w:w="648"/>
+          </w:tcPr>
+          <w:p>
+            <w:r/>
+            <w:r>
+              <w:rPr>
+                <w:sz w:val="17"/>
+              </w:rPr>
+              <w:t>7</w:t>
+            </w:r>
+          </w:p>
+        </w:tc>
+        <w:tc>
+          <w:tcPr>
+            <w:tcW w:type="dxa" w:w="2664"/>
+          </w:tcPr>
+          <w:p>
+            <w:r/>
+            <w:r>
+              <w:rPr>
+                <w:sz w:val="17"/>
+              </w:rPr>
+              <w:t>Đóng gói giữ lạnh, dán tem</w:t>
+            </w:r>
+          </w:p>
+        </w:tc>
+        <w:tc>
+          <w:tcPr>
+            <w:tcW w:type="dxa" w:w="720"/>
+          </w:tcPr>
+          <w:p>
+            <w:r/>
+            <w:r>
+              <w:rPr>
+                <w:sz w:val="17"/>
+              </w:rPr>
+              <w:t>VA</w:t>
+            </w:r>
+          </w:p>
+        </w:tc>
+        <w:tc>
+          <w:tcPr>
+            <w:tcW w:type="dxa" w:w="2808"/>
+          </w:tcPr>
+          <w:p>
+            <w:r/>
+            <w:r>
+              <w:rPr>
+                <w:sz w:val="17"/>
+              </w:rPr>
+              <w:t>Bảo toàn chất lượng hàng tươi – khách trả tiền cho việc này</w:t>
+            </w:r>
+          </w:p>
+        </w:tc>
+        <w:tc>
+          <w:tcPr>
+            <w:tcW w:type="dxa" w:w="2808"/>
+          </w:tcPr>
+          <w:p>
+            <w:r/>
+            <w:r>
+              <w:rPr>
+                <w:sz w:val="17"/>
+              </w:rPr>
+              <w:t>Chuẩn hoá bộ đóng gói theo nhóm hàng</w:t>
+            </w:r>
+          </w:p>
+        </w:tc>
+      </w:tr>
+      <w:tr>
+        <w:tc>
+          <w:tcPr>
+            <w:tcW w:type="dxa" w:w="648"/>
+          </w:tcPr>
+          <w:p>
+            <w:r/>
+            <w:r>
+              <w:rPr>
+                <w:sz w:val="17"/>
+              </w:rPr>
+              <w:t>8</w:t>
+            </w:r>
+          </w:p>
+        </w:tc>
+        <w:tc>
+          <w:tcPr>
+            <w:tcW w:type="dxa" w:w="2664"/>
+          </w:tcPr>
+          <w:p>
+            <w:r/>
+            <w:r>
+              <w:rPr>
+                <w:sz w:val="17"/>
+              </w:rPr>
+              <w:t>Kiểm nhiệt độ thùng</w:t>
+            </w:r>
+          </w:p>
+        </w:tc>
+        <w:tc>
+          <w:tcPr>
+            <w:tcW w:type="dxa" w:w="720"/>
+          </w:tcPr>
+          <w:p>
+            <w:r/>
+            <w:r>
+              <w:rPr>
+                <w:sz w:val="17"/>
+              </w:rPr>
+              <w:t>VBA</w:t>
+            </w:r>
+          </w:p>
+        </w:tc>
+        <w:tc>
+          <w:tcPr>
+            <w:tcW w:type="dxa" w:w="2808"/>
+          </w:tcPr>
+          <w:p>
+            <w:r/>
+            <w:r>
+              <w:rPr>
+                <w:sz w:val="17"/>
+              </w:rPr>
+              <w:t>Kiểm soát chất lượng chuỗi lạnh bắt buộc</w:t>
+            </w:r>
+          </w:p>
+        </w:tc>
+        <w:tc>
+          <w:tcPr>
+            <w:tcW w:type="dxa" w:w="2808"/>
+          </w:tcPr>
+          <w:p>
+            <w:r/>
+            <w:r>
+              <w:rPr>
+                <w:sz w:val="17"/>
+              </w:rPr>
+              <w:t>Dùng nhãn cảm biến nhiệt dùng một lần</w:t>
+            </w:r>
+          </w:p>
+        </w:tc>
+      </w:tr>
+      <w:tr>
+        <w:tc>
+          <w:tcPr>
+            <w:tcW w:type="dxa" w:w="648"/>
+          </w:tcPr>
+          <w:p>
+            <w:r/>
+            <w:r>
+              <w:rPr>
+                <w:sz w:val="17"/>
+              </w:rPr>
+              <w:t>9</w:t>
+            </w:r>
+          </w:p>
+        </w:tc>
+        <w:tc>
+          <w:tcPr>
+            <w:tcW w:type="dxa" w:w="2664"/>
+          </w:tcPr>
+          <w:p>
+            <w:r/>
+            <w:r>
+              <w:rPr>
+                <w:sz w:val="17"/>
+              </w:rPr>
+              <w:t>Chờ &amp; điều phối gán shipper</w:t>
+            </w:r>
+          </w:p>
+        </w:tc>
+        <w:tc>
+          <w:tcPr>
+            <w:tcW w:type="dxa" w:w="720"/>
+          </w:tcPr>
+          <w:p>
+            <w:r/>
+            <w:r>
+              <w:rPr>
+                <w:sz w:val="17"/>
+              </w:rPr>
+              <w:t>NVA</w:t>
+            </w:r>
+          </w:p>
+        </w:tc>
+        <w:tc>
+          <w:tcPr>
+            <w:tcW w:type="dxa" w:w="2808"/>
+          </w:tcPr>
+          <w:p>
+            <w:r/>
+            <w:r>
+              <w:rPr>
+                <w:sz w:val="17"/>
+              </w:rPr>
+              <w:t>Đơn nằm chờ shipper rảnh, đặc biệt 19–21h</w:t>
+            </w:r>
+          </w:p>
+        </w:tc>
+        <w:tc>
+          <w:tcPr>
+            <w:tcW w:type="dxa" w:w="2808"/>
+          </w:tcPr>
+          <w:p>
+            <w:r/>
+            <w:r>
+              <w:rPr>
+                <w:sz w:val="17"/>
+              </w:rPr>
+              <w:t>Gán shipper song song lúc đang soạn hàng (đã áp dụng Split)</w:t>
+            </w:r>
+          </w:p>
+        </w:tc>
+      </w:tr>
+      <w:tr>
+        <w:tc>
+          <w:tcPr>
+            <w:tcW w:type="dxa" w:w="648"/>
+          </w:tcPr>
+          <w:p>
+            <w:r/>
+            <w:r>
+              <w:rPr>
+                <w:sz w:val="17"/>
+              </w:rPr>
+              <w:t>10</w:t>
+            </w:r>
+          </w:p>
+        </w:tc>
+        <w:tc>
+          <w:tcPr>
+            <w:tcW w:type="dxa" w:w="2664"/>
+          </w:tcPr>
+          <w:p>
+            <w:r/>
+            <w:r>
+              <w:rPr>
+                <w:sz w:val="17"/>
+              </w:rPr>
+              <w:t>Giao hàng trong 2–4 giờ</w:t>
+            </w:r>
+          </w:p>
+        </w:tc>
+        <w:tc>
+          <w:tcPr>
+            <w:tcW w:type="dxa" w:w="720"/>
+          </w:tcPr>
+          <w:p>
+            <w:r/>
+            <w:r>
+              <w:rPr>
+                <w:sz w:val="17"/>
+              </w:rPr>
+              <w:t>VA</w:t>
+            </w:r>
+          </w:p>
+        </w:tc>
+        <w:tc>
+          <w:tcPr>
+            <w:tcW w:type="dxa" w:w="2808"/>
+          </w:tcPr>
+          <w:p>
+            <w:r/>
+            <w:r>
+              <w:rPr>
+                <w:sz w:val="17"/>
+              </w:rPr>
+              <w:t>Chính là dịch vụ khách hàng trả tiền</w:t>
+            </w:r>
+          </w:p>
+        </w:tc>
+        <w:tc>
+          <w:tcPr>
+            <w:tcW w:type="dxa" w:w="2808"/>
+          </w:tcPr>
+          <w:p>
+            <w:r/>
+            <w:r>
+              <w:rPr>
+                <w:sz w:val="17"/>
+              </w:rPr>
+              <w:t>Gom đơn theo tuyến; tối ưu lộ trình</w:t>
+            </w:r>
+          </w:p>
+        </w:tc>
+      </w:tr>
+      <w:tr>
+        <w:tc>
+          <w:tcPr>
+            <w:tcW w:type="dxa" w:w="648"/>
+          </w:tcPr>
+          <w:p>
+            <w:r/>
+            <w:r>
+              <w:rPr>
+                <w:sz w:val="17"/>
+              </w:rPr>
+              <w:t>11</w:t>
+            </w:r>
+          </w:p>
+        </w:tc>
+        <w:tc>
+          <w:tcPr>
+            <w:tcW w:type="dxa" w:w="2664"/>
+          </w:tcPr>
+          <w:p>
+            <w:r/>
+            <w:r>
+              <w:rPr>
+                <w:sz w:val="17"/>
+              </w:rPr>
+              <w:t>Khách nhận &amp; kiểm tra hàng</w:t>
+            </w:r>
+          </w:p>
+        </w:tc>
+        <w:tc>
+          <w:tcPr>
+            <w:tcW w:type="dxa" w:w="720"/>
+          </w:tcPr>
+          <w:p>
+            <w:r/>
+            <w:r>
+              <w:rPr>
+                <w:sz w:val="17"/>
+              </w:rPr>
+              <w:t>VA</w:t>
+            </w:r>
+          </w:p>
+        </w:tc>
+        <w:tc>
+          <w:tcPr>
+            <w:tcW w:type="dxa" w:w="2808"/>
+          </w:tcPr>
+          <w:p>
+            <w:r/>
+            <w:r>
+              <w:rPr>
+                <w:sz w:val="17"/>
+              </w:rPr>
+              <w:t>Thời điểm khách nhận giá trị</w:t>
+            </w:r>
+          </w:p>
+        </w:tc>
+        <w:tc>
+          <w:tcPr>
+            <w:tcW w:type="dxa" w:w="2808"/>
+          </w:tcPr>
+          <w:p>
+            <w:r/>
+            <w:r>
+              <w:rPr>
+                <w:sz w:val="17"/>
+              </w:rPr>
+              <w:t>Chuẩn hoá quy tắc kiểm hàng để rút ngắn</w:t>
+            </w:r>
+          </w:p>
+        </w:tc>
+      </w:tr>
+      <w:tr>
+        <w:tc>
+          <w:tcPr>
+            <w:tcW w:type="dxa" w:w="648"/>
+          </w:tcPr>
+          <w:p>
+            <w:r/>
+            <w:r>
+              <w:rPr>
+                <w:sz w:val="17"/>
+              </w:rPr>
+              <w:t>12</w:t>
+            </w:r>
+          </w:p>
+        </w:tc>
+        <w:tc>
+          <w:tcPr>
+            <w:tcW w:type="dxa" w:w="2664"/>
+          </w:tcPr>
+          <w:p>
+            <w:r/>
+            <w:r>
+              <w:rPr>
+                <w:sz w:val="17"/>
+              </w:rPr>
+              <w:t>Chuyển CL4 xử lý đổi trả / hoàn tiền</w:t>
+            </w:r>
+          </w:p>
+        </w:tc>
+        <w:tc>
+          <w:tcPr>
+            <w:tcW w:type="dxa" w:w="720"/>
+          </w:tcPr>
+          <w:p>
+            <w:r/>
+            <w:r>
+              <w:rPr>
+                <w:sz w:val="17"/>
+              </w:rPr>
+              <w:t>NVA</w:t>
+            </w:r>
+          </w:p>
+        </w:tc>
+        <w:tc>
+          <w:tcPr>
+            <w:tcW w:type="dxa" w:w="2808"/>
+          </w:tcPr>
+          <w:p>
+            <w:r/>
+            <w:r>
+              <w:rPr>
+                <w:sz w:val="17"/>
+              </w:rPr>
+              <w:t>Chỉ phát sinh khi có lỗi – lãng phí do sai sót</w:t>
+            </w:r>
+          </w:p>
+        </w:tc>
+        <w:tc>
+          <w:tcPr>
+            <w:tcW w:type="dxa" w:w="2808"/>
+          </w:tcPr>
+          <w:p>
+            <w:r/>
+            <w:r>
+              <w:rPr>
+                <w:sz w:val="17"/>
+              </w:rPr>
+              <w:t>Siết kiểm chất lượng ở bước 6–8 để giảm khiếu nại</w:t>
+            </w:r>
+          </w:p>
+        </w:tc>
+      </w:tr>
+      <w:tr>
+        <w:tc>
+          <w:tcPr>
+            <w:tcW w:type="dxa" w:w="648"/>
+          </w:tcPr>
+          <w:p>
+            <w:r/>
+            <w:r>
+              <w:rPr>
+                <w:sz w:val="17"/>
+              </w:rPr>
+              <w:t>13</w:t>
+            </w:r>
+          </w:p>
+        </w:tc>
+        <w:tc>
+          <w:tcPr>
+            <w:tcW w:type="dxa" w:w="2664"/>
+          </w:tcPr>
+          <w:p>
+            <w:r/>
+            <w:r>
+              <w:rPr>
+                <w:sz w:val="17"/>
+              </w:rPr>
+              <w:t>Thu tiền COD &amp; xác nhận POD</w:t>
+            </w:r>
+          </w:p>
+        </w:tc>
+        <w:tc>
+          <w:tcPr>
+            <w:tcW w:type="dxa" w:w="720"/>
+          </w:tcPr>
+          <w:p>
+            <w:r/>
+            <w:r>
+              <w:rPr>
+                <w:sz w:val="17"/>
+              </w:rPr>
+              <w:t>VBA</w:t>
+            </w:r>
+          </w:p>
+        </w:tc>
+        <w:tc>
+          <w:tcPr>
+            <w:tcW w:type="dxa" w:w="2808"/>
+          </w:tcPr>
+          <w:p>
+            <w:r/>
+            <w:r>
+              <w:rPr>
+                <w:sz w:val="17"/>
+              </w:rPr>
+              <w:t>Cần cho ghi nhận doanh thu</w:t>
+            </w:r>
+          </w:p>
+        </w:tc>
+        <w:tc>
+          <w:tcPr>
+            <w:tcW w:type="dxa" w:w="2808"/>
+          </w:tcPr>
+          <w:p>
+            <w:r/>
+            <w:r>
+              <w:rPr>
+                <w:sz w:val="17"/>
+              </w:rPr>
+              <w:t>Khuyến khích thanh toán trước để bỏ hẳn khâu thu tiền</w:t>
+            </w:r>
+          </w:p>
+        </w:tc>
+      </w:tr>
+      <w:tr>
+        <w:tc>
+          <w:tcPr>
+            <w:tcW w:type="dxa" w:w="648"/>
+          </w:tcPr>
+          <w:p>
+            <w:r/>
+            <w:r>
+              <w:rPr>
+                <w:sz w:val="17"/>
+              </w:rPr>
+              <w:t>14</w:t>
+            </w:r>
+          </w:p>
+        </w:tc>
+        <w:tc>
+          <w:tcPr>
+            <w:tcW w:type="dxa" w:w="2664"/>
+          </w:tcPr>
+          <w:p>
+            <w:r/>
+            <w:r>
+              <w:rPr>
+                <w:sz w:val="17"/>
+              </w:rPr>
+              <w:t>Đối soát COD, ví điện tử &amp; ghi nhận doanh thu</w:t>
+            </w:r>
+          </w:p>
+        </w:tc>
+        <w:tc>
+          <w:tcPr>
+            <w:tcW w:type="dxa" w:w="720"/>
+          </w:tcPr>
+          <w:p>
+            <w:r/>
+            <w:r>
+              <w:rPr>
+                <w:sz w:val="17"/>
+              </w:rPr>
+              <w:t>VBA</w:t>
+            </w:r>
+          </w:p>
+        </w:tc>
+        <w:tc>
+          <w:tcPr>
+            <w:tcW w:type="dxa" w:w="2808"/>
+          </w:tcPr>
+          <w:p>
+            <w:r/>
+            <w:r>
+              <w:rPr>
+                <w:sz w:val="17"/>
+              </w:rPr>
+              <w:t>Kiểm soát tài chính bắt buộc</w:t>
+            </w:r>
+          </w:p>
+        </w:tc>
+        <w:tc>
+          <w:tcPr>
+            <w:tcW w:type="dxa" w:w="2808"/>
+          </w:tcPr>
+          <w:p>
+            <w:r/>
+            <w:r>
+              <w:rPr>
+                <w:sz w:val="17"/>
+              </w:rPr>
+              <w:t>Đối soát tự động qua API cổng thanh toán</w:t>
+            </w:r>
+          </w:p>
+        </w:tc>
+      </w:tr>
+      <w:tr>
+        <w:tc>
+          <w:tcPr>
+            <w:tcW w:type="dxa" w:w="648"/>
+          </w:tcPr>
+          <w:p>
+            <w:r/>
+            <w:r>
+              <w:rPr>
+                <w:sz w:val="17"/>
+              </w:rPr>
+              <w:t>15</w:t>
+            </w:r>
+          </w:p>
+        </w:tc>
+        <w:tc>
+          <w:tcPr>
+            <w:tcW w:type="dxa" w:w="2664"/>
+          </w:tcPr>
+          <w:p>
+            <w:r/>
+            <w:r>
+              <w:rPr>
+                <w:sz w:val="17"/>
+              </w:rPr>
+              <w:t>Gửi khảo sát đánh giá &amp; tích điểm</w:t>
+            </w:r>
+          </w:p>
+        </w:tc>
+        <w:tc>
+          <w:tcPr>
+            <w:tcW w:type="dxa" w:w="720"/>
+          </w:tcPr>
+          <w:p>
+            <w:r/>
+            <w:r>
+              <w:rPr>
+                <w:sz w:val="17"/>
+              </w:rPr>
+              <w:t>VBA</w:t>
+            </w:r>
+          </w:p>
+        </w:tc>
+        <w:tc>
+          <w:tcPr>
+            <w:tcW w:type="dxa" w:w="2808"/>
+          </w:tcPr>
+          <w:p>
+            <w:r/>
+            <w:r>
+              <w:rPr>
+                <w:sz w:val="17"/>
+              </w:rPr>
+              <w:t>Giữ chân khách, tạo dữ liệu cải tiến</w:t>
+            </w:r>
+          </w:p>
+        </w:tc>
+        <w:tc>
+          <w:tcPr>
+            <w:tcW w:type="dxa" w:w="2808"/>
+          </w:tcPr>
+          <w:p>
+            <w:r/>
+            <w:r>
+              <w:rPr>
+                <w:sz w:val="17"/>
+              </w:rPr>
+              <w:t>Tự động hoá hoàn toàn qua App</w:t>
+            </w:r>
+          </w:p>
+        </w:tc>
+      </w:tr>
+    </w:tbl>
+    <w:p>
+      <w:pPr>
+        <w:spacing w:after="40"/>
+      </w:pPr>
+    </w:p>
+    <w:p>
+      <w:pPr>
+        <w:spacing w:after="60"/>
+      </w:pPr>
+      <w:r>
+        <w:rPr>
+          <w:i w:val="0"/>
+          <w:sz w:val="22"/>
+        </w:rPr>
+        <w:t>Nhận xét: 4/15 hoạt động là NVA, tập trung ở khâu xử lý sự cố (hết hàng, đổi trả) và khâu chờ điều phối shipper. Việc đưa Split/Join vào sơ đồ TO-BE (soạn hàng song song với điều phối shipper) đã xử lý được một phần lãng phí chờ đợi này.</w:t>
+      </w:r>
+    </w:p>
+    <w:p>
+      <w:pPr>
+        <w:spacing w:before="200" w:after="80"/>
+      </w:pPr>
+      <w:r>
+        <w:rPr>
+          <w:b/>
+          <w:sz w:val="23"/>
+        </w:rPr>
+        <w:t>B.1.2. Phân tích sự lãng phí (Move – Hold – Overdo)</w:t>
+      </w:r>
+    </w:p>
+    <w:tbl>
+      <w:tblPr>
+        <w:tblW w:type="auto" w:w="0"/>
+        <w:tblLook w:firstColumn="1" w:firstRow="1" w:lastColumn="0" w:lastRow="0" w:noHBand="0" w:noVBand="1" w:val="04A0"/>
+        <w:tblBorders>
+          <w:top w:val="single" w:sz="4" w:space="0" w:color="808080"/>
+          <w:left w:val="single" w:sz="4" w:space="0" w:color="808080"/>
+          <w:bottom w:val="single" w:sz="4" w:space="0" w:color="808080"/>
+          <w:right w:val="single" w:sz="4" w:space="0" w:color="808080"/>
+          <w:insideH w:val="single" w:sz="4" w:space="0" w:color="808080"/>
+          <w:insideV w:val="single" w:sz="4" w:space="0" w:color="808080"/>
+        </w:tblBorders>
+      </w:tblPr>
+      <w:tblGrid>
+        <w:gridCol w:w="2256"/>
+        <w:gridCol w:w="2256"/>
+        <w:gridCol w:w="2256"/>
+        <w:gridCol w:w="2256"/>
+      </w:tblGrid>
+      <w:tr>
+        <w:tc>
+          <w:tcPr>
+            <w:tcW w:type="dxa" w:w="1296"/>
+          </w:tcPr>
+          <w:p>
+            <w:r/>
+            <w:r>
+              <w:rPr>
+                <w:b/>
+                <w:sz w:val="17"/>
+              </w:rPr>
+              <w:t>Loại</w:t>
+            </w:r>
+          </w:p>
+        </w:tc>
+        <w:tc>
+          <w:tcPr>
+            <w:tcW w:type="dxa" w:w="2448"/>
+          </w:tcPr>
+          <w:p>
+            <w:r/>
+            <w:r>
+              <w:rPr>
+                <w:b/>
+                <w:sz w:val="17"/>
+              </w:rPr>
+              <w:t>Liệt kê lãng phí</w:t>
+            </w:r>
+          </w:p>
+        </w:tc>
+        <w:tc>
+          <w:tcPr>
+            <w:tcW w:type="dxa" w:w="3024"/>
+          </w:tcPr>
+          <w:p>
+            <w:r/>
+            <w:r>
+              <w:rPr>
+                <w:b/>
+                <w:sz w:val="17"/>
+              </w:rPr>
+              <w:t>Mô tả</w:t>
+            </w:r>
+          </w:p>
+        </w:tc>
+        <w:tc>
+          <w:tcPr>
+            <w:tcW w:type="dxa" w:w="2952"/>
+          </w:tcPr>
+          <w:p>
+            <w:r/>
+            <w:r>
+              <w:rPr>
+                <w:b/>
+                <w:sz w:val="17"/>
+              </w:rPr>
+              <w:t>Khắc phục</w:t>
+            </w:r>
+          </w:p>
+        </w:tc>
+      </w:tr>
+      <w:tr>
+        <w:tc>
+          <w:tcPr>
+            <w:tcW w:type="dxa" w:w="1296"/>
+          </w:tcPr>
+          <w:p>
+            <w:r/>
+            <w:r>
+              <w:rPr>
+                <w:sz w:val="17"/>
+              </w:rPr>
+              <w:t>Move</w:t>
+              <w:br/>
+              <w:t>(Di chuyển)</w:t>
+            </w:r>
+          </w:p>
+        </w:tc>
+        <w:tc>
+          <w:tcPr>
+            <w:tcW w:type="dxa" w:w="2448"/>
+          </w:tcPr>
+          <w:p>
+            <w:r/>
+            <w:r>
+              <w:rPr>
+                <w:sz w:val="17"/>
+              </w:rPr>
+              <w:t>Phiếu soạn hàng in ra rồi mang đi theo đơn</w:t>
+            </w:r>
+          </w:p>
+        </w:tc>
+        <w:tc>
+          <w:tcPr>
+            <w:tcW w:type="dxa" w:w="3024"/>
+          </w:tcPr>
+          <w:p>
+            <w:r/>
+            <w:r>
+              <w:rPr>
+                <w:sz w:val="17"/>
+              </w:rPr>
+              <w:t>Giấy đi vòng từ máy in → quầy soạn → đóng gói</w:t>
+            </w:r>
+          </w:p>
+        </w:tc>
+        <w:tc>
+          <w:tcPr>
+            <w:tcW w:type="dxa" w:w="2952"/>
+          </w:tcPr>
+          <w:p>
+            <w:r/>
+            <w:r>
+              <w:rPr>
+                <w:sz w:val="17"/>
+              </w:rPr>
+              <w:t>Màn hình/PDA tại quầy soạn, ký nhận điện tử</w:t>
+            </w:r>
+          </w:p>
+        </w:tc>
+      </w:tr>
+      <w:tr>
+        <w:tc>
+          <w:tcPr>
+            <w:tcW w:type="dxa" w:w="1296"/>
+          </w:tcPr>
+          <w:p>
+            <w:r/>
+            <w:r>
+              <w:rPr>
+                <w:sz w:val="17"/>
+              </w:rPr>
+              <w:t>Move</w:t>
+            </w:r>
+          </w:p>
+        </w:tc>
+        <w:tc>
+          <w:tcPr>
+            <w:tcW w:type="dxa" w:w="2448"/>
+          </w:tcPr>
+          <w:p>
+            <w:r/>
+            <w:r>
+              <w:rPr>
+                <w:sz w:val="17"/>
+              </w:rPr>
+              <w:t>NV soạn hàng đi lại nhiều lần giữa các quầy hàng</w:t>
+            </w:r>
+          </w:p>
+        </w:tc>
+        <w:tc>
+          <w:tcPr>
+            <w:tcW w:type="dxa" w:w="3024"/>
+          </w:tcPr>
+          <w:p>
+            <w:r/>
+            <w:r>
+              <w:rPr>
+                <w:sz w:val="17"/>
+              </w:rPr>
+              <w:t>Hàng tươi, hàng khô, hàng đông ở 3 khu khác nhau</w:t>
+            </w:r>
+          </w:p>
+        </w:tc>
+        <w:tc>
+          <w:tcPr>
+            <w:tcW w:type="dxa" w:w="2952"/>
+          </w:tcPr>
+          <w:p>
+            <w:r/>
+            <w:r>
+              <w:rPr>
+                <w:sz w:val="17"/>
+              </w:rPr>
+              <w:t>Sắp xếp phiếu soạn theo thứ tự vị trí quầy (pick path)</w:t>
+            </w:r>
+          </w:p>
+        </w:tc>
+      </w:tr>
+      <w:tr>
+        <w:tc>
+          <w:tcPr>
+            <w:tcW w:type="dxa" w:w="1296"/>
+          </w:tcPr>
+          <w:p>
+            <w:r/>
+            <w:r>
+              <w:rPr>
+                <w:sz w:val="17"/>
+              </w:rPr>
+              <w:t>Move</w:t>
+            </w:r>
+          </w:p>
+        </w:tc>
+        <w:tc>
+          <w:tcPr>
+            <w:tcW w:type="dxa" w:w="2448"/>
+          </w:tcPr>
+          <w:p>
+            <w:r/>
+            <w:r>
+              <w:rPr>
+                <w:sz w:val="17"/>
+              </w:rPr>
+              <w:t>Shipper quay về cửa hàng nhận từng đơn lẻ</w:t>
+            </w:r>
+          </w:p>
+        </w:tc>
+        <w:tc>
+          <w:tcPr>
+            <w:tcW w:type="dxa" w:w="3024"/>
+          </w:tcPr>
+          <w:p>
+            <w:r/>
+            <w:r>
+              <w:rPr>
+                <w:sz w:val="17"/>
+              </w:rPr>
+              <w:t>Mỗi chuyến chỉ 1–2 đơn, tốn quãng đường</w:t>
+            </w:r>
+          </w:p>
+        </w:tc>
+        <w:tc>
+          <w:tcPr>
+            <w:tcW w:type="dxa" w:w="2952"/>
+          </w:tcPr>
+          <w:p>
+            <w:r/>
+            <w:r>
+              <w:rPr>
+                <w:sz w:val="17"/>
+              </w:rPr>
+              <w:t>Gom đơn theo tuyến &amp; khung giờ</w:t>
+            </w:r>
+          </w:p>
+        </w:tc>
+      </w:tr>
+      <w:tr>
+        <w:tc>
+          <w:tcPr>
+            <w:tcW w:type="dxa" w:w="1296"/>
+          </w:tcPr>
+          <w:p>
+            <w:r/>
+            <w:r>
+              <w:rPr>
+                <w:sz w:val="17"/>
+              </w:rPr>
+              <w:t>Hold</w:t>
+              <w:br/>
+              <w:t>(Chờ đợi)</w:t>
+            </w:r>
+          </w:p>
+        </w:tc>
+        <w:tc>
+          <w:tcPr>
+            <w:tcW w:type="dxa" w:w="2448"/>
+          </w:tcPr>
+          <w:p>
+            <w:r/>
+            <w:r>
+              <w:rPr>
+                <w:sz w:val="17"/>
+              </w:rPr>
+              <w:t>Đơn chờ đến lượt soạn giờ cao điểm: 8–15 phút</w:t>
+            </w:r>
+          </w:p>
+        </w:tc>
+        <w:tc>
+          <w:tcPr>
+            <w:tcW w:type="dxa" w:w="3024"/>
+          </w:tcPr>
+          <w:p>
+            <w:r/>
+            <w:r>
+              <w:rPr>
+                <w:sz w:val="17"/>
+              </w:rPr>
+              <w:t>Đơn dồn khung 17–20h, NV soạn không đủ</w:t>
+            </w:r>
+          </w:p>
+        </w:tc>
+        <w:tc>
+          <w:tcPr>
+            <w:tcW w:type="dxa" w:w="2952"/>
+          </w:tcPr>
+          <w:p>
+            <w:r/>
+            <w:r>
+              <w:rPr>
+                <w:sz w:val="17"/>
+              </w:rPr>
+              <w:t>Tăng ca soạn hàng khung cao điểm; soạn trước hàng khô</w:t>
+            </w:r>
+          </w:p>
+        </w:tc>
+      </w:tr>
+      <w:tr>
+        <w:tc>
+          <w:tcPr>
+            <w:tcW w:type="dxa" w:w="1296"/>
+          </w:tcPr>
+          <w:p>
+            <w:r/>
+            <w:r>
+              <w:rPr>
+                <w:sz w:val="17"/>
+              </w:rPr>
+              <w:t>Hold</w:t>
+            </w:r>
+          </w:p>
+        </w:tc>
+        <w:tc>
+          <w:tcPr>
+            <w:tcW w:type="dxa" w:w="2448"/>
+          </w:tcPr>
+          <w:p>
+            <w:r/>
+            <w:r>
+              <w:rPr>
+                <w:sz w:val="17"/>
+              </w:rPr>
+              <w:t>Chờ shipper rảnh để gán tuyến: 10–20 phút</w:t>
+            </w:r>
+          </w:p>
+        </w:tc>
+        <w:tc>
+          <w:tcPr>
+            <w:tcW w:type="dxa" w:w="3024"/>
+          </w:tcPr>
+          <w:p>
+            <w:r/>
+            <w:r>
+              <w:rPr>
+                <w:sz w:val="17"/>
+              </w:rPr>
+              <w:t>Đặc biệt 19–21h, thiếu shipper</w:t>
+            </w:r>
+          </w:p>
+        </w:tc>
+        <w:tc>
+          <w:tcPr>
+            <w:tcW w:type="dxa" w:w="2952"/>
+          </w:tcPr>
+          <w:p>
+            <w:r/>
+            <w:r>
+              <w:rPr>
+                <w:sz w:val="17"/>
+              </w:rPr>
+              <w:t>Điều phối song song khi bắt đầu soạn hàng</w:t>
+            </w:r>
+          </w:p>
+        </w:tc>
+      </w:tr>
+      <w:tr>
+        <w:tc>
+          <w:tcPr>
+            <w:tcW w:type="dxa" w:w="1296"/>
+          </w:tcPr>
+          <w:p>
+            <w:r/>
+            <w:r>
+              <w:rPr>
+                <w:sz w:val="17"/>
+              </w:rPr>
+              <w:t>Hold</w:t>
+            </w:r>
+          </w:p>
+        </w:tc>
+        <w:tc>
+          <w:tcPr>
+            <w:tcW w:type="dxa" w:w="2448"/>
+          </w:tcPr>
+          <w:p>
+            <w:r/>
+            <w:r>
+              <w:rPr>
+                <w:sz w:val="17"/>
+              </w:rPr>
+              <w:t>Chờ khách nghe máy khi hết hàng: 3–10 phút</w:t>
+            </w:r>
+          </w:p>
+        </w:tc>
+        <w:tc>
+          <w:tcPr>
+            <w:tcW w:type="dxa" w:w="3024"/>
+          </w:tcPr>
+          <w:p>
+            <w:r/>
+            <w:r>
+              <w:rPr>
+                <w:sz w:val="17"/>
+              </w:rPr>
+              <w:t>Nhân viên tổng đài chờ máy, đơn treo</w:t>
+            </w:r>
+          </w:p>
+        </w:tc>
+        <w:tc>
+          <w:tcPr>
+            <w:tcW w:type="dxa" w:w="2952"/>
+          </w:tcPr>
+          <w:p>
+            <w:r/>
+            <w:r>
+              <w:rPr>
+                <w:sz w:val="17"/>
+              </w:rPr>
+              <w:t>Gợi ý thay thế ngay trên App, không cần gọi</w:t>
+            </w:r>
+          </w:p>
+        </w:tc>
+      </w:tr>
+      <w:tr>
+        <w:tc>
+          <w:tcPr>
+            <w:tcW w:type="dxa" w:w="1296"/>
+          </w:tcPr>
+          <w:p>
+            <w:r/>
+            <w:r>
+              <w:rPr>
+                <w:sz w:val="17"/>
+              </w:rPr>
+              <w:t>Hold</w:t>
+            </w:r>
+          </w:p>
+        </w:tc>
+        <w:tc>
+          <w:tcPr>
+            <w:tcW w:type="dxa" w:w="2448"/>
+          </w:tcPr>
+          <w:p>
+            <w:r/>
+            <w:r>
+              <w:rPr>
+                <w:sz w:val="17"/>
+              </w:rPr>
+              <w:t>Đơn chờ đối soát đến cuối ngày</w:t>
+            </w:r>
+          </w:p>
+        </w:tc>
+        <w:tc>
+          <w:tcPr>
+            <w:tcW w:type="dxa" w:w="3024"/>
+          </w:tcPr>
+          <w:p>
+            <w:r/>
+            <w:r>
+              <w:rPr>
+                <w:sz w:val="17"/>
+              </w:rPr>
+              <w:t>Doanh thu ghi nhận trễ 1 ngày</w:t>
+            </w:r>
+          </w:p>
+        </w:tc>
+        <w:tc>
+          <w:tcPr>
+            <w:tcW w:type="dxa" w:w="2952"/>
+          </w:tcPr>
+          <w:p>
+            <w:r/>
+            <w:r>
+              <w:rPr>
+                <w:sz w:val="17"/>
+              </w:rPr>
+              <w:t>Đối soát tự động theo phiên qua API</w:t>
+            </w:r>
+          </w:p>
+        </w:tc>
+      </w:tr>
+      <w:tr>
+        <w:tc>
+          <w:tcPr>
+            <w:tcW w:type="dxa" w:w="1296"/>
+          </w:tcPr>
+          <w:p>
+            <w:r/>
+            <w:r>
+              <w:rPr>
+                <w:sz w:val="17"/>
+              </w:rPr>
+              <w:t>Overdo</w:t>
+              <w:br/>
+              <w:t>(Làm dư)</w:t>
+            </w:r>
+          </w:p>
+        </w:tc>
+        <w:tc>
+          <w:tcPr>
+            <w:tcW w:type="dxa" w:w="2448"/>
+          </w:tcPr>
+          <w:p>
+            <w:r/>
+            <w:r>
+              <w:rPr>
+                <w:sz w:val="17"/>
+              </w:rPr>
+              <w:t>Kiểm hạn dùng thủ công từng món</w:t>
+            </w:r>
+          </w:p>
+        </w:tc>
+        <w:tc>
+          <w:tcPr>
+            <w:tcW w:type="dxa" w:w="3024"/>
+          </w:tcPr>
+          <w:p>
+            <w:r/>
+            <w:r>
+              <w:rPr>
+                <w:sz w:val="17"/>
+              </w:rPr>
+              <w:t>Mất thời gian, vẫn có sai sót</w:t>
+            </w:r>
+          </w:p>
+        </w:tc>
+        <w:tc>
+          <w:tcPr>
+            <w:tcW w:type="dxa" w:w="2952"/>
+          </w:tcPr>
+          <w:p>
+            <w:r/>
+            <w:r>
+              <w:rPr>
+                <w:sz w:val="17"/>
+              </w:rPr>
+              <w:t>Quét mã vạch có gắn hạn dùng (FEFO tự động)</w:t>
+            </w:r>
+          </w:p>
+        </w:tc>
+      </w:tr>
+      <w:tr>
+        <w:tc>
+          <w:tcPr>
+            <w:tcW w:type="dxa" w:w="1296"/>
+          </w:tcPr>
+          <w:p>
+            <w:r/>
+            <w:r>
+              <w:rPr>
+                <w:sz w:val="17"/>
+              </w:rPr>
+              <w:t>Overdo</w:t>
+            </w:r>
+          </w:p>
+        </w:tc>
+        <w:tc>
+          <w:tcPr>
+            <w:tcW w:type="dxa" w:w="2448"/>
+          </w:tcPr>
+          <w:p>
+            <w:r/>
+            <w:r>
+              <w:rPr>
+                <w:sz w:val="17"/>
+              </w:rPr>
+              <w:t>Ghi nhận trùng: App, phiếu soạn, sổ giao ca</w:t>
+            </w:r>
+          </w:p>
+        </w:tc>
+        <w:tc>
+          <w:tcPr>
+            <w:tcW w:type="dxa" w:w="3024"/>
+          </w:tcPr>
+          <w:p>
+            <w:r/>
+            <w:r>
+              <w:rPr>
+                <w:sz w:val="17"/>
+              </w:rPr>
+              <w:t>Cùng dữ liệu nhập nhiều nơi</w:t>
+            </w:r>
+          </w:p>
+        </w:tc>
+        <w:tc>
+          <w:tcPr>
+            <w:tcW w:type="dxa" w:w="2952"/>
+          </w:tcPr>
+          <w:p>
+            <w:r/>
+            <w:r>
+              <w:rPr>
+                <w:sz w:val="17"/>
+              </w:rPr>
+              <w:t>Một nguồn dữ liệu duy nhất trên hệ thống</w:t>
+            </w:r>
+          </w:p>
+        </w:tc>
+      </w:tr>
+      <w:tr>
+        <w:tc>
+          <w:tcPr>
+            <w:tcW w:type="dxa" w:w="1296"/>
+          </w:tcPr>
+          <w:p>
+            <w:r/>
+            <w:r>
+              <w:rPr>
+                <w:sz w:val="17"/>
+              </w:rPr>
+              <w:t>Overdo</w:t>
+            </w:r>
+          </w:p>
+        </w:tc>
+        <w:tc>
+          <w:tcPr>
+            <w:tcW w:type="dxa" w:w="2448"/>
+          </w:tcPr>
+          <w:p>
+            <w:r/>
+            <w:r>
+              <w:rPr>
+                <w:sz w:val="17"/>
+              </w:rPr>
+              <w:t>Gọi xác nhận đơn kể cả khi hàng còn đủ</w:t>
+            </w:r>
+          </w:p>
+        </w:tc>
+        <w:tc>
+          <w:tcPr>
+            <w:tcW w:type="dxa" w:w="3024"/>
+          </w:tcPr>
+          <w:p>
+            <w:r/>
+            <w:r>
+              <w:rPr>
+                <w:sz w:val="17"/>
+              </w:rPr>
+              <w:t>Cuộc gọi không cần thiết cho ~80% đơn</w:t>
+            </w:r>
+          </w:p>
+        </w:tc>
+        <w:tc>
+          <w:tcPr>
+            <w:tcW w:type="dxa" w:w="2952"/>
+          </w:tcPr>
+          <w:p>
+            <w:r/>
+            <w:r>
+              <w:rPr>
+                <w:sz w:val="17"/>
+              </w:rPr>
+              <w:t>Chỉ gọi khi thiếu hàng hoặc đơn giá trị lớn</w:t>
+            </w:r>
+          </w:p>
+        </w:tc>
+      </w:tr>
+    </w:tbl>
+    <w:p>
+      <w:pPr>
+        <w:spacing w:after="40"/>
+      </w:pPr>
+    </w:p>
+    <w:p>
+      <w:pPr>
+        <w:spacing w:before="200" w:after="80"/>
+      </w:pPr>
+      <w:r>
+        <w:rPr>
+          <w:b/>
+          <w:sz w:val="23"/>
+        </w:rPr>
+        <w:t>B.1.3. Phân tích các bên liên quan – Mô hình xương cá (Fishbone)</w:t>
+      </w:r>
+    </w:p>
+    <w:p>
+      <w:pPr>
+        <w:spacing w:after="60"/>
+      </w:pPr>
+      <w:r>
+        <w:rPr>
+          <w:i w:val="0"/>
+          <w:sz w:val="22"/>
+        </w:rPr>
+        <w:t>Vấn đề phân tích: Tỷ lệ giao hàng đúng hẹn trong 2–4 giờ chỉ đạt 85–90%, chưa đạt mục tiêu 100%.</w:t>
+      </w:r>
+    </w:p>
+    <w:p>
+      <w:pPr>
+        <w:jc w:val="center"/>
+      </w:pPr>
+      <w:r>
+        <w:drawing>
+          <wp:inline xmlns:a="http://schemas.openxmlformats.org/drawingml/2006/main" xmlns:pic="http://schemas.openxmlformats.org/drawingml/2006/picture">
+            <wp:extent cx="5852160" cy="2710474"/>
+            <wp:docPr id="2" name="Picture 2"/>
+            <wp:cNvGraphicFramePr>
+              <a:graphicFrameLocks noChangeAspect="1"/>
+            </wp:cNvGraphicFramePr>
+            <a:graphic>
+              <a:graphicData uri="http://schemas.openxmlformats.org/drawingml/2006/picture">
+                <pic:pic>
+                  <pic:nvPicPr>
+                    <pic:cNvPr id="0" name="Fishbone_DonHangOnline.png"/>
+                    <pic:cNvPicPr/>
+                  </pic:nvPicPr>
+                  <pic:blipFill>
+                    <a:blip r:embed="rId11"/>
+                    <a:stretch>
+                      <a:fillRect/>
+                    </a:stretch>
+                  </pic:blipFill>
+                  <pic:spPr>
+                    <a:xfrm>
+                      <a:off x="0" y="0"/>
+                      <a:ext cx="5852160" cy="2710474"/>
+                    </a:xfrm>
+                    <a:prstGeom prst="rect"/>
+                  </pic:spPr>
+                </pic:pic>
+              </a:graphicData>
+            </a:graphic>
+          </wp:inline>
+        </w:drawing>
+      </w:r>
+    </w:p>
+    <w:p>
+      <w:pPr>
+        <w:jc w:val="center"/>
+      </w:pPr>
+      <w:r>
+        <w:rPr>
+          <w:i/>
+          <w:sz w:val="19"/>
+        </w:rPr>
+        <w:t>Hình 2 – Sơ đồ xương cá phân tích nguyên nhân giao hàng trễ hẹn quy trình Đơn hàng Online</w:t>
+      </w:r>
+    </w:p>
+    <w:tbl>
+      <w:tblPr>
+        <w:tblW w:type="auto" w:w="0"/>
+        <w:tblLook w:firstColumn="1" w:firstRow="1" w:lastColumn="0" w:lastRow="0" w:noHBand="0" w:noVBand="1" w:val="04A0"/>
+        <w:tblBorders>
+          <w:top w:val="single" w:sz="4" w:space="0" w:color="808080"/>
+          <w:left w:val="single" w:sz="4" w:space="0" w:color="808080"/>
+          <w:bottom w:val="single" w:sz="4" w:space="0" w:color="808080"/>
+          <w:right w:val="single" w:sz="4" w:space="0" w:color="808080"/>
+          <w:insideH w:val="single" w:sz="4" w:space="0" w:color="808080"/>
+          <w:insideV w:val="single" w:sz="4" w:space="0" w:color="808080"/>
+        </w:tblBorders>
+      </w:tblPr>
+      <w:tblGrid>
+        <w:gridCol w:w="2256"/>
+        <w:gridCol w:w="2256"/>
+        <w:gridCol w:w="2256"/>
+        <w:gridCol w:w="2256"/>
+      </w:tblGrid>
+      <w:tr>
+        <w:tc>
+          <w:tcPr>
+            <w:tcW w:type="dxa" w:w="1800"/>
+          </w:tcPr>
+          <w:p>
+            <w:r/>
+            <w:r>
+              <w:rPr>
+                <w:b/>
+                <w:sz w:val="17"/>
+              </w:rPr>
+              <w:t>Nhóm nguyên nhân</w:t>
+            </w:r>
+          </w:p>
+        </w:tc>
+        <w:tc>
+          <w:tcPr>
+            <w:tcW w:type="dxa" w:w="2160"/>
+          </w:tcPr>
+          <w:p>
+            <w:r/>
+            <w:r>
+              <w:rPr>
+                <w:b/>
+                <w:sz w:val="17"/>
+              </w:rPr>
+              <w:t>Bên liên quan chịu trách nhiệm</w:t>
+            </w:r>
+          </w:p>
+        </w:tc>
+        <w:tc>
+          <w:tcPr>
+            <w:tcW w:type="dxa" w:w="3024"/>
+          </w:tcPr>
+          <w:p>
+            <w:r/>
+            <w:r>
+              <w:rPr>
+                <w:b/>
+                <w:sz w:val="17"/>
+              </w:rPr>
+              <w:t>Nguyên nhân gốc nổi bật</w:t>
+            </w:r>
+          </w:p>
+        </w:tc>
+        <w:tc>
+          <w:tcPr>
+            <w:tcW w:type="dxa" w:w="2736"/>
+          </w:tcPr>
+          <w:p>
+            <w:r/>
+            <w:r>
+              <w:rPr>
+                <w:b/>
+                <w:sz w:val="17"/>
+              </w:rPr>
+              <w:t>Hướng xử lý</w:t>
+            </w:r>
+          </w:p>
+        </w:tc>
+      </w:tr>
+      <w:tr>
+        <w:tc>
+          <w:tcPr>
+            <w:tcW w:type="dxa" w:w="1800"/>
+          </w:tcPr>
+          <w:p>
+            <w:r/>
+            <w:r>
+              <w:rPr>
+                <w:sz w:val="17"/>
+              </w:rPr>
+              <w:t>Con người (Man)</w:t>
+            </w:r>
+          </w:p>
+        </w:tc>
+        <w:tc>
+          <w:tcPr>
+            <w:tcW w:type="dxa" w:w="2160"/>
+          </w:tcPr>
+          <w:p>
+            <w:r/>
+            <w:r>
+              <w:rPr>
+                <w:sz w:val="17"/>
+              </w:rPr>
+              <w:t>Quản lý cửa hàng, Điều phối</w:t>
+            </w:r>
+          </w:p>
+        </w:tc>
+        <w:tc>
+          <w:tcPr>
+            <w:tcW w:type="dxa" w:w="3024"/>
+          </w:tcPr>
+          <w:p>
+            <w:r/>
+            <w:r>
+              <w:rPr>
+                <w:sz w:val="17"/>
+              </w:rPr>
+              <w:t>Thiếu NV soạn hàng &amp; shipper khung 19–21h</w:t>
+            </w:r>
+          </w:p>
+        </w:tc>
+        <w:tc>
+          <w:tcPr>
+            <w:tcW w:type="dxa" w:w="2736"/>
+          </w:tcPr>
+          <w:p>
+            <w:r/>
+            <w:r>
+              <w:rPr>
+                <w:sz w:val="17"/>
+              </w:rPr>
+              <w:t>Xếp ca theo mật độ đơn; huy động shipper đối tác giờ cao điểm</w:t>
+            </w:r>
+          </w:p>
+        </w:tc>
+      </w:tr>
+      <w:tr>
+        <w:tc>
+          <w:tcPr>
+            <w:tcW w:type="dxa" w:w="1800"/>
+          </w:tcPr>
+          <w:p>
+            <w:r/>
+            <w:r>
+              <w:rPr>
+                <w:sz w:val="17"/>
+              </w:rPr>
+              <w:t>Phương pháp (Method)</w:t>
+            </w:r>
+          </w:p>
+        </w:tc>
+        <w:tc>
+          <w:tcPr>
+            <w:tcW w:type="dxa" w:w="2160"/>
+          </w:tcPr>
+          <w:p>
+            <w:r/>
+            <w:r>
+              <w:rPr>
+                <w:sz w:val="17"/>
+              </w:rPr>
+              <w:t>Trưởng E-commerce</w:t>
+            </w:r>
+          </w:p>
+        </w:tc>
+        <w:tc>
+          <w:tcPr>
+            <w:tcW w:type="dxa" w:w="3024"/>
+          </w:tcPr>
+          <w:p>
+            <w:r/>
+            <w:r>
+              <w:rPr>
+                <w:sz w:val="17"/>
+              </w:rPr>
+              <w:t>Soạn hàng và điều phối làm tuần tự; không gom đơn theo tuyến</w:t>
+            </w:r>
+          </w:p>
+        </w:tc>
+        <w:tc>
+          <w:tcPr>
+            <w:tcW w:type="dxa" w:w="2736"/>
+          </w:tcPr>
+          <w:p>
+            <w:r/>
+            <w:r>
+              <w:rPr>
+                <w:sz w:val="17"/>
+              </w:rPr>
+              <w:t>Song song hoá (Split/Join); gom đơn cùng tuyến</w:t>
+            </w:r>
+          </w:p>
+        </w:tc>
+      </w:tr>
+      <w:tr>
+        <w:tc>
+          <w:tcPr>
+            <w:tcW w:type="dxa" w:w="1800"/>
+          </w:tcPr>
+          <w:p>
+            <w:r/>
+            <w:r>
+              <w:rPr>
+                <w:sz w:val="17"/>
+              </w:rPr>
+              <w:t>Hệ thống (Machine)</w:t>
+            </w:r>
+          </w:p>
+        </w:tc>
+        <w:tc>
+          <w:tcPr>
+            <w:tcW w:type="dxa" w:w="2160"/>
+          </w:tcPr>
+          <w:p>
+            <w:r/>
+            <w:r>
+              <w:rPr>
+                <w:sz w:val="17"/>
+              </w:rPr>
+              <w:t>BP CNTT</w:t>
+            </w:r>
+          </w:p>
+        </w:tc>
+        <w:tc>
+          <w:tcPr>
+            <w:tcW w:type="dxa" w:w="3024"/>
+          </w:tcPr>
+          <w:p>
+            <w:r/>
+            <w:r>
+              <w:rPr>
+                <w:sz w:val="17"/>
+              </w:rPr>
+              <w:t>Tồn kho App lệch tồn thực; chưa tự động gán shipper</w:t>
+            </w:r>
+          </w:p>
+        </w:tc>
+        <w:tc>
+          <w:tcPr>
+            <w:tcW w:type="dxa" w:w="2736"/>
+          </w:tcPr>
+          <w:p>
+            <w:r/>
+            <w:r>
+              <w:rPr>
+                <w:sz w:val="17"/>
+              </w:rPr>
+              <w:t>Đồng bộ tồn kho thời gian thực; thuật toán gán shipper theo tuyến</w:t>
+            </w:r>
+          </w:p>
+        </w:tc>
+      </w:tr>
+      <w:tr>
+        <w:tc>
+          <w:tcPr>
+            <w:tcW w:type="dxa" w:w="1800"/>
+          </w:tcPr>
+          <w:p>
+            <w:r/>
+            <w:r>
+              <w:rPr>
+                <w:sz w:val="17"/>
+              </w:rPr>
+              <w:t>Nguyên vật liệu (Material)</w:t>
+            </w:r>
+          </w:p>
+        </w:tc>
+        <w:tc>
+          <w:tcPr>
+            <w:tcW w:type="dxa" w:w="2160"/>
+          </w:tcPr>
+          <w:p>
+            <w:r/>
+            <w:r>
+              <w:rPr>
+                <w:sz w:val="17"/>
+              </w:rPr>
+              <w:t>BP Kho, Quản lý cửa hàng</w:t>
+            </w:r>
+          </w:p>
+        </w:tc>
+        <w:tc>
+          <w:tcPr>
+            <w:tcW w:type="dxa" w:w="3024"/>
+          </w:tcPr>
+          <w:p>
+            <w:r/>
+            <w:r>
+              <w:rPr>
+                <w:sz w:val="17"/>
+              </w:rPr>
+              <w:t>Hết hàng tươi; thiếu thùng giữ lạnh; xe lạnh hỏng</w:t>
+            </w:r>
+          </w:p>
+        </w:tc>
+        <w:tc>
+          <w:tcPr>
+            <w:tcW w:type="dxa" w:w="2736"/>
+          </w:tcPr>
+          <w:p>
+            <w:r/>
+            <w:r>
+              <w:rPr>
+                <w:sz w:val="17"/>
+              </w:rPr>
+              <w:t>Dự trữ vật tư đóng gói; xe lạnh dự phòng theo cụm cửa hàng</w:t>
+            </w:r>
+          </w:p>
+        </w:tc>
+      </w:tr>
+      <w:tr>
+        <w:tc>
+          <w:tcPr>
+            <w:tcW w:type="dxa" w:w="1800"/>
+          </w:tcPr>
+          <w:p>
+            <w:r/>
+            <w:r>
+              <w:rPr>
+                <w:sz w:val="17"/>
+              </w:rPr>
+              <w:t>Đo lường (Measurement)</w:t>
+            </w:r>
+          </w:p>
+        </w:tc>
+        <w:tc>
+          <w:tcPr>
+            <w:tcW w:type="dxa" w:w="2160"/>
+          </w:tcPr>
+          <w:p>
+            <w:r/>
+            <w:r>
+              <w:rPr>
+                <w:sz w:val="17"/>
+              </w:rPr>
+              <w:t>Trưởng E-commerce</w:t>
+            </w:r>
+          </w:p>
+        </w:tc>
+        <w:tc>
+          <w:tcPr>
+            <w:tcW w:type="dxa" w:w="3024"/>
+          </w:tcPr>
+          <w:p>
+            <w:r/>
+            <w:r>
+              <w:rPr>
+                <w:sz w:val="17"/>
+              </w:rPr>
+              <w:t>Không đo thời gian từng chặng; khiếu nại không phân loại</w:t>
+            </w:r>
+          </w:p>
+        </w:tc>
+        <w:tc>
+          <w:tcPr>
+            <w:tcW w:type="dxa" w:w="2736"/>
+          </w:tcPr>
+          <w:p>
+            <w:r/>
+            <w:r>
+              <w:rPr>
+                <w:sz w:val="17"/>
+              </w:rPr>
+              <w:t>Đo OTD theo chặng; phân loại nguyên nhân khiếu nại hằng tuần</w:t>
+            </w:r>
+          </w:p>
+        </w:tc>
+      </w:tr>
+      <w:tr>
+        <w:tc>
+          <w:tcPr>
+            <w:tcW w:type="dxa" w:w="1800"/>
+          </w:tcPr>
+          <w:p>
+            <w:r/>
+            <w:r>
+              <w:rPr>
+                <w:sz w:val="17"/>
+              </w:rPr>
+              <w:t>Môi trường (Environment)</w:t>
+            </w:r>
+          </w:p>
+        </w:tc>
+        <w:tc>
+          <w:tcPr>
+            <w:tcW w:type="dxa" w:w="2160"/>
+          </w:tcPr>
+          <w:p>
+            <w:r/>
+            <w:r>
+              <w:rPr>
+                <w:sz w:val="17"/>
+              </w:rPr>
+              <w:t>BGĐ</w:t>
+            </w:r>
+          </w:p>
+        </w:tc>
+        <w:tc>
+          <w:tcPr>
+            <w:tcW w:type="dxa" w:w="3024"/>
+          </w:tcPr>
+          <w:p>
+            <w:r/>
+            <w:r>
+              <w:rPr>
+                <w:sz w:val="17"/>
+              </w:rPr>
+              <w:t>Kẹt xe, mưa, đơn dồn khung 17–20h</w:t>
+            </w:r>
+          </w:p>
+        </w:tc>
+        <w:tc>
+          <w:tcPr>
+            <w:tcW w:type="dxa" w:w="2736"/>
+          </w:tcPr>
+          <w:p>
+            <w:r/>
+            <w:r>
+              <w:rPr>
+                <w:sz w:val="17"/>
+              </w:rPr>
+              <w:t>Khuyến mãi giờ thấp điểm để dàn tải; cam kết SLA theo khung giờ</w:t>
+            </w:r>
+          </w:p>
+        </w:tc>
+      </w:tr>
+    </w:tbl>
+    <w:p>
+      <w:pPr>
+        <w:spacing w:after="40"/>
+      </w:pPr>
+    </w:p>
+    <w:p>
+      <w:pPr>
+        <w:spacing w:before="200" w:after="80"/>
+      </w:pPr>
+      <w:r>
+        <w:rPr>
+          <w:b/>
+          <w:sz w:val="24"/>
+        </w:rPr>
+        <w:t>B.2. Phân tích định lượng</w:t>
+      </w:r>
+    </w:p>
+    <w:p>
+      <w:pPr>
+        <w:spacing w:after="60"/>
+      </w:pPr>
+      <w:r>
+        <w:rPr>
+          <w:i/>
+          <w:sz w:val="22"/>
+        </w:rPr>
+        <w:t>Giả định: 1 tháng = 26 ngày làm việc, 1 ngày = 8 giờ → 208 giờ/tháng. Đơn giá giờ = Lương tháng ÷ 208 giờ. Số liệu thời gian lấy theo bảng bước AS-IS (mục 2.6.4), tính cho 01 đơn hàng online thông thường.</w:t>
+      </w:r>
+    </w:p>
+    <w:p>
+      <w:pPr>
+        <w:spacing w:before="200" w:after="80"/>
+      </w:pPr>
+      <w:r>
+        <w:rPr>
+          <w:b/>
+          <w:sz w:val="23"/>
+        </w:rPr>
+        <w:t>B.2.1. Phân tích thời gian</w:t>
+      </w:r>
+    </w:p>
+    <w:tbl>
+      <w:tblPr>
+        <w:tblW w:type="auto" w:w="0"/>
+        <w:tblLook w:firstColumn="1" w:firstRow="1" w:lastColumn="0" w:lastRow="0" w:noHBand="0" w:noVBand="1" w:val="04A0"/>
+        <w:tblBorders>
+          <w:top w:val="single" w:sz="4" w:space="0" w:color="808080"/>
+          <w:left w:val="single" w:sz="4" w:space="0" w:color="808080"/>
+          <w:bottom w:val="single" w:sz="4" w:space="0" w:color="808080"/>
+          <w:right w:val="single" w:sz="4" w:space="0" w:color="808080"/>
+          <w:insideH w:val="single" w:sz="4" w:space="0" w:color="808080"/>
+          <w:insideV w:val="single" w:sz="4" w:space="0" w:color="808080"/>
+        </w:tblBorders>
+      </w:tblPr>
+      <w:tblGrid>
+        <w:gridCol w:w="1504"/>
+        <w:gridCol w:w="1504"/>
+        <w:gridCol w:w="1504"/>
+        <w:gridCol w:w="1504"/>
+        <w:gridCol w:w="1504"/>
+        <w:gridCol w:w="1504"/>
+      </w:tblGrid>
+      <w:tr>
+        <w:tc>
+          <w:tcPr>
+            <w:tcW w:type="dxa" w:w="648"/>
+          </w:tcPr>
+          <w:p>
+            <w:r/>
+            <w:r>
+              <w:rPr>
+                <w:b/>
+                <w:sz w:val="17"/>
+              </w:rPr>
+              <w:t>Bước</w:t>
+            </w:r>
+          </w:p>
+        </w:tc>
+        <w:tc>
+          <w:tcPr>
+            <w:tcW w:type="dxa" w:w="3600"/>
+          </w:tcPr>
+          <w:p>
+            <w:r/>
+            <w:r>
+              <w:rPr>
+                <w:b/>
+                <w:sz w:val="17"/>
+              </w:rPr>
+              <w:t>Hoạt động</w:t>
+            </w:r>
+          </w:p>
+        </w:tc>
+        <w:tc>
+          <w:tcPr>
+            <w:tcW w:type="dxa" w:w="1944"/>
+          </w:tcPr>
+          <w:p>
+            <w:r/>
+            <w:r>
+              <w:rPr>
+                <w:b/>
+                <w:sz w:val="17"/>
+              </w:rPr>
+              <w:t>Bộ phận</w:t>
+            </w:r>
+          </w:p>
+        </w:tc>
+        <w:tc>
+          <w:tcPr>
+            <w:tcW w:type="dxa" w:w="1152"/>
+          </w:tcPr>
+          <w:p>
+            <w:r/>
+            <w:r>
+              <w:rPr>
+                <w:b/>
+                <w:sz w:val="17"/>
+              </w:rPr>
+              <w:t>Chờ (phút)</w:t>
+            </w:r>
+          </w:p>
+        </w:tc>
+        <w:tc>
+          <w:tcPr>
+            <w:tcW w:type="dxa" w:w="1368"/>
+          </w:tcPr>
+          <w:p>
+            <w:r/>
+            <w:r>
+              <w:rPr>
+                <w:b/>
+                <w:sz w:val="17"/>
+              </w:rPr>
+              <w:t>Thao tác (phút)</w:t>
+            </w:r>
+          </w:p>
+        </w:tc>
+        <w:tc>
+          <w:tcPr>
+            <w:tcW w:type="dxa" w:w="792"/>
+          </w:tcPr>
+          <w:p>
+            <w:r/>
+            <w:r>
+              <w:rPr>
+                <w:b/>
+                <w:sz w:val="17"/>
+              </w:rPr>
+              <w:t>Loại</w:t>
+            </w:r>
+          </w:p>
+        </w:tc>
+      </w:tr>
+      <w:tr>
+        <w:tc>
+          <w:tcPr>
+            <w:tcW w:type="dxa" w:w="648"/>
+          </w:tcPr>
+          <w:p>
+            <w:r/>
+            <w:r>
+              <w:rPr>
+                <w:sz w:val="17"/>
+              </w:rPr>
+              <w:t>1</w:t>
+            </w:r>
+          </w:p>
+        </w:tc>
+        <w:tc>
+          <w:tcPr>
+            <w:tcW w:type="dxa" w:w="3600"/>
+          </w:tcPr>
+          <w:p>
+            <w:r/>
+            <w:r>
+              <w:rPr>
+                <w:sz w:val="17"/>
+              </w:rPr>
+              <w:t>Khách đặt hàng trên App/Web</w:t>
+            </w:r>
+          </w:p>
+        </w:tc>
+        <w:tc>
+          <w:tcPr>
+            <w:tcW w:type="dxa" w:w="1944"/>
+          </w:tcPr>
+          <w:p>
+            <w:r/>
+            <w:r>
+              <w:rPr>
+                <w:sz w:val="17"/>
+              </w:rPr>
+              <w:t>App / Hệ thống</w:t>
+            </w:r>
+          </w:p>
+        </w:tc>
+        <w:tc>
+          <w:tcPr>
+            <w:tcW w:type="dxa" w:w="1152"/>
+          </w:tcPr>
+          <w:p>
+            <w:r/>
+            <w:r>
+              <w:rPr>
+                <w:sz w:val="17"/>
+              </w:rPr>
+              <w:t>0</w:t>
+            </w:r>
+          </w:p>
+        </w:tc>
+        <w:tc>
+          <w:tcPr>
+            <w:tcW w:type="dxa" w:w="1368"/>
+          </w:tcPr>
+          <w:p>
+            <w:r/>
+            <w:r>
+              <w:rPr>
+                <w:sz w:val="17"/>
+              </w:rPr>
+              <w:t>7</w:t>
+            </w:r>
+          </w:p>
+        </w:tc>
+        <w:tc>
+          <w:tcPr>
+            <w:tcW w:type="dxa" w:w="792"/>
+          </w:tcPr>
+          <w:p>
+            <w:r/>
+            <w:r>
+              <w:rPr>
+                <w:sz w:val="17"/>
+              </w:rPr>
+              <w:t>VA</w:t>
+            </w:r>
+          </w:p>
+        </w:tc>
+      </w:tr>
+      <w:tr>
+        <w:tc>
+          <w:tcPr>
+            <w:tcW w:type="dxa" w:w="648"/>
+          </w:tcPr>
+          <w:p>
+            <w:r/>
+            <w:r>
+              <w:rPr>
+                <w:sz w:val="17"/>
+              </w:rPr>
+              <w:t>2</w:t>
+            </w:r>
+          </w:p>
+        </w:tc>
+        <w:tc>
+          <w:tcPr>
+            <w:tcW w:type="dxa" w:w="3600"/>
+          </w:tcPr>
+          <w:p>
+            <w:r/>
+            <w:r>
+              <w:rPr>
+                <w:sz w:val="17"/>
+              </w:rPr>
+              <w:t>Ghi nhận đơn, kiểm tồn kho</w:t>
+            </w:r>
+          </w:p>
+        </w:tc>
+        <w:tc>
+          <w:tcPr>
+            <w:tcW w:type="dxa" w:w="1944"/>
+          </w:tcPr>
+          <w:p>
+            <w:r/>
+            <w:r>
+              <w:rPr>
+                <w:sz w:val="17"/>
+              </w:rPr>
+              <w:t>App / Hệ thống</w:t>
+            </w:r>
+          </w:p>
+        </w:tc>
+        <w:tc>
+          <w:tcPr>
+            <w:tcW w:type="dxa" w:w="1152"/>
+          </w:tcPr>
+          <w:p>
+            <w:r/>
+            <w:r>
+              <w:rPr>
+                <w:sz w:val="17"/>
+              </w:rPr>
+              <w:t>0</w:t>
+            </w:r>
+          </w:p>
+        </w:tc>
+        <w:tc>
+          <w:tcPr>
+            <w:tcW w:type="dxa" w:w="1368"/>
+          </w:tcPr>
+          <w:p>
+            <w:r/>
+            <w:r>
+              <w:rPr>
+                <w:sz w:val="17"/>
+              </w:rPr>
+              <w:t>0,5</w:t>
+            </w:r>
+          </w:p>
+        </w:tc>
+        <w:tc>
+          <w:tcPr>
+            <w:tcW w:type="dxa" w:w="792"/>
+          </w:tcPr>
+          <w:p>
+            <w:r/>
+            <w:r>
+              <w:rPr>
+                <w:sz w:val="17"/>
+              </w:rPr>
+              <w:t>VBA</w:t>
+            </w:r>
+          </w:p>
+        </w:tc>
+      </w:tr>
+      <w:tr>
+        <w:tc>
+          <w:tcPr>
+            <w:tcW w:type="dxa" w:w="648"/>
+          </w:tcPr>
+          <w:p>
+            <w:r/>
+            <w:r>
+              <w:rPr>
+                <w:sz w:val="17"/>
+              </w:rPr>
+              <w:t>4</w:t>
+            </w:r>
+          </w:p>
+        </w:tc>
+        <w:tc>
+          <w:tcPr>
+            <w:tcW w:type="dxa" w:w="3600"/>
+          </w:tcPr>
+          <w:p>
+            <w:r/>
+            <w:r>
+              <w:rPr>
+                <w:sz w:val="17"/>
+              </w:rPr>
+              <w:t>Xác nhận đơn &amp; ghi nhận PTTT</w:t>
+            </w:r>
+          </w:p>
+        </w:tc>
+        <w:tc>
+          <w:tcPr>
+            <w:tcW w:type="dxa" w:w="1944"/>
+          </w:tcPr>
+          <w:p>
+            <w:r/>
+            <w:r>
+              <w:rPr>
+                <w:sz w:val="17"/>
+              </w:rPr>
+              <w:t>Tổng đài &amp; Điều phối</w:t>
+            </w:r>
+          </w:p>
+        </w:tc>
+        <w:tc>
+          <w:tcPr>
+            <w:tcW w:type="dxa" w:w="1152"/>
+          </w:tcPr>
+          <w:p>
+            <w:r/>
+            <w:r>
+              <w:rPr>
+                <w:sz w:val="17"/>
+              </w:rPr>
+              <w:t>3</w:t>
+            </w:r>
+          </w:p>
+        </w:tc>
+        <w:tc>
+          <w:tcPr>
+            <w:tcW w:type="dxa" w:w="1368"/>
+          </w:tcPr>
+          <w:p>
+            <w:r/>
+            <w:r>
+              <w:rPr>
+                <w:sz w:val="17"/>
+              </w:rPr>
+              <w:t>1</w:t>
+            </w:r>
+          </w:p>
+        </w:tc>
+        <w:tc>
+          <w:tcPr>
+            <w:tcW w:type="dxa" w:w="792"/>
+          </w:tcPr>
+          <w:p>
+            <w:r/>
+            <w:r>
+              <w:rPr>
+                <w:sz w:val="17"/>
+              </w:rPr>
+              <w:t>VBA</w:t>
+            </w:r>
+          </w:p>
+        </w:tc>
+      </w:tr>
+      <w:tr>
+        <w:tc>
+          <w:tcPr>
+            <w:tcW w:type="dxa" w:w="648"/>
+          </w:tcPr>
+          <w:p>
+            <w:r/>
+            <w:r>
+              <w:rPr>
+                <w:sz w:val="17"/>
+              </w:rPr>
+              <w:t>5</w:t>
+            </w:r>
+          </w:p>
+        </w:tc>
+        <w:tc>
+          <w:tcPr>
+            <w:tcW w:type="dxa" w:w="3600"/>
+          </w:tcPr>
+          <w:p>
+            <w:r/>
+            <w:r>
+              <w:rPr>
+                <w:sz w:val="17"/>
+              </w:rPr>
+              <w:t>Đẩy đơn về cửa hàng, in phiếu soạn</w:t>
+            </w:r>
+          </w:p>
+        </w:tc>
+        <w:tc>
+          <w:tcPr>
+            <w:tcW w:type="dxa" w:w="1944"/>
+          </w:tcPr>
+          <w:p>
+            <w:r/>
+            <w:r>
+              <w:rPr>
+                <w:sz w:val="17"/>
+              </w:rPr>
+              <w:t>Tổng đài &amp; Điều phối</w:t>
+            </w:r>
+          </w:p>
+        </w:tc>
+        <w:tc>
+          <w:tcPr>
+            <w:tcW w:type="dxa" w:w="1152"/>
+          </w:tcPr>
+          <w:p>
+            <w:r/>
+            <w:r>
+              <w:rPr>
+                <w:sz w:val="17"/>
+              </w:rPr>
+              <w:t>2</w:t>
+            </w:r>
+          </w:p>
+        </w:tc>
+        <w:tc>
+          <w:tcPr>
+            <w:tcW w:type="dxa" w:w="1368"/>
+          </w:tcPr>
+          <w:p>
+            <w:r/>
+            <w:r>
+              <w:rPr>
+                <w:sz w:val="17"/>
+              </w:rPr>
+              <w:t>2</w:t>
+            </w:r>
+          </w:p>
+        </w:tc>
+        <w:tc>
+          <w:tcPr>
+            <w:tcW w:type="dxa" w:w="792"/>
+          </w:tcPr>
+          <w:p>
+            <w:r/>
+            <w:r>
+              <w:rPr>
+                <w:sz w:val="17"/>
+              </w:rPr>
+              <w:t>NVA</w:t>
+            </w:r>
+          </w:p>
+        </w:tc>
+      </w:tr>
+      <w:tr>
+        <w:tc>
+          <w:tcPr>
+            <w:tcW w:type="dxa" w:w="648"/>
+          </w:tcPr>
+          <w:p>
+            <w:r/>
+            <w:r>
+              <w:rPr>
+                <w:sz w:val="17"/>
+              </w:rPr>
+              <w:t>6</w:t>
+            </w:r>
+          </w:p>
+        </w:tc>
+        <w:tc>
+          <w:tcPr>
+            <w:tcW w:type="dxa" w:w="3600"/>
+          </w:tcPr>
+          <w:p>
+            <w:r/>
+            <w:r>
+              <w:rPr>
+                <w:sz w:val="17"/>
+              </w:rPr>
+              <w:t>Soạn hàng, cân, kiểm hạn dùng</w:t>
+            </w:r>
+          </w:p>
+        </w:tc>
+        <w:tc>
+          <w:tcPr>
+            <w:tcW w:type="dxa" w:w="1944"/>
+          </w:tcPr>
+          <w:p>
+            <w:r/>
+            <w:r>
+              <w:rPr>
+                <w:sz w:val="17"/>
+              </w:rPr>
+              <w:t>NV soạn hàng</w:t>
+            </w:r>
+          </w:p>
+        </w:tc>
+        <w:tc>
+          <w:tcPr>
+            <w:tcW w:type="dxa" w:w="1152"/>
+          </w:tcPr>
+          <w:p>
+            <w:r/>
+            <w:r>
+              <w:rPr>
+                <w:sz w:val="17"/>
+              </w:rPr>
+              <w:t>8</w:t>
+            </w:r>
+          </w:p>
+        </w:tc>
+        <w:tc>
+          <w:tcPr>
+            <w:tcW w:type="dxa" w:w="1368"/>
+          </w:tcPr>
+          <w:p>
+            <w:r/>
+            <w:r>
+              <w:rPr>
+                <w:sz w:val="17"/>
+              </w:rPr>
+              <w:t>12</w:t>
+            </w:r>
+          </w:p>
+        </w:tc>
+        <w:tc>
+          <w:tcPr>
+            <w:tcW w:type="dxa" w:w="792"/>
+          </w:tcPr>
+          <w:p>
+            <w:r/>
+            <w:r>
+              <w:rPr>
+                <w:sz w:val="17"/>
+              </w:rPr>
+              <w:t>VA</w:t>
+            </w:r>
+          </w:p>
+        </w:tc>
+      </w:tr>
+      <w:tr>
+        <w:tc>
+          <w:tcPr>
+            <w:tcW w:type="dxa" w:w="648"/>
+          </w:tcPr>
+          <w:p>
+            <w:r/>
+            <w:r>
+              <w:rPr>
+                <w:sz w:val="17"/>
+              </w:rPr>
+              <w:t>7</w:t>
+            </w:r>
+          </w:p>
+        </w:tc>
+        <w:tc>
+          <w:tcPr>
+            <w:tcW w:type="dxa" w:w="3600"/>
+          </w:tcPr>
+          <w:p>
+            <w:r/>
+            <w:r>
+              <w:rPr>
+                <w:sz w:val="17"/>
+              </w:rPr>
+              <w:t>Đóng gói giữ lạnh, dán tem</w:t>
+            </w:r>
+          </w:p>
+        </w:tc>
+        <w:tc>
+          <w:tcPr>
+            <w:tcW w:type="dxa" w:w="1944"/>
+          </w:tcPr>
+          <w:p>
+            <w:r/>
+            <w:r>
+              <w:rPr>
+                <w:sz w:val="17"/>
+              </w:rPr>
+              <w:t>NV soạn hàng</w:t>
+            </w:r>
+          </w:p>
+        </w:tc>
+        <w:tc>
+          <w:tcPr>
+            <w:tcW w:type="dxa" w:w="1152"/>
+          </w:tcPr>
+          <w:p>
+            <w:r/>
+            <w:r>
+              <w:rPr>
+                <w:sz w:val="17"/>
+              </w:rPr>
+              <w:t>0</w:t>
+            </w:r>
+          </w:p>
+        </w:tc>
+        <w:tc>
+          <w:tcPr>
+            <w:tcW w:type="dxa" w:w="1368"/>
+          </w:tcPr>
+          <w:p>
+            <w:r/>
+            <w:r>
+              <w:rPr>
+                <w:sz w:val="17"/>
+              </w:rPr>
+              <w:t>7</w:t>
+            </w:r>
+          </w:p>
+        </w:tc>
+        <w:tc>
+          <w:tcPr>
+            <w:tcW w:type="dxa" w:w="792"/>
+          </w:tcPr>
+          <w:p>
+            <w:r/>
+            <w:r>
+              <w:rPr>
+                <w:sz w:val="17"/>
+              </w:rPr>
+              <w:t>VA</w:t>
+            </w:r>
+          </w:p>
+        </w:tc>
+      </w:tr>
+      <w:tr>
+        <w:tc>
+          <w:tcPr>
+            <w:tcW w:type="dxa" w:w="648"/>
+          </w:tcPr>
+          <w:p>
+            <w:r/>
+            <w:r>
+              <w:rPr>
+                <w:sz w:val="17"/>
+              </w:rPr>
+              <w:t>8</w:t>
+            </w:r>
+          </w:p>
+        </w:tc>
+        <w:tc>
+          <w:tcPr>
+            <w:tcW w:type="dxa" w:w="3600"/>
+          </w:tcPr>
+          <w:p>
+            <w:r/>
+            <w:r>
+              <w:rPr>
+                <w:sz w:val="17"/>
+              </w:rPr>
+              <w:t>Kiểm nhiệt độ thùng</w:t>
+            </w:r>
+          </w:p>
+        </w:tc>
+        <w:tc>
+          <w:tcPr>
+            <w:tcW w:type="dxa" w:w="1944"/>
+          </w:tcPr>
+          <w:p>
+            <w:r/>
+            <w:r>
+              <w:rPr>
+                <w:sz w:val="17"/>
+              </w:rPr>
+              <w:t>NV soạn hàng</w:t>
+            </w:r>
+          </w:p>
+        </w:tc>
+        <w:tc>
+          <w:tcPr>
+            <w:tcW w:type="dxa" w:w="1152"/>
+          </w:tcPr>
+          <w:p>
+            <w:r/>
+            <w:r>
+              <w:rPr>
+                <w:sz w:val="17"/>
+              </w:rPr>
+              <w:t>0</w:t>
+            </w:r>
+          </w:p>
+        </w:tc>
+        <w:tc>
+          <w:tcPr>
+            <w:tcW w:type="dxa" w:w="1368"/>
+          </w:tcPr>
+          <w:p>
+            <w:r/>
+            <w:r>
+              <w:rPr>
+                <w:sz w:val="17"/>
+              </w:rPr>
+              <w:t>2</w:t>
+            </w:r>
+          </w:p>
+        </w:tc>
+        <w:tc>
+          <w:tcPr>
+            <w:tcW w:type="dxa" w:w="792"/>
+          </w:tcPr>
+          <w:p>
+            <w:r/>
+            <w:r>
+              <w:rPr>
+                <w:sz w:val="17"/>
+              </w:rPr>
+              <w:t>VBA</w:t>
+            </w:r>
+          </w:p>
+        </w:tc>
+      </w:tr>
+      <w:tr>
+        <w:tc>
+          <w:tcPr>
+            <w:tcW w:type="dxa" w:w="648"/>
+          </w:tcPr>
+          <w:p>
+            <w:r/>
+            <w:r>
+              <w:rPr>
+                <w:sz w:val="17"/>
+              </w:rPr>
+              <w:t>9</w:t>
+            </w:r>
+          </w:p>
+        </w:tc>
+        <w:tc>
+          <w:tcPr>
+            <w:tcW w:type="dxa" w:w="3600"/>
+          </w:tcPr>
+          <w:p>
+            <w:r/>
+            <w:r>
+              <w:rPr>
+                <w:sz w:val="17"/>
+              </w:rPr>
+              <w:t>Điều phối &amp; gán shipper</w:t>
+            </w:r>
+          </w:p>
+        </w:tc>
+        <w:tc>
+          <w:tcPr>
+            <w:tcW w:type="dxa" w:w="1944"/>
+          </w:tcPr>
+          <w:p>
+            <w:r/>
+            <w:r>
+              <w:rPr>
+                <w:sz w:val="17"/>
+              </w:rPr>
+              <w:t>Tổng đài &amp; Điều phối</w:t>
+            </w:r>
+          </w:p>
+        </w:tc>
+        <w:tc>
+          <w:tcPr>
+            <w:tcW w:type="dxa" w:w="1152"/>
+          </w:tcPr>
+          <w:p>
+            <w:r/>
+            <w:r>
+              <w:rPr>
+                <w:sz w:val="17"/>
+              </w:rPr>
+              <w:t>10</w:t>
+            </w:r>
+          </w:p>
+        </w:tc>
+        <w:tc>
+          <w:tcPr>
+            <w:tcW w:type="dxa" w:w="1368"/>
+          </w:tcPr>
+          <w:p>
+            <w:r/>
+            <w:r>
+              <w:rPr>
+                <w:sz w:val="17"/>
+              </w:rPr>
+              <w:t>3</w:t>
+            </w:r>
+          </w:p>
+        </w:tc>
+        <w:tc>
+          <w:tcPr>
+            <w:tcW w:type="dxa" w:w="792"/>
+          </w:tcPr>
+          <w:p>
+            <w:r/>
+            <w:r>
+              <w:rPr>
+                <w:sz w:val="17"/>
+              </w:rPr>
+              <w:t>NVA</w:t>
+            </w:r>
+          </w:p>
+        </w:tc>
+      </w:tr>
+      <w:tr>
+        <w:tc>
+          <w:tcPr>
+            <w:tcW w:type="dxa" w:w="648"/>
+          </w:tcPr>
+          <w:p>
+            <w:r/>
+            <w:r>
+              <w:rPr>
+                <w:sz w:val="17"/>
+              </w:rPr>
+              <w:t>10</w:t>
+            </w:r>
+          </w:p>
+        </w:tc>
+        <w:tc>
+          <w:tcPr>
+            <w:tcW w:type="dxa" w:w="3600"/>
+          </w:tcPr>
+          <w:p>
+            <w:r/>
+            <w:r>
+              <w:rPr>
+                <w:sz w:val="17"/>
+              </w:rPr>
+              <w:t>Giao hàng trong 2–4 giờ</w:t>
+            </w:r>
+          </w:p>
+        </w:tc>
+        <w:tc>
+          <w:tcPr>
+            <w:tcW w:type="dxa" w:w="1944"/>
+          </w:tcPr>
+          <w:p>
+            <w:r/>
+            <w:r>
+              <w:rPr>
+                <w:sz w:val="17"/>
+              </w:rPr>
+              <w:t>Shipper</w:t>
+            </w:r>
+          </w:p>
+        </w:tc>
+        <w:tc>
+          <w:tcPr>
+            <w:tcW w:type="dxa" w:w="1152"/>
+          </w:tcPr>
+          <w:p>
+            <w:r/>
+            <w:r>
+              <w:rPr>
+                <w:sz w:val="17"/>
+              </w:rPr>
+              <w:t>0</w:t>
+            </w:r>
+          </w:p>
+        </w:tc>
+        <w:tc>
+          <w:tcPr>
+            <w:tcW w:type="dxa" w:w="1368"/>
+          </w:tcPr>
+          <w:p>
+            <w:r/>
+            <w:r>
+              <w:rPr>
+                <w:sz w:val="17"/>
+              </w:rPr>
+              <w:t>150</w:t>
+            </w:r>
+          </w:p>
+        </w:tc>
+        <w:tc>
+          <w:tcPr>
+            <w:tcW w:type="dxa" w:w="792"/>
+          </w:tcPr>
+          <w:p>
+            <w:r/>
+            <w:r>
+              <w:rPr>
+                <w:sz w:val="17"/>
+              </w:rPr>
+              <w:t>VA</w:t>
+            </w:r>
+          </w:p>
+        </w:tc>
+      </w:tr>
+      <w:tr>
+        <w:tc>
+          <w:tcPr>
+            <w:tcW w:type="dxa" w:w="648"/>
+          </w:tcPr>
+          <w:p>
+            <w:r/>
+            <w:r>
+              <w:rPr>
+                <w:sz w:val="17"/>
+              </w:rPr>
+              <w:t>11</w:t>
+            </w:r>
+          </w:p>
+        </w:tc>
+        <w:tc>
+          <w:tcPr>
+            <w:tcW w:type="dxa" w:w="3600"/>
+          </w:tcPr>
+          <w:p>
+            <w:r/>
+            <w:r>
+              <w:rPr>
+                <w:sz w:val="17"/>
+              </w:rPr>
+              <w:t>Khách nhận &amp; kiểm tra hàng</w:t>
+            </w:r>
+          </w:p>
+        </w:tc>
+        <w:tc>
+          <w:tcPr>
+            <w:tcW w:type="dxa" w:w="1944"/>
+          </w:tcPr>
+          <w:p>
+            <w:r/>
+            <w:r>
+              <w:rPr>
+                <w:sz w:val="17"/>
+              </w:rPr>
+              <w:t>App / Hệ thống</w:t>
+            </w:r>
+          </w:p>
+        </w:tc>
+        <w:tc>
+          <w:tcPr>
+            <w:tcW w:type="dxa" w:w="1152"/>
+          </w:tcPr>
+          <w:p>
+            <w:r/>
+            <w:r>
+              <w:rPr>
+                <w:sz w:val="17"/>
+              </w:rPr>
+              <w:t>0</w:t>
+            </w:r>
+          </w:p>
+        </w:tc>
+        <w:tc>
+          <w:tcPr>
+            <w:tcW w:type="dxa" w:w="1368"/>
+          </w:tcPr>
+          <w:p>
+            <w:r/>
+            <w:r>
+              <w:rPr>
+                <w:sz w:val="17"/>
+              </w:rPr>
+              <w:t>5</w:t>
+            </w:r>
+          </w:p>
+        </w:tc>
+        <w:tc>
+          <w:tcPr>
+            <w:tcW w:type="dxa" w:w="792"/>
+          </w:tcPr>
+          <w:p>
+            <w:r/>
+            <w:r>
+              <w:rPr>
+                <w:sz w:val="17"/>
+              </w:rPr>
+              <w:t>VA</w:t>
+            </w:r>
+          </w:p>
+        </w:tc>
+      </w:tr>
+      <w:tr>
+        <w:tc>
+          <w:tcPr>
+            <w:tcW w:type="dxa" w:w="648"/>
+          </w:tcPr>
+          <w:p>
+            <w:r/>
+            <w:r>
+              <w:rPr>
+                <w:sz w:val="17"/>
+              </w:rPr>
+              <w:t>13</w:t>
+            </w:r>
+          </w:p>
+        </w:tc>
+        <w:tc>
+          <w:tcPr>
+            <w:tcW w:type="dxa" w:w="3600"/>
+          </w:tcPr>
+          <w:p>
+            <w:r/>
+            <w:r>
+              <w:rPr>
+                <w:sz w:val="17"/>
+              </w:rPr>
+              <w:t>Thu tiền COD &amp; xác nhận POD</w:t>
+            </w:r>
+          </w:p>
+        </w:tc>
+        <w:tc>
+          <w:tcPr>
+            <w:tcW w:type="dxa" w:w="1944"/>
+          </w:tcPr>
+          <w:p>
+            <w:r/>
+            <w:r>
+              <w:rPr>
+                <w:sz w:val="17"/>
+              </w:rPr>
+              <w:t>Shipper</w:t>
+            </w:r>
+          </w:p>
+        </w:tc>
+        <w:tc>
+          <w:tcPr>
+            <w:tcW w:type="dxa" w:w="1152"/>
+          </w:tcPr>
+          <w:p>
+            <w:r/>
+            <w:r>
+              <w:rPr>
+                <w:sz w:val="17"/>
+              </w:rPr>
+              <w:t>0</w:t>
+            </w:r>
+          </w:p>
+        </w:tc>
+        <w:tc>
+          <w:tcPr>
+            <w:tcW w:type="dxa" w:w="1368"/>
+          </w:tcPr>
+          <w:p>
+            <w:r/>
+            <w:r>
+              <w:rPr>
+                <w:sz w:val="17"/>
+              </w:rPr>
+              <w:t>3</w:t>
+            </w:r>
+          </w:p>
+        </w:tc>
+        <w:tc>
+          <w:tcPr>
+            <w:tcW w:type="dxa" w:w="792"/>
+          </w:tcPr>
+          <w:p>
+            <w:r/>
+            <w:r>
+              <w:rPr>
+                <w:sz w:val="17"/>
+              </w:rPr>
+              <w:t>VBA</w:t>
+            </w:r>
+          </w:p>
+        </w:tc>
+      </w:tr>
+      <w:tr>
+        <w:tc>
+          <w:tcPr>
+            <w:tcW w:type="dxa" w:w="648"/>
+          </w:tcPr>
+          <w:p>
+            <w:r/>
+            <w:r>
+              <w:rPr>
+                <w:sz w:val="17"/>
+              </w:rPr>
+              <w:t>14</w:t>
+            </w:r>
+          </w:p>
+        </w:tc>
+        <w:tc>
+          <w:tcPr>
+            <w:tcW w:type="dxa" w:w="3600"/>
+          </w:tcPr>
+          <w:p>
+            <w:r/>
+            <w:r>
+              <w:rPr>
+                <w:sz w:val="17"/>
+              </w:rPr>
+              <w:t>Đối soát COD, ví điện tử</w:t>
+            </w:r>
+          </w:p>
+        </w:tc>
+        <w:tc>
+          <w:tcPr>
+            <w:tcW w:type="dxa" w:w="1944"/>
+          </w:tcPr>
+          <w:p>
+            <w:r/>
+            <w:r>
+              <w:rPr>
+                <w:sz w:val="17"/>
+              </w:rPr>
+              <w:t>BP Kế toán</w:t>
+            </w:r>
+          </w:p>
+        </w:tc>
+        <w:tc>
+          <w:tcPr>
+            <w:tcW w:type="dxa" w:w="1152"/>
+          </w:tcPr>
+          <w:p>
+            <w:r/>
+            <w:r>
+              <w:rPr>
+                <w:sz w:val="17"/>
+              </w:rPr>
+              <w:t>0</w:t>
+            </w:r>
+          </w:p>
+        </w:tc>
+        <w:tc>
+          <w:tcPr>
+            <w:tcW w:type="dxa" w:w="1368"/>
+          </w:tcPr>
+          <w:p>
+            <w:r/>
+            <w:r>
+              <w:rPr>
+                <w:sz w:val="17"/>
+              </w:rPr>
+              <w:t>2</w:t>
+            </w:r>
+          </w:p>
+        </w:tc>
+        <w:tc>
+          <w:tcPr>
+            <w:tcW w:type="dxa" w:w="792"/>
+          </w:tcPr>
+          <w:p>
+            <w:r/>
+            <w:r>
+              <w:rPr>
+                <w:sz w:val="17"/>
+              </w:rPr>
+              <w:t>VBA</w:t>
+            </w:r>
+          </w:p>
+        </w:tc>
+      </w:tr>
+      <w:tr>
+        <w:tc>
+          <w:tcPr>
+            <w:tcW w:type="dxa" w:w="648"/>
+          </w:tcPr>
+          <w:p>
+            <w:r/>
+            <w:r>
+              <w:rPr>
+                <w:sz w:val="17"/>
+              </w:rPr>
+            </w:r>
+          </w:p>
+        </w:tc>
+        <w:tc>
+          <w:tcPr>
+            <w:tcW w:type="dxa" w:w="3600"/>
+          </w:tcPr>
+          <w:p>
+            <w:r/>
+            <w:r>
+              <w:rPr>
+                <w:sz w:val="17"/>
+              </w:rPr>
+              <w:t>TỔNG CỘNG</w:t>
+            </w:r>
+          </w:p>
+        </w:tc>
+        <w:tc>
+          <w:tcPr>
+            <w:tcW w:type="dxa" w:w="1944"/>
+          </w:tcPr>
+          <w:p>
+            <w:r/>
+            <w:r>
+              <w:rPr>
+                <w:sz w:val="17"/>
+              </w:rPr>
+            </w:r>
+          </w:p>
+        </w:tc>
+        <w:tc>
+          <w:tcPr>
+            <w:tcW w:type="dxa" w:w="1152"/>
+          </w:tcPr>
+          <w:p>
+            <w:r/>
+            <w:r>
+              <w:rPr>
+                <w:sz w:val="17"/>
+              </w:rPr>
+              <w:t>23</w:t>
+            </w:r>
+          </w:p>
+        </w:tc>
+        <w:tc>
+          <w:tcPr>
+            <w:tcW w:type="dxa" w:w="1368"/>
+          </w:tcPr>
+          <w:p>
+            <w:r/>
+            <w:r>
+              <w:rPr>
+                <w:sz w:val="17"/>
+              </w:rPr>
+              <w:t>194,5</w:t>
+            </w:r>
+          </w:p>
+        </w:tc>
+        <w:tc>
+          <w:tcPr>
+            <w:tcW w:type="dxa" w:w="792"/>
+          </w:tcPr>
+          <w:p>
+            <w:r/>
+            <w:r>
+              <w:rPr>
+                <w:sz w:val="17"/>
+              </w:rPr>
+            </w:r>
+          </w:p>
+        </w:tc>
+      </w:tr>
+    </w:tbl>
+    <w:p>
+      <w:pPr>
+        <w:spacing w:after="40"/>
+      </w:pPr>
+    </w:p>
+    <w:tbl>
+      <w:tblPr>
+        <w:tblW w:type="auto" w:w="0"/>
+        <w:tblLook w:firstColumn="1" w:firstRow="1" w:lastColumn="0" w:lastRow="0" w:noHBand="0" w:noVBand="1" w:val="04A0"/>
+        <w:tblBorders>
+          <w:top w:val="single" w:sz="4" w:space="0" w:color="808080"/>
+          <w:left w:val="single" w:sz="4" w:space="0" w:color="808080"/>
+          <w:bottom w:val="single" w:sz="4" w:space="0" w:color="808080"/>
+          <w:right w:val="single" w:sz="4" w:space="0" w:color="808080"/>
+          <w:insideH w:val="single" w:sz="4" w:space="0" w:color="808080"/>
+          <w:insideV w:val="single" w:sz="4" w:space="0" w:color="808080"/>
+        </w:tblBorders>
+      </w:tblPr>
+      <w:tblGrid>
+        <w:gridCol w:w="3009"/>
+        <w:gridCol w:w="3009"/>
+        <w:gridCol w:w="3009"/>
+      </w:tblGrid>
+      <w:tr>
+        <w:tc>
+          <w:tcPr>
+            <w:tcW w:type="dxa" w:w="2592"/>
+          </w:tcPr>
+          <w:p>
+            <w:r/>
+            <w:r>
+              <w:rPr>
+                <w:b/>
+                <w:sz w:val="18"/>
+              </w:rPr>
+              <w:t>Chỉ tiêu</w:t>
+            </w:r>
+          </w:p>
+        </w:tc>
+        <w:tc>
+          <w:tcPr>
+            <w:tcW w:type="dxa" w:w="2736"/>
+          </w:tcPr>
+          <w:p>
+            <w:r/>
+            <w:r>
+              <w:rPr>
+                <w:b/>
+                <w:sz w:val="18"/>
+              </w:rPr>
+              <w:t>Giá trị</w:t>
+            </w:r>
+          </w:p>
+        </w:tc>
+        <w:tc>
+          <w:tcPr>
+            <w:tcW w:type="dxa" w:w="4320"/>
+          </w:tcPr>
+          <w:p>
+            <w:r/>
+            <w:r>
+              <w:rPr>
+                <w:b/>
+                <w:sz w:val="18"/>
+              </w:rPr>
+              <w:t>Diễn giải</w:t>
+            </w:r>
+          </w:p>
+        </w:tc>
+      </w:tr>
+      <w:tr>
+        <w:tc>
+          <w:tcPr>
+            <w:tcW w:type="dxa" w:w="2592"/>
+          </w:tcPr>
+          <w:p>
+            <w:r/>
+            <w:r>
+              <w:rPr>
+                <w:sz w:val="18"/>
+              </w:rPr>
+              <w:t>Tổng thời gian chờ</w:t>
+            </w:r>
+          </w:p>
+        </w:tc>
+        <w:tc>
+          <w:tcPr>
+            <w:tcW w:type="dxa" w:w="2736"/>
+          </w:tcPr>
+          <w:p>
+            <w:r/>
+            <w:r>
+              <w:rPr>
+                <w:sz w:val="18"/>
+              </w:rPr>
+              <w:t>23 phút</w:t>
+            </w:r>
+          </w:p>
+        </w:tc>
+        <w:tc>
+          <w:tcPr>
+            <w:tcW w:type="dxa" w:w="4320"/>
+          </w:tcPr>
+          <w:p>
+            <w:r/>
+            <w:r>
+              <w:rPr>
+                <w:sz w:val="18"/>
+              </w:rPr>
+              <w:t>Đơn nằm chờ soạn / chờ shipper / chờ khách nghe máy</w:t>
+            </w:r>
+          </w:p>
+        </w:tc>
+      </w:tr>
+      <w:tr>
+        <w:tc>
+          <w:tcPr>
+            <w:tcW w:type="dxa" w:w="2592"/>
+          </w:tcPr>
+          <w:p>
+            <w:r/>
+            <w:r>
+              <w:rPr>
+                <w:sz w:val="18"/>
+              </w:rPr>
+              <w:t>Tổng thời gian thao tác</w:t>
+            </w:r>
+          </w:p>
+        </w:tc>
+        <w:tc>
+          <w:tcPr>
+            <w:tcW w:type="dxa" w:w="2736"/>
+          </w:tcPr>
+          <w:p>
+            <w:r/>
+            <w:r>
+              <w:rPr>
+                <w:sz w:val="18"/>
+              </w:rPr>
+              <w:t>194,5 phút</w:t>
+            </w:r>
+          </w:p>
+        </w:tc>
+        <w:tc>
+          <w:tcPr>
+            <w:tcW w:type="dxa" w:w="4320"/>
+          </w:tcPr>
+          <w:p>
+            <w:r/>
+            <w:r>
+              <w:rPr>
+                <w:sz w:val="18"/>
+              </w:rPr>
+              <w:t>Thời gian thực sự có người xử lý</w:t>
+            </w:r>
+          </w:p>
+        </w:tc>
+      </w:tr>
+      <w:tr>
+        <w:tc>
+          <w:tcPr>
+            <w:tcW w:type="dxa" w:w="2592"/>
+          </w:tcPr>
+          <w:p>
+            <w:r/>
+            <w:r>
+              <w:rPr>
+                <w:sz w:val="18"/>
+              </w:rPr>
+              <w:t>Lead time 1 đơn hàng</w:t>
+            </w:r>
+          </w:p>
+        </w:tc>
+        <w:tc>
+          <w:tcPr>
+            <w:tcW w:type="dxa" w:w="2736"/>
+          </w:tcPr>
+          <w:p>
+            <w:r/>
+            <w:r>
+              <w:rPr>
+                <w:sz w:val="18"/>
+              </w:rPr>
+              <w:t>217,5 phút ≈ 3,6 giờ</w:t>
+            </w:r>
+          </w:p>
+        </w:tc>
+        <w:tc>
+          <w:tcPr>
+            <w:tcW w:type="dxa" w:w="4320"/>
+          </w:tcPr>
+          <w:p>
+            <w:r/>
+            <w:r>
+              <w:rPr>
+                <w:sz w:val="18"/>
+              </w:rPr>
+              <w:t>So với cam kết 2–4 giờ với khách</w:t>
+            </w:r>
+          </w:p>
+        </w:tc>
+      </w:tr>
+      <w:tr>
+        <w:tc>
+          <w:tcPr>
+            <w:tcW w:type="dxa" w:w="2592"/>
+          </w:tcPr>
+          <w:p>
+            <w:r/>
+            <w:r>
+              <w:rPr>
+                <w:sz w:val="18"/>
+              </w:rPr>
+              <w:t>Thời gian tạo giá trị (VA)</w:t>
+            </w:r>
+          </w:p>
+        </w:tc>
+        <w:tc>
+          <w:tcPr>
+            <w:tcW w:type="dxa" w:w="2736"/>
+          </w:tcPr>
+          <w:p>
+            <w:r/>
+            <w:r>
+              <w:rPr>
+                <w:sz w:val="18"/>
+              </w:rPr>
+              <w:t>181 phút</w:t>
+            </w:r>
+          </w:p>
+        </w:tc>
+        <w:tc>
+          <w:tcPr>
+            <w:tcW w:type="dxa" w:w="4320"/>
+          </w:tcPr>
+          <w:p>
+            <w:r/>
+            <w:r>
+              <w:rPr>
+                <w:sz w:val="18"/>
+              </w:rPr>
+              <w:t>Đặt hàng, soạn, đóng gói, giao, khách nhận</w:t>
+            </w:r>
+          </w:p>
+        </w:tc>
+      </w:tr>
+      <w:tr>
+        <w:tc>
+          <w:tcPr>
+            <w:tcW w:type="dxa" w:w="2592"/>
+          </w:tcPr>
+          <w:p>
+            <w:r/>
+            <w:r>
+              <w:rPr>
+                <w:sz w:val="18"/>
+              </w:rPr>
+              <w:t>Hiệu suất chu trình (PCE)</w:t>
+            </w:r>
+          </w:p>
+        </w:tc>
+        <w:tc>
+          <w:tcPr>
+            <w:tcW w:type="dxa" w:w="2736"/>
+          </w:tcPr>
+          <w:p>
+            <w:r/>
+            <w:r>
+              <w:rPr>
+                <w:sz w:val="18"/>
+              </w:rPr>
+              <w:t>83,2 %</w:t>
+            </w:r>
+          </w:p>
+        </w:tc>
+        <w:tc>
+          <w:tcPr>
+            <w:tcW w:type="dxa" w:w="4320"/>
+          </w:tcPr>
+          <w:p>
+            <w:r/>
+            <w:r>
+              <w:rPr>
+                <w:sz w:val="18"/>
+              </w:rPr>
+              <w:t>PCE = Thời gian VA ÷ Lead time</w:t>
+            </w:r>
+          </w:p>
+        </w:tc>
+      </w:tr>
+    </w:tbl>
+    <w:p>
+      <w:pPr>
+        <w:spacing w:after="40"/>
+      </w:pPr>
+    </w:p>
+    <w:p>
+      <w:pPr>
+        <w:spacing w:after="60"/>
+      </w:pPr>
+      <w:r>
+        <w:rPr>
+          <w:i w:val="0"/>
+          <w:sz w:val="22"/>
+        </w:rPr>
+        <w:t>Nhận xét: lead time 3,6 giờ vẫn nằm trong cam kết 2–4 giờ, nhưng 23 phút chờ đợi (chờ soạn 8 phút, chờ shipper 10 phút) là phần dễ vỡ cam kết nhất vào giờ cao điểm, Áp dụng Split/Join (điều phối shipper song song với soạn hàng) giúp loại bỏ phần lớn 10 phút chờ shipper, rút lead time xuống khoảng 3,5 giờ,</w:t>
+      </w:r>
+    </w:p>
+    <w:p>
+      <w:pPr>
+        <w:spacing w:before="200" w:after="80"/>
+      </w:pPr>
+      <w:r>
+        <w:rPr>
+          <w:b/>
+          <w:sz w:val="23"/>
+        </w:rPr>
+        <w:t>B.2.2. Phân tích chất lượng</w:t>
+      </w:r>
+    </w:p>
+    <w:tbl>
+      <w:tblPr>
+        <w:tblW w:type="auto" w:w="0"/>
+        <w:tblLook w:firstColumn="1" w:firstRow="1" w:lastColumn="0" w:lastRow="0" w:noHBand="0" w:noVBand="1" w:val="04A0"/>
+        <w:tblBorders>
+          <w:top w:val="single" w:sz="4" w:space="0" w:color="808080"/>
+          <w:left w:val="single" w:sz="4" w:space="0" w:color="808080"/>
+          <w:bottom w:val="single" w:sz="4" w:space="0" w:color="808080"/>
+          <w:right w:val="single" w:sz="4" w:space="0" w:color="808080"/>
+          <w:insideH w:val="single" w:sz="4" w:space="0" w:color="808080"/>
+          <w:insideV w:val="single" w:sz="4" w:space="0" w:color="808080"/>
+        </w:tblBorders>
+      </w:tblPr>
+      <w:tblGrid>
+        <w:gridCol w:w="1805"/>
+        <w:gridCol w:w="1805"/>
+        <w:gridCol w:w="1805"/>
+        <w:gridCol w:w="1805"/>
+        <w:gridCol w:w="1805"/>
+      </w:tblGrid>
+      <w:tr>
+        <w:tc>
+          <w:tcPr>
+            <w:tcW w:type="dxa" w:w="2304"/>
+          </w:tcPr>
+          <w:p>
+            <w:r/>
+            <w:r>
+              <w:rPr>
+                <w:b/>
+                <w:sz w:val="17"/>
+              </w:rPr>
+              <w:t>Chỉ tiêu chất lượng</w:t>
+            </w:r>
+          </w:p>
+        </w:tc>
+        <w:tc>
+          <w:tcPr>
+            <w:tcW w:type="dxa" w:w="2232"/>
+          </w:tcPr>
+          <w:p>
+            <w:r/>
+            <w:r>
+              <w:rPr>
+                <w:b/>
+                <w:sz w:val="17"/>
+              </w:rPr>
+              <w:t>Cách tính</w:t>
+            </w:r>
+          </w:p>
+        </w:tc>
+        <w:tc>
+          <w:tcPr>
+            <w:tcW w:type="dxa" w:w="1224"/>
+          </w:tcPr>
+          <w:p>
+            <w:r/>
+            <w:r>
+              <w:rPr>
+                <w:b/>
+                <w:sz w:val="17"/>
+              </w:rPr>
+              <w:t>Hiện trạng</w:t>
+            </w:r>
+          </w:p>
+        </w:tc>
+        <w:tc>
+          <w:tcPr>
+            <w:tcW w:type="dxa" w:w="1008"/>
+          </w:tcPr>
+          <w:p>
+            <w:r/>
+            <w:r>
+              <w:rPr>
+                <w:b/>
+                <w:sz w:val="17"/>
+              </w:rPr>
+              <w:t>Mục tiêu</w:t>
+            </w:r>
+          </w:p>
+        </w:tc>
+        <w:tc>
+          <w:tcPr>
+            <w:tcW w:type="dxa" w:w="2952"/>
+          </w:tcPr>
+          <w:p>
+            <w:r/>
+            <w:r>
+              <w:rPr>
+                <w:b/>
+                <w:sz w:val="17"/>
+              </w:rPr>
+              <w:t>Khắc phục</w:t>
+            </w:r>
+          </w:p>
+        </w:tc>
+      </w:tr>
+      <w:tr>
+        <w:tc>
+          <w:tcPr>
+            <w:tcW w:type="dxa" w:w="2304"/>
+          </w:tcPr>
+          <w:p>
+            <w:r/>
+            <w:r>
+              <w:rPr>
+                <w:sz w:val="17"/>
+              </w:rPr>
+              <w:t>Giao hàng đúng hẹn (OTD)</w:t>
+            </w:r>
+          </w:p>
+        </w:tc>
+        <w:tc>
+          <w:tcPr>
+            <w:tcW w:type="dxa" w:w="2232"/>
+          </w:tcPr>
+          <w:p>
+            <w:r/>
+            <w:r>
+              <w:rPr>
+                <w:sz w:val="17"/>
+              </w:rPr>
+              <w:t>Đơn giao đúng hẹn ÷ Tổng đơn</w:t>
+            </w:r>
+          </w:p>
+        </w:tc>
+        <w:tc>
+          <w:tcPr>
+            <w:tcW w:type="dxa" w:w="1224"/>
+          </w:tcPr>
+          <w:p>
+            <w:r/>
+            <w:r>
+              <w:rPr>
+                <w:sz w:val="17"/>
+              </w:rPr>
+              <w:t>85–90%</w:t>
+            </w:r>
+          </w:p>
+        </w:tc>
+        <w:tc>
+          <w:tcPr>
+            <w:tcW w:type="dxa" w:w="1008"/>
+          </w:tcPr>
+          <w:p>
+            <w:r/>
+            <w:r>
+              <w:rPr>
+                <w:sz w:val="17"/>
+              </w:rPr>
+              <w:t>100%</w:t>
+            </w:r>
+          </w:p>
+        </w:tc>
+        <w:tc>
+          <w:tcPr>
+            <w:tcW w:type="dxa" w:w="2952"/>
+          </w:tcPr>
+          <w:p>
+            <w:r/>
+            <w:r>
+              <w:rPr>
+                <w:sz w:val="17"/>
+              </w:rPr>
+              <w:t>Song song hoá soạn hàng – điều phối; gom đơn theo tuyến</w:t>
+            </w:r>
+          </w:p>
+        </w:tc>
+      </w:tr>
+      <w:tr>
+        <w:tc>
+          <w:tcPr>
+            <w:tcW w:type="dxa" w:w="2304"/>
+          </w:tcPr>
+          <w:p>
+            <w:r/>
+            <w:r>
+              <w:rPr>
+                <w:sz w:val="17"/>
+              </w:rPr>
+              <w:t>Giao thành công lần đầu (FSOT)</w:t>
+            </w:r>
+          </w:p>
+        </w:tc>
+        <w:tc>
+          <w:tcPr>
+            <w:tcW w:type="dxa" w:w="2232"/>
+          </w:tcPr>
+          <w:p>
+            <w:r/>
+            <w:r>
+              <w:rPr>
+                <w:sz w:val="17"/>
+              </w:rPr>
+              <w:t>Đơn giao thành công lần 1 ÷ Tổng đơn</w:t>
+            </w:r>
+          </w:p>
+        </w:tc>
+        <w:tc>
+          <w:tcPr>
+            <w:tcW w:type="dxa" w:w="1224"/>
+          </w:tcPr>
+          <w:p>
+            <w:r/>
+            <w:r>
+              <w:rPr>
+                <w:sz w:val="17"/>
+              </w:rPr>
+              <w:t>92–94%</w:t>
+            </w:r>
+          </w:p>
+        </w:tc>
+        <w:tc>
+          <w:tcPr>
+            <w:tcW w:type="dxa" w:w="1008"/>
+          </w:tcPr>
+          <w:p>
+            <w:r/>
+            <w:r>
+              <w:rPr>
+                <w:sz w:val="17"/>
+              </w:rPr>
+              <w:t>&gt; 95%</w:t>
+            </w:r>
+          </w:p>
+        </w:tc>
+        <w:tc>
+          <w:tcPr>
+            <w:tcW w:type="dxa" w:w="2952"/>
+          </w:tcPr>
+          <w:p>
+            <w:r/>
+            <w:r>
+              <w:rPr>
+                <w:sz w:val="17"/>
+              </w:rPr>
+              <w:t>Xác nhận khung giờ nhận hàng khi đặt</w:t>
+            </w:r>
+          </w:p>
+        </w:tc>
+      </w:tr>
+      <w:tr>
+        <w:tc>
+          <w:tcPr>
+            <w:tcW w:type="dxa" w:w="2304"/>
+          </w:tcPr>
+          <w:p>
+            <w:r/>
+            <w:r>
+              <w:rPr>
+                <w:sz w:val="17"/>
+              </w:rPr>
+              <w:t>Độ chính xác soạn hàng</w:t>
+            </w:r>
+          </w:p>
+        </w:tc>
+        <w:tc>
+          <w:tcPr>
+            <w:tcW w:type="dxa" w:w="2232"/>
+          </w:tcPr>
+          <w:p>
+            <w:r/>
+            <w:r>
+              <w:rPr>
+                <w:sz w:val="17"/>
+              </w:rPr>
+              <w:t>Đơn đúng hàng ÷ Tổng đơn</w:t>
+            </w:r>
+          </w:p>
+        </w:tc>
+        <w:tc>
+          <w:tcPr>
+            <w:tcW w:type="dxa" w:w="1224"/>
+          </w:tcPr>
+          <w:p>
+            <w:r/>
+            <w:r>
+              <w:rPr>
+                <w:sz w:val="17"/>
+              </w:rPr>
+              <w:t>96–97%</w:t>
+            </w:r>
+          </w:p>
+        </w:tc>
+        <w:tc>
+          <w:tcPr>
+            <w:tcW w:type="dxa" w:w="1008"/>
+          </w:tcPr>
+          <w:p>
+            <w:r/>
+            <w:r>
+              <w:rPr>
+                <w:sz w:val="17"/>
+              </w:rPr>
+              <w:t>&gt; 98%</w:t>
+            </w:r>
+          </w:p>
+        </w:tc>
+        <w:tc>
+          <w:tcPr>
+            <w:tcW w:type="dxa" w:w="2952"/>
+          </w:tcPr>
+          <w:p>
+            <w:r/>
+            <w:r>
+              <w:rPr>
+                <w:sz w:val="17"/>
+              </w:rPr>
+              <w:t>Quét mã vạch khi soạn; kiểm chéo trước đóng gói</w:t>
+            </w:r>
+          </w:p>
+        </w:tc>
+      </w:tr>
+      <w:tr>
+        <w:tc>
+          <w:tcPr>
+            <w:tcW w:type="dxa" w:w="2304"/>
+          </w:tcPr>
+          <w:p>
+            <w:r/>
+            <w:r>
+              <w:rPr>
+                <w:sz w:val="17"/>
+              </w:rPr>
+              <w:t>Tỷ lệ khiếu nại chất lượng</w:t>
+            </w:r>
+          </w:p>
+        </w:tc>
+        <w:tc>
+          <w:tcPr>
+            <w:tcW w:type="dxa" w:w="2232"/>
+          </w:tcPr>
+          <w:p>
+            <w:r/>
+            <w:r>
+              <w:rPr>
+                <w:sz w:val="17"/>
+              </w:rPr>
+              <w:t>Đơn khiếu nại ÷ Tổng đơn</w:t>
+            </w:r>
+          </w:p>
+        </w:tc>
+        <w:tc>
+          <w:tcPr>
+            <w:tcW w:type="dxa" w:w="1224"/>
+          </w:tcPr>
+          <w:p>
+            <w:r/>
+            <w:r>
+              <w:rPr>
+                <w:sz w:val="17"/>
+              </w:rPr>
+              <w:t>3–4%</w:t>
+            </w:r>
+          </w:p>
+        </w:tc>
+        <w:tc>
+          <w:tcPr>
+            <w:tcW w:type="dxa" w:w="1008"/>
+          </w:tcPr>
+          <w:p>
+            <w:r/>
+            <w:r>
+              <w:rPr>
+                <w:sz w:val="17"/>
+              </w:rPr>
+              <w:t>&lt; 2%</w:t>
+            </w:r>
+          </w:p>
+        </w:tc>
+        <w:tc>
+          <w:tcPr>
+            <w:tcW w:type="dxa" w:w="2952"/>
+          </w:tcPr>
+          <w:p>
+            <w:r/>
+            <w:r>
+              <w:rPr>
+                <w:sz w:val="17"/>
+              </w:rPr>
+              <w:t>Kiểm nhiệt độ bắt buộc; nhãn cảm biến nhiệt</w:t>
+            </w:r>
+          </w:p>
+        </w:tc>
+      </w:tr>
+      <w:tr>
+        <w:tc>
+          <w:tcPr>
+            <w:tcW w:type="dxa" w:w="2304"/>
+          </w:tcPr>
+          <w:p>
+            <w:r/>
+            <w:r>
+              <w:rPr>
+                <w:sz w:val="17"/>
+              </w:rPr>
+              <w:t>Thời gian soạn hàng</w:t>
+            </w:r>
+          </w:p>
+        </w:tc>
+        <w:tc>
+          <w:tcPr>
+            <w:tcW w:type="dxa" w:w="2232"/>
+          </w:tcPr>
+          <w:p>
+            <w:r/>
+            <w:r>
+              <w:rPr>
+                <w:sz w:val="17"/>
+              </w:rPr>
+              <w:t>Từ nhận phiếu đến sẵn sàng giao</w:t>
+            </w:r>
+          </w:p>
+        </w:tc>
+        <w:tc>
+          <w:tcPr>
+            <w:tcW w:type="dxa" w:w="1224"/>
+          </w:tcPr>
+          <w:p>
+            <w:r/>
+            <w:r>
+              <w:rPr>
+                <w:sz w:val="17"/>
+              </w:rPr>
+              <w:t>22–25 phút</w:t>
+            </w:r>
+          </w:p>
+        </w:tc>
+        <w:tc>
+          <w:tcPr>
+            <w:tcW w:type="dxa" w:w="1008"/>
+          </w:tcPr>
+          <w:p>
+            <w:r/>
+            <w:r>
+              <w:rPr>
+                <w:sz w:val="17"/>
+              </w:rPr>
+              <w:t>&lt; 20 phút</w:t>
+            </w:r>
+          </w:p>
+        </w:tc>
+        <w:tc>
+          <w:tcPr>
+            <w:tcW w:type="dxa" w:w="2952"/>
+          </w:tcPr>
+          <w:p>
+            <w:r/>
+            <w:r>
+              <w:rPr>
+                <w:sz w:val="17"/>
+              </w:rPr>
+              <w:t>Sắp phiếu theo vị trí quầy; khu soạn riêng cho đơn online</w:t>
+            </w:r>
+          </w:p>
+        </w:tc>
+      </w:tr>
+    </w:tbl>
+    <w:p>
+      <w:pPr>
+        <w:spacing w:after="40"/>
+      </w:pPr>
+    </w:p>
+    <w:p>
+      <w:pPr>
+        <w:spacing w:before="200" w:after="80"/>
+      </w:pPr>
+      <w:r>
+        <w:rPr>
+          <w:b/>
+          <w:sz w:val="23"/>
+        </w:rPr>
+        <w:t>B.2.3. Phân tích chi phí</w:t>
+      </w:r>
+    </w:p>
+    <w:p>
+      <w:pPr>
+        <w:spacing w:after="60"/>
+      </w:pPr>
+      <w:r>
+        <w:rPr>
+          <w:i w:val="0"/>
+          <w:sz w:val="22"/>
+        </w:rPr>
+        <w:t>a) Đơn giá giờ công theo vai trò:</w:t>
+      </w:r>
+    </w:p>
+    <w:tbl>
+      <w:tblPr>
+        <w:tblW w:type="auto" w:w="0"/>
+        <w:tblLook w:firstColumn="1" w:firstRow="1" w:lastColumn="0" w:lastRow="0" w:noHBand="0" w:noVBand="1" w:val="04A0"/>
+        <w:tblBorders>
+          <w:top w:val="single" w:sz="4" w:space="0" w:color="808080"/>
+          <w:left w:val="single" w:sz="4" w:space="0" w:color="808080"/>
+          <w:bottom w:val="single" w:sz="4" w:space="0" w:color="808080"/>
+          <w:right w:val="single" w:sz="4" w:space="0" w:color="808080"/>
+          <w:insideH w:val="single" w:sz="4" w:space="0" w:color="808080"/>
+          <w:insideV w:val="single" w:sz="4" w:space="0" w:color="808080"/>
+        </w:tblBorders>
+      </w:tblPr>
+      <w:tblGrid>
+        <w:gridCol w:w="3009"/>
+        <w:gridCol w:w="3009"/>
+        <w:gridCol w:w="3009"/>
+      </w:tblGrid>
+      <w:tr>
+        <w:tc>
+          <w:tcPr>
+            <w:tcW w:type="dxa" w:w="3168"/>
+          </w:tcPr>
+          <w:p>
+            <w:r/>
+            <w:r>
+              <w:rPr>
+                <w:b/>
+                <w:sz w:val="18"/>
+              </w:rPr>
+              <w:t>Vai trò</w:t>
+            </w:r>
+          </w:p>
+        </w:tc>
+        <w:tc>
+          <w:tcPr>
+            <w:tcW w:type="dxa" w:w="2448"/>
+          </w:tcPr>
+          <w:p>
+            <w:r/>
+            <w:r>
+              <w:rPr>
+                <w:b/>
+                <w:sz w:val="18"/>
+              </w:rPr>
+              <w:t>Lương tháng (đ)</w:t>
+            </w:r>
+          </w:p>
+        </w:tc>
+        <w:tc>
+          <w:tcPr>
+            <w:tcW w:type="dxa" w:w="2448"/>
+          </w:tcPr>
+          <w:p>
+            <w:r/>
+            <w:r>
+              <w:rPr>
+                <w:b/>
+                <w:sz w:val="18"/>
+              </w:rPr>
+              <w:t>Đơn giá giờ (đ/giờ)</w:t>
+            </w:r>
+          </w:p>
+        </w:tc>
+      </w:tr>
+      <w:tr>
+        <w:tc>
+          <w:tcPr>
+            <w:tcW w:type="dxa" w:w="3168"/>
+          </w:tcPr>
+          <w:p>
+            <w:r/>
+            <w:r>
+              <w:rPr>
+                <w:sz w:val="18"/>
+              </w:rPr>
+              <w:t>App / Hệ thống</w:t>
+            </w:r>
+          </w:p>
+        </w:tc>
+        <w:tc>
+          <w:tcPr>
+            <w:tcW w:type="dxa" w:w="2448"/>
+          </w:tcPr>
+          <w:p>
+            <w:r/>
+            <w:r>
+              <w:rPr>
+                <w:sz w:val="18"/>
+              </w:rPr>
+              <w:t>—</w:t>
+            </w:r>
+          </w:p>
+        </w:tc>
+        <w:tc>
+          <w:tcPr>
+            <w:tcW w:type="dxa" w:w="2448"/>
+          </w:tcPr>
+          <w:p>
+            <w:r/>
+            <w:r>
+              <w:rPr>
+                <w:sz w:val="18"/>
+              </w:rPr>
+              <w:t>0 (tự động)</w:t>
+            </w:r>
+          </w:p>
+        </w:tc>
+      </w:tr>
+      <w:tr>
+        <w:tc>
+          <w:tcPr>
+            <w:tcW w:type="dxa" w:w="3168"/>
+          </w:tcPr>
+          <w:p>
+            <w:r/>
+            <w:r>
+              <w:rPr>
+                <w:sz w:val="18"/>
+              </w:rPr>
+              <w:t>Tổng đài &amp; Điều phối</w:t>
+            </w:r>
+          </w:p>
+        </w:tc>
+        <w:tc>
+          <w:tcPr>
+            <w:tcW w:type="dxa" w:w="2448"/>
+          </w:tcPr>
+          <w:p>
+            <w:r/>
+            <w:r>
+              <w:rPr>
+                <w:sz w:val="18"/>
+              </w:rPr>
+              <w:t>8.000.000</w:t>
+            </w:r>
+          </w:p>
+        </w:tc>
+        <w:tc>
+          <w:tcPr>
+            <w:tcW w:type="dxa" w:w="2448"/>
+          </w:tcPr>
+          <w:p>
+            <w:r/>
+            <w:r>
+              <w:rPr>
+                <w:sz w:val="18"/>
+              </w:rPr>
+              <w:t>38.462</w:t>
+            </w:r>
+          </w:p>
+        </w:tc>
+      </w:tr>
+      <w:tr>
+        <w:tc>
+          <w:tcPr>
+            <w:tcW w:type="dxa" w:w="3168"/>
+          </w:tcPr>
+          <w:p>
+            <w:r/>
+            <w:r>
+              <w:rPr>
+                <w:sz w:val="18"/>
+              </w:rPr>
+              <w:t>NV soạn hàng</w:t>
+            </w:r>
+          </w:p>
+        </w:tc>
+        <w:tc>
+          <w:tcPr>
+            <w:tcW w:type="dxa" w:w="2448"/>
+          </w:tcPr>
+          <w:p>
+            <w:r/>
+            <w:r>
+              <w:rPr>
+                <w:sz w:val="18"/>
+              </w:rPr>
+              <w:t>7.000.000</w:t>
+            </w:r>
+          </w:p>
+        </w:tc>
+        <w:tc>
+          <w:tcPr>
+            <w:tcW w:type="dxa" w:w="2448"/>
+          </w:tcPr>
+          <w:p>
+            <w:r/>
+            <w:r>
+              <w:rPr>
+                <w:sz w:val="18"/>
+              </w:rPr>
+              <w:t>33.654</w:t>
+            </w:r>
+          </w:p>
+        </w:tc>
+      </w:tr>
+      <w:tr>
+        <w:tc>
+          <w:tcPr>
+            <w:tcW w:type="dxa" w:w="3168"/>
+          </w:tcPr>
+          <w:p>
+            <w:r/>
+            <w:r>
+              <w:rPr>
+                <w:sz w:val="18"/>
+              </w:rPr>
+              <w:t>Shipper</w:t>
+            </w:r>
+          </w:p>
+        </w:tc>
+        <w:tc>
+          <w:tcPr>
+            <w:tcW w:type="dxa" w:w="2448"/>
+          </w:tcPr>
+          <w:p>
+            <w:r/>
+            <w:r>
+              <w:rPr>
+                <w:sz w:val="18"/>
+              </w:rPr>
+              <w:t>8.000.000</w:t>
+            </w:r>
+          </w:p>
+        </w:tc>
+        <w:tc>
+          <w:tcPr>
+            <w:tcW w:type="dxa" w:w="2448"/>
+          </w:tcPr>
+          <w:p>
+            <w:r/>
+            <w:r>
+              <w:rPr>
+                <w:sz w:val="18"/>
+              </w:rPr>
+              <w:t>38.462</w:t>
+            </w:r>
+          </w:p>
+        </w:tc>
+      </w:tr>
+      <w:tr>
+        <w:tc>
+          <w:tcPr>
+            <w:tcW w:type="dxa" w:w="3168"/>
+          </w:tcPr>
+          <w:p>
+            <w:r/>
+            <w:r>
+              <w:rPr>
+                <w:sz w:val="18"/>
+              </w:rPr>
+              <w:t>BP Kế toán</w:t>
+            </w:r>
+          </w:p>
+        </w:tc>
+        <w:tc>
+          <w:tcPr>
+            <w:tcW w:type="dxa" w:w="2448"/>
+          </w:tcPr>
+          <w:p>
+            <w:r/>
+            <w:r>
+              <w:rPr>
+                <w:sz w:val="18"/>
+              </w:rPr>
+              <w:t>12.000.000</w:t>
+            </w:r>
+          </w:p>
+        </w:tc>
+        <w:tc>
+          <w:tcPr>
+            <w:tcW w:type="dxa" w:w="2448"/>
+          </w:tcPr>
+          <w:p>
+            <w:r/>
+            <w:r>
+              <w:rPr>
+                <w:sz w:val="18"/>
+              </w:rPr>
+              <w:t>57.692</w:t>
+            </w:r>
+          </w:p>
+        </w:tc>
+      </w:tr>
+    </w:tbl>
+    <w:p>
+      <w:pPr>
+        <w:spacing w:after="40"/>
+      </w:pPr>
+    </w:p>
+    <w:p>
+      <w:pPr>
+        <w:spacing w:after="60"/>
+      </w:pPr>
+      <w:r>
+        <w:rPr>
+          <w:i w:val="0"/>
+          <w:sz w:val="22"/>
+        </w:rPr>
+        <w:t>b) Chi phí nhân công xử lý 01 đơn hàng:</w:t>
+      </w:r>
+    </w:p>
+    <w:tbl>
+      <w:tblPr>
+        <w:tblW w:type="auto" w:w="0"/>
+        <w:tblLook w:firstColumn="1" w:firstRow="1" w:lastColumn="0" w:lastRow="0" w:noHBand="0" w:noVBand="1" w:val="04A0"/>
+        <w:tblBorders>
+          <w:top w:val="single" w:sz="4" w:space="0" w:color="808080"/>
+          <w:left w:val="single" w:sz="4" w:space="0" w:color="808080"/>
+          <w:bottom w:val="single" w:sz="4" w:space="0" w:color="808080"/>
+          <w:right w:val="single" w:sz="4" w:space="0" w:color="808080"/>
+          <w:insideH w:val="single" w:sz="4" w:space="0" w:color="808080"/>
+          <w:insideV w:val="single" w:sz="4" w:space="0" w:color="808080"/>
+        </w:tblBorders>
+      </w:tblPr>
+      <w:tblGrid>
+        <w:gridCol w:w="1504"/>
+        <w:gridCol w:w="1504"/>
+        <w:gridCol w:w="1504"/>
+        <w:gridCol w:w="1504"/>
+        <w:gridCol w:w="1504"/>
+        <w:gridCol w:w="1504"/>
+      </w:tblGrid>
+      <w:tr>
+        <w:tc>
+          <w:tcPr>
+            <w:tcW w:type="dxa" w:w="648"/>
+          </w:tcPr>
+          <w:p>
+            <w:r/>
+            <w:r>
+              <w:rPr>
+                <w:b/>
+                <w:sz w:val="17"/>
+              </w:rPr>
+              <w:t>Bước</w:t>
+            </w:r>
+          </w:p>
+        </w:tc>
+        <w:tc>
+          <w:tcPr>
+            <w:tcW w:type="dxa" w:w="3312"/>
+          </w:tcPr>
+          <w:p>
+            <w:r/>
+            <w:r>
+              <w:rPr>
+                <w:b/>
+                <w:sz w:val="17"/>
+              </w:rPr>
+              <w:t>Hoạt động</w:t>
+            </w:r>
+          </w:p>
+        </w:tc>
+        <w:tc>
+          <w:tcPr>
+            <w:tcW w:type="dxa" w:w="1872"/>
+          </w:tcPr>
+          <w:p>
+            <w:r/>
+            <w:r>
+              <w:rPr>
+                <w:b/>
+                <w:sz w:val="17"/>
+              </w:rPr>
+              <w:t>Bộ phận</w:t>
+            </w:r>
+          </w:p>
+        </w:tc>
+        <w:tc>
+          <w:tcPr>
+            <w:tcW w:type="dxa" w:w="792"/>
+          </w:tcPr>
+          <w:p>
+            <w:r/>
+            <w:r>
+              <w:rPr>
+                <w:b/>
+                <w:sz w:val="17"/>
+              </w:rPr>
+              <w:t>Phút</w:t>
+            </w:r>
+          </w:p>
+        </w:tc>
+        <w:tc>
+          <w:tcPr>
+            <w:tcW w:type="dxa" w:w="1512"/>
+          </w:tcPr>
+          <w:p>
+            <w:r/>
+            <w:r>
+              <w:rPr>
+                <w:b/>
+                <w:sz w:val="17"/>
+              </w:rPr>
+              <w:t>Đơn giá (đ/giờ)</w:t>
+            </w:r>
+          </w:p>
+        </w:tc>
+        <w:tc>
+          <w:tcPr>
+            <w:tcW w:type="dxa" w:w="1512"/>
+          </w:tcPr>
+          <w:p>
+            <w:r/>
+            <w:r>
+              <w:rPr>
+                <w:b/>
+                <w:sz w:val="17"/>
+              </w:rPr>
+              <w:t>Thành tiền (đ)</w:t>
+            </w:r>
+          </w:p>
+        </w:tc>
+      </w:tr>
+      <w:tr>
+        <w:tc>
+          <w:tcPr>
+            <w:tcW w:type="dxa" w:w="648"/>
+          </w:tcPr>
+          <w:p>
+            <w:r/>
+            <w:r>
+              <w:rPr>
+                <w:sz w:val="17"/>
+              </w:rPr>
+              <w:t>1</w:t>
+            </w:r>
+          </w:p>
+        </w:tc>
+        <w:tc>
+          <w:tcPr>
+            <w:tcW w:type="dxa" w:w="3312"/>
+          </w:tcPr>
+          <w:p>
+            <w:r/>
+            <w:r>
+              <w:rPr>
+                <w:sz w:val="17"/>
+              </w:rPr>
+              <w:t>Khách đặt hàng trên App/Web</w:t>
+            </w:r>
+          </w:p>
+        </w:tc>
+        <w:tc>
+          <w:tcPr>
+            <w:tcW w:type="dxa" w:w="1872"/>
+          </w:tcPr>
+          <w:p>
+            <w:r/>
+            <w:r>
+              <w:rPr>
+                <w:sz w:val="17"/>
+              </w:rPr>
+              <w:t>App / Hệ thống</w:t>
+            </w:r>
+          </w:p>
+        </w:tc>
+        <w:tc>
+          <w:tcPr>
+            <w:tcW w:type="dxa" w:w="792"/>
+          </w:tcPr>
+          <w:p>
+            <w:r/>
+            <w:r>
+              <w:rPr>
+                <w:sz w:val="17"/>
+              </w:rPr>
+              <w:t>7</w:t>
+            </w:r>
+          </w:p>
+        </w:tc>
+        <w:tc>
+          <w:tcPr>
+            <w:tcW w:type="dxa" w:w="1512"/>
+          </w:tcPr>
+          <w:p>
+            <w:r/>
+            <w:r>
+              <w:rPr>
+                <w:sz w:val="17"/>
+              </w:rPr>
+              <w:t>0</w:t>
+            </w:r>
+          </w:p>
+        </w:tc>
+        <w:tc>
+          <w:tcPr>
+            <w:tcW w:type="dxa" w:w="1512"/>
+          </w:tcPr>
+          <w:p>
+            <w:r/>
+            <w:r>
+              <w:rPr>
+                <w:sz w:val="17"/>
+              </w:rPr>
+              <w:t>0</w:t>
+            </w:r>
+          </w:p>
+        </w:tc>
+      </w:tr>
+      <w:tr>
+        <w:tc>
+          <w:tcPr>
+            <w:tcW w:type="dxa" w:w="648"/>
+          </w:tcPr>
+          <w:p>
+            <w:r/>
+            <w:r>
+              <w:rPr>
+                <w:sz w:val="17"/>
+              </w:rPr>
+              <w:t>2</w:t>
+            </w:r>
+          </w:p>
+        </w:tc>
+        <w:tc>
+          <w:tcPr>
+            <w:tcW w:type="dxa" w:w="3312"/>
+          </w:tcPr>
+          <w:p>
+            <w:r/>
+            <w:r>
+              <w:rPr>
+                <w:sz w:val="17"/>
+              </w:rPr>
+              <w:t>Ghi nhận đơn, kiểm tồn kho</w:t>
+            </w:r>
+          </w:p>
+        </w:tc>
+        <w:tc>
+          <w:tcPr>
+            <w:tcW w:type="dxa" w:w="1872"/>
+          </w:tcPr>
+          <w:p>
+            <w:r/>
+            <w:r>
+              <w:rPr>
+                <w:sz w:val="17"/>
+              </w:rPr>
+              <w:t>App / Hệ thống</w:t>
+            </w:r>
+          </w:p>
+        </w:tc>
+        <w:tc>
+          <w:tcPr>
+            <w:tcW w:type="dxa" w:w="792"/>
+          </w:tcPr>
+          <w:p>
+            <w:r/>
+            <w:r>
+              <w:rPr>
+                <w:sz w:val="17"/>
+              </w:rPr>
+              <w:t>0,5</w:t>
+            </w:r>
+          </w:p>
+        </w:tc>
+        <w:tc>
+          <w:tcPr>
+            <w:tcW w:type="dxa" w:w="1512"/>
+          </w:tcPr>
+          <w:p>
+            <w:r/>
+            <w:r>
+              <w:rPr>
+                <w:sz w:val="17"/>
+              </w:rPr>
+              <w:t>0</w:t>
+            </w:r>
+          </w:p>
+        </w:tc>
+        <w:tc>
+          <w:tcPr>
+            <w:tcW w:type="dxa" w:w="1512"/>
+          </w:tcPr>
+          <w:p>
+            <w:r/>
+            <w:r>
+              <w:rPr>
+                <w:sz w:val="17"/>
+              </w:rPr>
+              <w:t>0</w:t>
+            </w:r>
+          </w:p>
+        </w:tc>
+      </w:tr>
+      <w:tr>
+        <w:tc>
+          <w:tcPr>
+            <w:tcW w:type="dxa" w:w="648"/>
+          </w:tcPr>
+          <w:p>
+            <w:r/>
+            <w:r>
+              <w:rPr>
+                <w:sz w:val="17"/>
+              </w:rPr>
+              <w:t>4</w:t>
+            </w:r>
+          </w:p>
+        </w:tc>
+        <w:tc>
+          <w:tcPr>
+            <w:tcW w:type="dxa" w:w="3312"/>
+          </w:tcPr>
+          <w:p>
+            <w:r/>
+            <w:r>
+              <w:rPr>
+                <w:sz w:val="17"/>
+              </w:rPr>
+              <w:t>Xác nhận đơn &amp; ghi nhận PTTT</w:t>
+            </w:r>
+          </w:p>
+        </w:tc>
+        <w:tc>
+          <w:tcPr>
+            <w:tcW w:type="dxa" w:w="1872"/>
+          </w:tcPr>
+          <w:p>
+            <w:r/>
+            <w:r>
+              <w:rPr>
+                <w:sz w:val="17"/>
+              </w:rPr>
+              <w:t>Tổng đài &amp; Điều phối</w:t>
+            </w:r>
+          </w:p>
+        </w:tc>
+        <w:tc>
+          <w:tcPr>
+            <w:tcW w:type="dxa" w:w="792"/>
+          </w:tcPr>
+          <w:p>
+            <w:r/>
+            <w:r>
+              <w:rPr>
+                <w:sz w:val="17"/>
+              </w:rPr>
+              <w:t>1</w:t>
+            </w:r>
+          </w:p>
+        </w:tc>
+        <w:tc>
+          <w:tcPr>
+            <w:tcW w:type="dxa" w:w="1512"/>
+          </w:tcPr>
+          <w:p>
+            <w:r/>
+            <w:r>
+              <w:rPr>
+                <w:sz w:val="17"/>
+              </w:rPr>
+              <w:t>38.462</w:t>
+            </w:r>
+          </w:p>
+        </w:tc>
+        <w:tc>
+          <w:tcPr>
+            <w:tcW w:type="dxa" w:w="1512"/>
+          </w:tcPr>
+          <w:p>
+            <w:r/>
+            <w:r>
+              <w:rPr>
+                <w:sz w:val="17"/>
+              </w:rPr>
+              <w:t>641</w:t>
+            </w:r>
+          </w:p>
+        </w:tc>
+      </w:tr>
+      <w:tr>
+        <w:tc>
+          <w:tcPr>
+            <w:tcW w:type="dxa" w:w="648"/>
+          </w:tcPr>
+          <w:p>
+            <w:r/>
+            <w:r>
+              <w:rPr>
+                <w:sz w:val="17"/>
+              </w:rPr>
+              <w:t>5</w:t>
+            </w:r>
+          </w:p>
+        </w:tc>
+        <w:tc>
+          <w:tcPr>
+            <w:tcW w:type="dxa" w:w="3312"/>
+          </w:tcPr>
+          <w:p>
+            <w:r/>
+            <w:r>
+              <w:rPr>
+                <w:sz w:val="17"/>
+              </w:rPr>
+              <w:t>Đẩy đơn về cửa hàng, in phiếu soạn</w:t>
+            </w:r>
+          </w:p>
+        </w:tc>
+        <w:tc>
+          <w:tcPr>
+            <w:tcW w:type="dxa" w:w="1872"/>
+          </w:tcPr>
+          <w:p>
+            <w:r/>
+            <w:r>
+              <w:rPr>
+                <w:sz w:val="17"/>
+              </w:rPr>
+              <w:t>Tổng đài &amp; Điều phối</w:t>
+            </w:r>
+          </w:p>
+        </w:tc>
+        <w:tc>
+          <w:tcPr>
+            <w:tcW w:type="dxa" w:w="792"/>
+          </w:tcPr>
+          <w:p>
+            <w:r/>
+            <w:r>
+              <w:rPr>
+                <w:sz w:val="17"/>
+              </w:rPr>
+              <w:t>2</w:t>
+            </w:r>
+          </w:p>
+        </w:tc>
+        <w:tc>
+          <w:tcPr>
+            <w:tcW w:type="dxa" w:w="1512"/>
+          </w:tcPr>
+          <w:p>
+            <w:r/>
+            <w:r>
+              <w:rPr>
+                <w:sz w:val="17"/>
+              </w:rPr>
+              <w:t>38.462</w:t>
+            </w:r>
+          </w:p>
+        </w:tc>
+        <w:tc>
+          <w:tcPr>
+            <w:tcW w:type="dxa" w:w="1512"/>
+          </w:tcPr>
+          <w:p>
+            <w:r/>
+            <w:r>
+              <w:rPr>
+                <w:sz w:val="17"/>
+              </w:rPr>
+              <w:t>1.282</w:t>
+            </w:r>
+          </w:p>
+        </w:tc>
+      </w:tr>
+      <w:tr>
+        <w:tc>
+          <w:tcPr>
+            <w:tcW w:type="dxa" w:w="648"/>
+          </w:tcPr>
+          <w:p>
+            <w:r/>
+            <w:r>
+              <w:rPr>
+                <w:sz w:val="17"/>
+              </w:rPr>
+              <w:t>6</w:t>
+            </w:r>
+          </w:p>
+        </w:tc>
+        <w:tc>
+          <w:tcPr>
+            <w:tcW w:type="dxa" w:w="3312"/>
+          </w:tcPr>
+          <w:p>
+            <w:r/>
+            <w:r>
+              <w:rPr>
+                <w:sz w:val="17"/>
+              </w:rPr>
+              <w:t>Soạn hàng, cân, kiểm hạn dùng</w:t>
+            </w:r>
+          </w:p>
+        </w:tc>
+        <w:tc>
+          <w:tcPr>
+            <w:tcW w:type="dxa" w:w="1872"/>
+          </w:tcPr>
+          <w:p>
+            <w:r/>
+            <w:r>
+              <w:rPr>
+                <w:sz w:val="17"/>
+              </w:rPr>
+              <w:t>NV soạn hàng</w:t>
+            </w:r>
+          </w:p>
+        </w:tc>
+        <w:tc>
+          <w:tcPr>
+            <w:tcW w:type="dxa" w:w="792"/>
+          </w:tcPr>
+          <w:p>
+            <w:r/>
+            <w:r>
+              <w:rPr>
+                <w:sz w:val="17"/>
+              </w:rPr>
+              <w:t>12</w:t>
+            </w:r>
+          </w:p>
+        </w:tc>
+        <w:tc>
+          <w:tcPr>
+            <w:tcW w:type="dxa" w:w="1512"/>
+          </w:tcPr>
+          <w:p>
+            <w:r/>
+            <w:r>
+              <w:rPr>
+                <w:sz w:val="17"/>
+              </w:rPr>
+              <w:t>33.654</w:t>
+            </w:r>
+          </w:p>
+        </w:tc>
+        <w:tc>
+          <w:tcPr>
+            <w:tcW w:type="dxa" w:w="1512"/>
+          </w:tcPr>
+          <w:p>
+            <w:r/>
+            <w:r>
+              <w:rPr>
+                <w:sz w:val="17"/>
+              </w:rPr>
+              <w:t>6.731</w:t>
+            </w:r>
+          </w:p>
+        </w:tc>
+      </w:tr>
+      <w:tr>
+        <w:tc>
+          <w:tcPr>
+            <w:tcW w:type="dxa" w:w="648"/>
+          </w:tcPr>
+          <w:p>
+            <w:r/>
+            <w:r>
+              <w:rPr>
+                <w:sz w:val="17"/>
+              </w:rPr>
+              <w:t>7</w:t>
+            </w:r>
+          </w:p>
+        </w:tc>
+        <w:tc>
+          <w:tcPr>
+            <w:tcW w:type="dxa" w:w="3312"/>
+          </w:tcPr>
+          <w:p>
+            <w:r/>
+            <w:r>
+              <w:rPr>
+                <w:sz w:val="17"/>
+              </w:rPr>
+              <w:t>Đóng gói giữ lạnh, dán tem</w:t>
+            </w:r>
+          </w:p>
+        </w:tc>
+        <w:tc>
+          <w:tcPr>
+            <w:tcW w:type="dxa" w:w="1872"/>
+          </w:tcPr>
+          <w:p>
+            <w:r/>
+            <w:r>
+              <w:rPr>
+                <w:sz w:val="17"/>
+              </w:rPr>
+              <w:t>NV soạn hàng</w:t>
+            </w:r>
+          </w:p>
+        </w:tc>
+        <w:tc>
+          <w:tcPr>
+            <w:tcW w:type="dxa" w:w="792"/>
+          </w:tcPr>
+          <w:p>
+            <w:r/>
+            <w:r>
+              <w:rPr>
+                <w:sz w:val="17"/>
+              </w:rPr>
+              <w:t>7</w:t>
+            </w:r>
+          </w:p>
+        </w:tc>
+        <w:tc>
+          <w:tcPr>
+            <w:tcW w:type="dxa" w:w="1512"/>
+          </w:tcPr>
+          <w:p>
+            <w:r/>
+            <w:r>
+              <w:rPr>
+                <w:sz w:val="17"/>
+              </w:rPr>
+              <w:t>33.654</w:t>
+            </w:r>
+          </w:p>
+        </w:tc>
+        <w:tc>
+          <w:tcPr>
+            <w:tcW w:type="dxa" w:w="1512"/>
+          </w:tcPr>
+          <w:p>
+            <w:r/>
+            <w:r>
+              <w:rPr>
+                <w:sz w:val="17"/>
+              </w:rPr>
+              <w:t>3.926</w:t>
+            </w:r>
+          </w:p>
+        </w:tc>
+      </w:tr>
+      <w:tr>
+        <w:tc>
+          <w:tcPr>
+            <w:tcW w:type="dxa" w:w="648"/>
+          </w:tcPr>
+          <w:p>
+            <w:r/>
+            <w:r>
+              <w:rPr>
+                <w:sz w:val="17"/>
+              </w:rPr>
+              <w:t>8</w:t>
+            </w:r>
+          </w:p>
+        </w:tc>
+        <w:tc>
+          <w:tcPr>
+            <w:tcW w:type="dxa" w:w="3312"/>
+          </w:tcPr>
+          <w:p>
+            <w:r/>
+            <w:r>
+              <w:rPr>
+                <w:sz w:val="17"/>
+              </w:rPr>
+              <w:t>Kiểm nhiệt độ thùng</w:t>
+            </w:r>
+          </w:p>
+        </w:tc>
+        <w:tc>
+          <w:tcPr>
+            <w:tcW w:type="dxa" w:w="1872"/>
+          </w:tcPr>
+          <w:p>
+            <w:r/>
+            <w:r>
+              <w:rPr>
+                <w:sz w:val="17"/>
+              </w:rPr>
+              <w:t>NV soạn hàng</w:t>
+            </w:r>
+          </w:p>
+        </w:tc>
+        <w:tc>
+          <w:tcPr>
+            <w:tcW w:type="dxa" w:w="792"/>
+          </w:tcPr>
+          <w:p>
+            <w:r/>
+            <w:r>
+              <w:rPr>
+                <w:sz w:val="17"/>
+              </w:rPr>
+              <w:t>2</w:t>
+            </w:r>
+          </w:p>
+        </w:tc>
+        <w:tc>
+          <w:tcPr>
+            <w:tcW w:type="dxa" w:w="1512"/>
+          </w:tcPr>
+          <w:p>
+            <w:r/>
+            <w:r>
+              <w:rPr>
+                <w:sz w:val="17"/>
+              </w:rPr>
+              <w:t>33.654</w:t>
+            </w:r>
+          </w:p>
+        </w:tc>
+        <w:tc>
+          <w:tcPr>
+            <w:tcW w:type="dxa" w:w="1512"/>
+          </w:tcPr>
+          <w:p>
+            <w:r/>
+            <w:r>
+              <w:rPr>
+                <w:sz w:val="17"/>
+              </w:rPr>
+              <w:t>1.122</w:t>
+            </w:r>
+          </w:p>
+        </w:tc>
+      </w:tr>
+      <w:tr>
+        <w:tc>
+          <w:tcPr>
+            <w:tcW w:type="dxa" w:w="648"/>
+          </w:tcPr>
+          <w:p>
+            <w:r/>
+            <w:r>
+              <w:rPr>
+                <w:sz w:val="17"/>
+              </w:rPr>
+              <w:t>9</w:t>
+            </w:r>
+          </w:p>
+        </w:tc>
+        <w:tc>
+          <w:tcPr>
+            <w:tcW w:type="dxa" w:w="3312"/>
+          </w:tcPr>
+          <w:p>
+            <w:r/>
+            <w:r>
+              <w:rPr>
+                <w:sz w:val="17"/>
+              </w:rPr>
+              <w:t>Điều phối &amp; gán shipper</w:t>
+            </w:r>
+          </w:p>
+        </w:tc>
+        <w:tc>
+          <w:tcPr>
+            <w:tcW w:type="dxa" w:w="1872"/>
+          </w:tcPr>
+          <w:p>
+            <w:r/>
+            <w:r>
+              <w:rPr>
+                <w:sz w:val="17"/>
+              </w:rPr>
+              <w:t>Tổng đài &amp; Điều phối</w:t>
+            </w:r>
+          </w:p>
+        </w:tc>
+        <w:tc>
+          <w:tcPr>
+            <w:tcW w:type="dxa" w:w="792"/>
+          </w:tcPr>
+          <w:p>
+            <w:r/>
+            <w:r>
+              <w:rPr>
+                <w:sz w:val="17"/>
+              </w:rPr>
+              <w:t>3</w:t>
+            </w:r>
+          </w:p>
+        </w:tc>
+        <w:tc>
+          <w:tcPr>
+            <w:tcW w:type="dxa" w:w="1512"/>
+          </w:tcPr>
+          <w:p>
+            <w:r/>
+            <w:r>
+              <w:rPr>
+                <w:sz w:val="17"/>
+              </w:rPr>
+              <w:t>38.462</w:t>
+            </w:r>
+          </w:p>
+        </w:tc>
+        <w:tc>
+          <w:tcPr>
+            <w:tcW w:type="dxa" w:w="1512"/>
+          </w:tcPr>
+          <w:p>
+            <w:r/>
+            <w:r>
+              <w:rPr>
+                <w:sz w:val="17"/>
+              </w:rPr>
+              <w:t>1.923</w:t>
+            </w:r>
+          </w:p>
+        </w:tc>
+      </w:tr>
+      <w:tr>
+        <w:tc>
+          <w:tcPr>
+            <w:tcW w:type="dxa" w:w="648"/>
+          </w:tcPr>
+          <w:p>
+            <w:r/>
+            <w:r>
+              <w:rPr>
+                <w:sz w:val="17"/>
+              </w:rPr>
+              <w:t>10</w:t>
+            </w:r>
+          </w:p>
+        </w:tc>
+        <w:tc>
+          <w:tcPr>
+            <w:tcW w:type="dxa" w:w="3312"/>
+          </w:tcPr>
+          <w:p>
+            <w:r/>
+            <w:r>
+              <w:rPr>
+                <w:sz w:val="17"/>
+              </w:rPr>
+              <w:t>Giao hàng trong 2–4 giờ</w:t>
+            </w:r>
+          </w:p>
+        </w:tc>
+        <w:tc>
+          <w:tcPr>
+            <w:tcW w:type="dxa" w:w="1872"/>
+          </w:tcPr>
+          <w:p>
+            <w:r/>
+            <w:r>
+              <w:rPr>
+                <w:sz w:val="17"/>
+              </w:rPr>
+              <w:t>Shipper</w:t>
+            </w:r>
+          </w:p>
+        </w:tc>
+        <w:tc>
+          <w:tcPr>
+            <w:tcW w:type="dxa" w:w="792"/>
+          </w:tcPr>
+          <w:p>
+            <w:r/>
+            <w:r>
+              <w:rPr>
+                <w:sz w:val="17"/>
+              </w:rPr>
+              <w:t>150</w:t>
+            </w:r>
+          </w:p>
+        </w:tc>
+        <w:tc>
+          <w:tcPr>
+            <w:tcW w:type="dxa" w:w="1512"/>
+          </w:tcPr>
+          <w:p>
+            <w:r/>
+            <w:r>
+              <w:rPr>
+                <w:sz w:val="17"/>
+              </w:rPr>
+              <w:t>38.462</w:t>
+            </w:r>
+          </w:p>
+        </w:tc>
+        <w:tc>
+          <w:tcPr>
+            <w:tcW w:type="dxa" w:w="1512"/>
+          </w:tcPr>
+          <w:p>
+            <w:r/>
+            <w:r>
+              <w:rPr>
+                <w:sz w:val="17"/>
+              </w:rPr>
+              <w:t>96.154</w:t>
+            </w:r>
+          </w:p>
+        </w:tc>
+      </w:tr>
+      <w:tr>
+        <w:tc>
+          <w:tcPr>
+            <w:tcW w:type="dxa" w:w="648"/>
+          </w:tcPr>
+          <w:p>
+            <w:r/>
+            <w:r>
+              <w:rPr>
+                <w:sz w:val="17"/>
+              </w:rPr>
+              <w:t>11</w:t>
+            </w:r>
+          </w:p>
+        </w:tc>
+        <w:tc>
+          <w:tcPr>
+            <w:tcW w:type="dxa" w:w="3312"/>
+          </w:tcPr>
+          <w:p>
+            <w:r/>
+            <w:r>
+              <w:rPr>
+                <w:sz w:val="17"/>
+              </w:rPr>
+              <w:t>Khách nhận &amp; kiểm tra hàng</w:t>
+            </w:r>
+          </w:p>
+        </w:tc>
+        <w:tc>
+          <w:tcPr>
+            <w:tcW w:type="dxa" w:w="1872"/>
+          </w:tcPr>
+          <w:p>
+            <w:r/>
+            <w:r>
+              <w:rPr>
+                <w:sz w:val="17"/>
+              </w:rPr>
+              <w:t>App / Hệ thống</w:t>
+            </w:r>
+          </w:p>
+        </w:tc>
+        <w:tc>
+          <w:tcPr>
+            <w:tcW w:type="dxa" w:w="792"/>
+          </w:tcPr>
+          <w:p>
+            <w:r/>
+            <w:r>
+              <w:rPr>
+                <w:sz w:val="17"/>
+              </w:rPr>
+              <w:t>5</w:t>
+            </w:r>
+          </w:p>
+        </w:tc>
+        <w:tc>
+          <w:tcPr>
+            <w:tcW w:type="dxa" w:w="1512"/>
+          </w:tcPr>
+          <w:p>
+            <w:r/>
+            <w:r>
+              <w:rPr>
+                <w:sz w:val="17"/>
+              </w:rPr>
+              <w:t>0</w:t>
+            </w:r>
+          </w:p>
+        </w:tc>
+        <w:tc>
+          <w:tcPr>
+            <w:tcW w:type="dxa" w:w="1512"/>
+          </w:tcPr>
+          <w:p>
+            <w:r/>
+            <w:r>
+              <w:rPr>
+                <w:sz w:val="17"/>
+              </w:rPr>
+              <w:t>0</w:t>
+            </w:r>
+          </w:p>
+        </w:tc>
+      </w:tr>
+      <w:tr>
+        <w:tc>
+          <w:tcPr>
+            <w:tcW w:type="dxa" w:w="648"/>
+          </w:tcPr>
+          <w:p>
+            <w:r/>
+            <w:r>
+              <w:rPr>
+                <w:sz w:val="17"/>
+              </w:rPr>
+              <w:t>13</w:t>
+            </w:r>
+          </w:p>
+        </w:tc>
+        <w:tc>
+          <w:tcPr>
+            <w:tcW w:type="dxa" w:w="3312"/>
+          </w:tcPr>
+          <w:p>
+            <w:r/>
+            <w:r>
+              <w:rPr>
+                <w:sz w:val="17"/>
+              </w:rPr>
+              <w:t>Thu tiền COD &amp; xác nhận POD</w:t>
+            </w:r>
+          </w:p>
+        </w:tc>
+        <w:tc>
+          <w:tcPr>
+            <w:tcW w:type="dxa" w:w="1872"/>
+          </w:tcPr>
+          <w:p>
+            <w:r/>
+            <w:r>
+              <w:rPr>
+                <w:sz w:val="17"/>
+              </w:rPr>
+              <w:t>Shipper</w:t>
+            </w:r>
+          </w:p>
+        </w:tc>
+        <w:tc>
+          <w:tcPr>
+            <w:tcW w:type="dxa" w:w="792"/>
+          </w:tcPr>
+          <w:p>
+            <w:r/>
+            <w:r>
+              <w:rPr>
+                <w:sz w:val="17"/>
+              </w:rPr>
+              <w:t>3</w:t>
+            </w:r>
+          </w:p>
+        </w:tc>
+        <w:tc>
+          <w:tcPr>
+            <w:tcW w:type="dxa" w:w="1512"/>
+          </w:tcPr>
+          <w:p>
+            <w:r/>
+            <w:r>
+              <w:rPr>
+                <w:sz w:val="17"/>
+              </w:rPr>
+              <w:t>38.462</w:t>
+            </w:r>
+          </w:p>
+        </w:tc>
+        <w:tc>
+          <w:tcPr>
+            <w:tcW w:type="dxa" w:w="1512"/>
+          </w:tcPr>
+          <w:p>
+            <w:r/>
+            <w:r>
+              <w:rPr>
+                <w:sz w:val="17"/>
+              </w:rPr>
+              <w:t>1.923</w:t>
+            </w:r>
+          </w:p>
+        </w:tc>
+      </w:tr>
+      <w:tr>
+        <w:tc>
+          <w:tcPr>
+            <w:tcW w:type="dxa" w:w="648"/>
+          </w:tcPr>
+          <w:p>
+            <w:r/>
+            <w:r>
+              <w:rPr>
+                <w:sz w:val="17"/>
+              </w:rPr>
+              <w:t>14</w:t>
+            </w:r>
+          </w:p>
+        </w:tc>
+        <w:tc>
+          <w:tcPr>
+            <w:tcW w:type="dxa" w:w="3312"/>
+          </w:tcPr>
+          <w:p>
+            <w:r/>
+            <w:r>
+              <w:rPr>
+                <w:sz w:val="17"/>
+              </w:rPr>
+              <w:t>Đối soát COD, ví điện tử</w:t>
+            </w:r>
+          </w:p>
+        </w:tc>
+        <w:tc>
+          <w:tcPr>
+            <w:tcW w:type="dxa" w:w="1872"/>
+          </w:tcPr>
+          <w:p>
+            <w:r/>
+            <w:r>
+              <w:rPr>
+                <w:sz w:val="17"/>
+              </w:rPr>
+              <w:t>BP Kế toán</w:t>
+            </w:r>
+          </w:p>
+        </w:tc>
+        <w:tc>
+          <w:tcPr>
+            <w:tcW w:type="dxa" w:w="792"/>
+          </w:tcPr>
+          <w:p>
+            <w:r/>
+            <w:r>
+              <w:rPr>
+                <w:sz w:val="17"/>
+              </w:rPr>
+              <w:t>2</w:t>
+            </w:r>
+          </w:p>
+        </w:tc>
+        <w:tc>
+          <w:tcPr>
+            <w:tcW w:type="dxa" w:w="1512"/>
+          </w:tcPr>
+          <w:p>
+            <w:r/>
+            <w:r>
+              <w:rPr>
+                <w:sz w:val="17"/>
+              </w:rPr>
+              <w:t>57.692</w:t>
+            </w:r>
+          </w:p>
+        </w:tc>
+        <w:tc>
+          <w:tcPr>
+            <w:tcW w:type="dxa" w:w="1512"/>
+          </w:tcPr>
+          <w:p>
+            <w:r/>
+            <w:r>
+              <w:rPr>
+                <w:sz w:val="17"/>
+              </w:rPr>
+              <w:t>1.923</w:t>
+            </w:r>
+          </w:p>
+        </w:tc>
+      </w:tr>
+      <w:tr>
+        <w:tc>
+          <w:tcPr>
+            <w:tcW w:type="dxa" w:w="648"/>
+          </w:tcPr>
+          <w:p>
+            <w:r/>
+            <w:r>
+              <w:rPr>
+                <w:sz w:val="17"/>
+              </w:rPr>
+            </w:r>
+          </w:p>
+        </w:tc>
+        <w:tc>
+          <w:tcPr>
+            <w:tcW w:type="dxa" w:w="3312"/>
+          </w:tcPr>
+          <w:p>
+            <w:r/>
+            <w:r>
+              <w:rPr>
+                <w:sz w:val="17"/>
+              </w:rPr>
+              <w:t>TỔNG CHI PHÍ NHÂN CÔNG / 1 ĐƠN</w:t>
+            </w:r>
+          </w:p>
+        </w:tc>
+        <w:tc>
+          <w:tcPr>
+            <w:tcW w:type="dxa" w:w="1872"/>
+          </w:tcPr>
+          <w:p>
+            <w:r/>
+            <w:r>
+              <w:rPr>
+                <w:sz w:val="17"/>
+              </w:rPr>
+            </w:r>
+          </w:p>
+        </w:tc>
+        <w:tc>
+          <w:tcPr>
+            <w:tcW w:type="dxa" w:w="792"/>
+          </w:tcPr>
+          <w:p>
+            <w:r/>
+            <w:r>
+              <w:rPr>
+                <w:sz w:val="17"/>
+              </w:rPr>
+              <w:t>194,5</w:t>
+            </w:r>
+          </w:p>
+        </w:tc>
+        <w:tc>
+          <w:tcPr>
+            <w:tcW w:type="dxa" w:w="1512"/>
+          </w:tcPr>
+          <w:p>
+            <w:r/>
+            <w:r>
+              <w:rPr>
+                <w:sz w:val="17"/>
+              </w:rPr>
+            </w:r>
+          </w:p>
+        </w:tc>
+        <w:tc>
+          <w:tcPr>
+            <w:tcW w:type="dxa" w:w="1512"/>
+          </w:tcPr>
+          <w:p>
+            <w:r/>
+            <w:r>
+              <w:rPr>
+                <w:sz w:val="17"/>
+              </w:rPr>
+              <w:t>115.625</w:t>
+            </w:r>
+          </w:p>
+        </w:tc>
+      </w:tr>
+    </w:tbl>
+    <w:p>
+      <w:pPr>
+        <w:spacing w:after="40"/>
+      </w:pPr>
+    </w:p>
+    <w:p>
+      <w:pPr>
+        <w:spacing w:after="60"/>
+      </w:pPr>
+      <w:r>
+        <w:rPr>
+          <w:i w:val="0"/>
+          <w:sz w:val="22"/>
+        </w:rPr>
+        <w:t>c) Chi phí lãng phí ước tính:</w:t>
+      </w:r>
+    </w:p>
+    <w:tbl>
+      <w:tblPr>
+        <w:tblW w:type="auto" w:w="0"/>
+        <w:tblLook w:firstColumn="1" w:firstRow="1" w:lastColumn="0" w:lastRow="0" w:noHBand="0" w:noVBand="1" w:val="04A0"/>
+        <w:tblBorders>
+          <w:top w:val="single" w:sz="4" w:space="0" w:color="808080"/>
+          <w:left w:val="single" w:sz="4" w:space="0" w:color="808080"/>
+          <w:bottom w:val="single" w:sz="4" w:space="0" w:color="808080"/>
+          <w:right w:val="single" w:sz="4" w:space="0" w:color="808080"/>
+          <w:insideH w:val="single" w:sz="4" w:space="0" w:color="808080"/>
+          <w:insideV w:val="single" w:sz="4" w:space="0" w:color="808080"/>
+        </w:tblBorders>
+      </w:tblPr>
+      <w:tblGrid>
+        <w:gridCol w:w="3009"/>
+        <w:gridCol w:w="3009"/>
+        <w:gridCol w:w="3009"/>
+      </w:tblGrid>
+      <w:tr>
+        <w:tc>
+          <w:tcPr>
+            <w:tcW w:type="dxa" w:w="3600"/>
+          </w:tcPr>
+          <w:p>
+            <w:r/>
+            <w:r>
+              <w:rPr>
+                <w:b/>
+                <w:sz w:val="18"/>
+              </w:rPr>
+              <w:t>Khoản lãng phí</w:t>
+            </w:r>
+          </w:p>
+        </w:tc>
+        <w:tc>
+          <w:tcPr>
+            <w:tcW w:type="dxa" w:w="3312"/>
+          </w:tcPr>
+          <w:p>
+            <w:r/>
+            <w:r>
+              <w:rPr>
+                <w:b/>
+                <w:sz w:val="18"/>
+              </w:rPr>
+              <w:t>Cách tính</w:t>
+            </w:r>
+          </w:p>
+        </w:tc>
+        <w:tc>
+          <w:tcPr>
+            <w:tcW w:type="dxa" w:w="2304"/>
+          </w:tcPr>
+          <w:p>
+            <w:r/>
+            <w:r>
+              <w:rPr>
+                <w:b/>
+                <w:sz w:val="18"/>
+              </w:rPr>
+              <w:t>Thành tiền (đ)</w:t>
+            </w:r>
+          </w:p>
+        </w:tc>
+      </w:tr>
+      <w:tr>
+        <w:tc>
+          <w:tcPr>
+            <w:tcW w:type="dxa" w:w="3600"/>
+          </w:tcPr>
+          <w:p>
+            <w:r/>
+            <w:r>
+              <w:rPr>
+                <w:sz w:val="18"/>
+              </w:rPr>
+              <w:t>Hoạt động NVA (in phiếu, điều phối thủ công)</w:t>
+            </w:r>
+          </w:p>
+        </w:tc>
+        <w:tc>
+          <w:tcPr>
+            <w:tcW w:type="dxa" w:w="3312"/>
+          </w:tcPr>
+          <w:p>
+            <w:r/>
+            <w:r>
+              <w:rPr>
+                <w:sz w:val="18"/>
+              </w:rPr>
+              <w:t>Tổng phút NVA × đơn giá giờ</w:t>
+            </w:r>
+          </w:p>
+        </w:tc>
+        <w:tc>
+          <w:tcPr>
+            <w:tcW w:type="dxa" w:w="2304"/>
+          </w:tcPr>
+          <w:p>
+            <w:r/>
+            <w:r>
+              <w:rPr>
+                <w:sz w:val="18"/>
+              </w:rPr>
+              <w:t>3.205</w:t>
+            </w:r>
+          </w:p>
+        </w:tc>
+      </w:tr>
+      <w:tr>
+        <w:tc>
+          <w:tcPr>
+            <w:tcW w:type="dxa" w:w="3600"/>
+          </w:tcPr>
+          <w:p>
+            <w:r/>
+            <w:r>
+              <w:rPr>
+                <w:sz w:val="18"/>
+              </w:rPr>
+              <w:t>Thời gian chờ có trả lương</w:t>
+            </w:r>
+          </w:p>
+        </w:tc>
+        <w:tc>
+          <w:tcPr>
+            <w:tcW w:type="dxa" w:w="3312"/>
+          </w:tcPr>
+          <w:p>
+            <w:r/>
+            <w:r>
+              <w:rPr>
+                <w:sz w:val="18"/>
+              </w:rPr>
+              <w:t>Tổng phút chờ × đơn giá giờ</w:t>
+            </w:r>
+          </w:p>
+        </w:tc>
+        <w:tc>
+          <w:tcPr>
+            <w:tcW w:type="dxa" w:w="2304"/>
+          </w:tcPr>
+          <w:p>
+            <w:r/>
+            <w:r>
+              <w:rPr>
+                <w:sz w:val="18"/>
+              </w:rPr>
+              <w:t>14.103</w:t>
+            </w:r>
+          </w:p>
+        </w:tc>
+      </w:tr>
+      <w:tr>
+        <w:tc>
+          <w:tcPr>
+            <w:tcW w:type="dxa" w:w="3600"/>
+          </w:tcPr>
+          <w:p>
+            <w:r/>
+            <w:r>
+              <w:rPr>
+                <w:sz w:val="18"/>
+              </w:rPr>
+              <w:t>Giao lại / đổi trả (3,5% đơn khiếu nại)</w:t>
+            </w:r>
+          </w:p>
+        </w:tc>
+        <w:tc>
+          <w:tcPr>
+            <w:tcW w:type="dxa" w:w="3312"/>
+          </w:tcPr>
+          <w:p>
+            <w:r/>
+            <w:r>
+              <w:rPr>
+                <w:sz w:val="18"/>
+              </w:rPr>
+              <w:t>(2,5h shipper + 12 phút soạn) × 3,5%</w:t>
+            </w:r>
+          </w:p>
+        </w:tc>
+        <w:tc>
+          <w:tcPr>
+            <w:tcW w:type="dxa" w:w="2304"/>
+          </w:tcPr>
+          <w:p>
+            <w:r/>
+            <w:r>
+              <w:rPr>
+                <w:sz w:val="18"/>
+              </w:rPr>
+              <w:t>3.601</w:t>
+            </w:r>
+          </w:p>
+        </w:tc>
+      </w:tr>
+      <w:tr>
+        <w:tc>
+          <w:tcPr>
+            <w:tcW w:type="dxa" w:w="3600"/>
+          </w:tcPr>
+          <w:p>
+            <w:r/>
+            <w:r>
+              <w:rPr>
+                <w:sz w:val="18"/>
+              </w:rPr>
+              <w:t>TỔNG LÃNG PHÍ / 1 ĐƠN</w:t>
+            </w:r>
+          </w:p>
+        </w:tc>
+        <w:tc>
+          <w:tcPr>
+            <w:tcW w:type="dxa" w:w="3312"/>
+          </w:tcPr>
+          <w:p>
+            <w:r/>
+            <w:r>
+              <w:rPr>
+                <w:sz w:val="18"/>
+              </w:rPr>
+            </w:r>
+          </w:p>
+        </w:tc>
+        <w:tc>
+          <w:tcPr>
+            <w:tcW w:type="dxa" w:w="2304"/>
+          </w:tcPr>
+          <w:p>
+            <w:r/>
+            <w:r>
+              <w:rPr>
+                <w:sz w:val="18"/>
+              </w:rPr>
+              <w:t>20.909</w:t>
+            </w:r>
+          </w:p>
+        </w:tc>
+      </w:tr>
+    </w:tbl>
+    <w:p>
+      <w:pPr>
+        <w:spacing w:after="40"/>
+      </w:pPr>
+    </w:p>
+    <w:p>
+      <w:pPr>
+        <w:spacing w:after="60"/>
+      </w:pPr>
+      <w:r>
+        <w:rPr>
+          <w:i w:val="0"/>
+          <w:sz w:val="22"/>
+        </w:rPr>
+        <w:t>Nhận xét: chi phí nhân công cho 1 đơn hàng khoảng 115,625 đ, trong đó lãng phí chiếm 20,909 đ (≈ 18,1%). Với quy mô ước tính 4.000 đơn/tháng, phần lãng phí tương đương khoảng 83.634.615 đ/tháng, tức 1.003.615.385 đ/năm.</w:t>
       </w:r>
     </w:p>
     <w:sectPr>

--- a/IE203-Nhom7/25410262_NguyenDucNghia/Quy_trinh_Don_hang_Online/Phan_tich_Don_hang_Online.docx
+++ b/IE203-Nhom7/25410262_NguyenDucNghia/Quy_trinh_Don_hang_Online/Phan_tich_Don_hang_Online.docx
@@ -320,6 +320,791 @@
       </w:r>
     </w:p>
     <w:p>
+      <w:pPr>
+        <w:spacing w:after="120" w:before="0"/>
+      </w:pPr>
+      <w:r>
+        <w:rPr>
+          <w:rFonts w:ascii="Times New Roman" w:hAnsi="Times New Roman"/>
+          <w:b/>
+          <w:i w:val="0"/>
+          <w:color w:val="1F3B63"/>
+          <w:sz w:val="26"/>
+        </w:rPr>
+        <w:t>1.2. Tác nhân, khách hàng và kết quả của quy trình</w:t>
+      </w:r>
+    </w:p>
+    <w:p>
+      <w:pPr>
+        <w:spacing w:after="60" w:before="0"/>
+      </w:pPr>
+      <w:r>
+        <w:rPr>
+          <w:rFonts w:ascii="Times New Roman" w:hAnsi="Times New Roman"/>
+          <w:b/>
+          <w:i w:val="0"/>
+          <w:sz w:val="23"/>
+        </w:rPr>
+        <w:t>Tác nhân tham gia quy trình (actor):</w:t>
+      </w:r>
+    </w:p>
+    <w:p>
+      <w:pPr>
+        <w:pStyle w:val="ListBullet"/>
+        <w:spacing w:after="40"/>
+      </w:pPr>
+      <w:r>
+        <w:rPr>
+          <w:rFonts w:ascii="Times New Roman" w:hAnsi="Times New Roman"/>
+          <w:sz w:val="23"/>
+        </w:rPr>
+        <w:t>Khách hàng – tác nhân bên ngoài, nằm ở pool riêng; đặt hàng, nhận và kiểm tra hàng, thanh toán.</w:t>
+      </w:r>
+    </w:p>
+    <w:p>
+      <w:pPr>
+        <w:pStyle w:val="ListBullet"/>
+        <w:spacing w:after="40"/>
+      </w:pPr>
+      <w:r>
+        <w:rPr>
+          <w:rFonts w:ascii="Times New Roman" w:hAnsi="Times New Roman"/>
+          <w:sz w:val="23"/>
+        </w:rPr>
+        <w:t>Hệ thống App / Website – ghi nhận đơn, kiểm tồn kho, xác nhận đơn, gửi khảo sát và tích điểm tự động.</w:t>
+      </w:r>
+    </w:p>
+    <w:p>
+      <w:pPr>
+        <w:pStyle w:val="ListBullet"/>
+        <w:spacing w:after="40"/>
+      </w:pPr>
+      <w:r>
+        <w:rPr>
+          <w:rFonts w:ascii="Times New Roman" w:hAnsi="Times New Roman"/>
+          <w:sz w:val="23"/>
+        </w:rPr>
+        <w:t>Tổng đài &amp; Điều phối đơn – xác nhận đơn, xử lý hết hàng, gom đơn theo tuyến, gán shipper.</w:t>
+      </w:r>
+    </w:p>
+    <w:p>
+      <w:pPr>
+        <w:pStyle w:val="ListBullet"/>
+        <w:spacing w:after="40"/>
+      </w:pPr>
+      <w:r>
+        <w:rPr>
+          <w:rFonts w:ascii="Times New Roman" w:hAnsi="Times New Roman"/>
+          <w:sz w:val="23"/>
+        </w:rPr>
+        <w:t>Nhân viên soạn hàng tại cửa hàng – soạn hàng, cân trọng lượng thực, đóng gói giữ lạnh, kiểm nhiệt độ.</w:t>
+      </w:r>
+    </w:p>
+    <w:p>
+      <w:pPr>
+        <w:pStyle w:val="ListBullet"/>
+        <w:spacing w:after="40"/>
+      </w:pPr>
+      <w:r>
+        <w:rPr>
+          <w:rFonts w:ascii="Times New Roman" w:hAnsi="Times New Roman"/>
+          <w:sz w:val="23"/>
+        </w:rPr>
+        <w:t>Nhân viên giao hàng (shipper) – giao hàng trong 2–4 giờ, giữ chuỗi lạnh, thu tiền COD, lập biên bản giao hàng.</w:t>
+      </w:r>
+    </w:p>
+    <w:p>
+      <w:pPr>
+        <w:pStyle w:val="ListBullet"/>
+        <w:spacing w:after="40"/>
+      </w:pPr>
+      <w:r>
+        <w:rPr>
+          <w:rFonts w:ascii="Times New Roman" w:hAnsi="Times New Roman"/>
+          <w:sz w:val="23"/>
+        </w:rPr>
+        <w:t>Quản lý cửa hàng và Trưởng đội Giao hàng – bố trí nhân sự, thiết bị lạnh và tuyến giao.</w:t>
+      </w:r>
+    </w:p>
+    <w:p>
+      <w:pPr>
+        <w:pStyle w:val="ListBullet"/>
+        <w:spacing w:after="40"/>
+      </w:pPr>
+      <w:r>
+        <w:rPr>
+          <w:rFonts w:ascii="Times New Roman" w:hAnsi="Times New Roman"/>
+          <w:sz w:val="23"/>
+        </w:rPr>
+        <w:t>Kế toán / Thu ngân – đối soát tiền COD, ví điện tử và ghi nhận doanh thu ngày.</w:t>
+      </w:r>
+    </w:p>
+    <w:p>
+      <w:pPr>
+        <w:spacing w:after="60" w:before="0"/>
+      </w:pPr>
+      <w:r>
+        <w:rPr>
+          <w:rFonts w:ascii="Times New Roman" w:hAnsi="Times New Roman"/>
+          <w:b/>
+          <w:i w:val="0"/>
+          <w:sz w:val="23"/>
+        </w:rPr>
+        <w:t>Khách hàng của quy trình (đối tượng thụ hưởng đầu ra):</w:t>
+      </w:r>
+    </w:p>
+    <w:p>
+      <w:pPr>
+        <w:pStyle w:val="ListBullet"/>
+        <w:spacing w:after="40"/>
+      </w:pPr>
+      <w:r>
+        <w:rPr>
+          <w:rFonts w:ascii="Times New Roman" w:hAnsi="Times New Roman"/>
+          <w:sz w:val="23"/>
+        </w:rPr>
+        <w:t>Khách hàng lẻ đặt qua App, Website và sàn thương mại điện tử – là đối tượng thụ hưởng trực tiếp.</w:t>
+      </w:r>
+    </w:p>
+    <w:p>
+      <w:pPr>
+        <w:pStyle w:val="ListBullet"/>
+        <w:spacing w:after="40"/>
+      </w:pPr>
+      <w:r>
+        <w:rPr>
+          <w:rFonts w:ascii="Times New Roman" w:hAnsi="Times New Roman"/>
+          <w:sz w:val="23"/>
+        </w:rPr>
+        <w:t>Quy trình CL4 (Chăm sóc khách hàng &amp; Đổi trả) – nhận bàn giao các đơn khách từ chối nhận.</w:t>
+      </w:r>
+    </w:p>
+    <w:p>
+      <w:pPr>
+        <w:pStyle w:val="ListBullet"/>
+        <w:spacing w:after="40"/>
+      </w:pPr>
+      <w:r>
+        <w:rPr>
+          <w:rFonts w:ascii="Times New Roman" w:hAnsi="Times New Roman"/>
+          <w:sz w:val="23"/>
+        </w:rPr>
+        <w:t>Quy trình HT1 (Kế toán, thu ngân &amp; Đối soát) – nhận dữ liệu doanh thu COD và ví điện tử để hạch toán.</w:t>
+      </w:r>
+    </w:p>
+    <w:p>
+      <w:pPr>
+        <w:pStyle w:val="ListBullet"/>
+        <w:spacing w:after="40"/>
+      </w:pPr>
+      <w:r>
+        <w:rPr>
+          <w:rFonts w:ascii="Times New Roman" w:hAnsi="Times New Roman"/>
+          <w:sz w:val="23"/>
+        </w:rPr>
+        <w:t>Ban Giám đốc – nhận báo cáo KPI kênh online để điều chỉnh chính sách giao hàng và định biên.</w:t>
+      </w:r>
+    </w:p>
+    <w:p>
+      <w:pPr>
+        <w:spacing w:after="60" w:before="0"/>
+      </w:pPr>
+      <w:r>
+        <w:rPr>
+          <w:rFonts w:ascii="Times New Roman" w:hAnsi="Times New Roman"/>
+          <w:b/>
+          <w:i w:val="0"/>
+          <w:sz w:val="23"/>
+        </w:rPr>
+        <w:t>Các khả năng kết quả của quy trình:</w:t>
+      </w:r>
+    </w:p>
+    <w:p>
+      <w:pPr>
+        <w:spacing w:after="60" w:before="80"/>
+        <w:jc w:val="center"/>
+      </w:pPr>
+      <w:r>
+        <w:rPr>
+          <w:rFonts w:ascii="Times New Roman" w:hAnsi="Times New Roman"/>
+          <w:b/>
+          <w:sz w:val="21"/>
+        </w:rPr>
+        <w:t>Bảng 1 – Các khả năng kết quả của quy trình CL2 và điều kiện dẫn tới</w:t>
+      </w:r>
+    </w:p>
+    <w:tbl>
+      <w:tblPr>
+        <w:tblStyle w:val="TableGrid"/>
+        <w:tblW w:type="auto" w:w="0"/>
+        <w:jc w:val="center"/>
+        <w:tblLayout w:type="fixed"/>
+        <w:tblLook w:firstColumn="1" w:firstRow="1" w:lastColumn="0" w:lastRow="0" w:noHBand="0" w:noVBand="1" w:val="04A0"/>
+      </w:tblPr>
+      <w:tblGrid>
+        <w:gridCol w:w="3324"/>
+        <w:gridCol w:w="3324"/>
+        <w:gridCol w:w="3324"/>
+      </w:tblGrid>
+      <w:tr>
+        <w:tc>
+          <w:tcPr>
+            <w:tcW w:type="dxa" w:w="2835"/>
+            <w:shd w:val="clear" w:fill="1F3B63"/>
+          </w:tcPr>
+          <w:p>
+            <w:pPr>
+              <w:spacing w:after="20"/>
+              <w:jc w:val="center"/>
+            </w:pPr>
+            <w:r/>
+            <w:r>
+              <w:rPr>
+                <w:rFonts w:ascii="Times New Roman" w:hAnsi="Times New Roman"/>
+                <w:b/>
+                <w:color w:val="FFFFFF"/>
+                <w:sz w:val="19"/>
+              </w:rPr>
+              <w:t>Kết quả</w:t>
+            </w:r>
+          </w:p>
+        </w:tc>
+        <w:tc>
+          <w:tcPr>
+            <w:tcW w:type="dxa" w:w="4195"/>
+            <w:shd w:val="clear" w:fill="1F3B63"/>
+          </w:tcPr>
+          <w:p>
+            <w:pPr>
+              <w:spacing w:after="20"/>
+              <w:jc w:val="center"/>
+            </w:pPr>
+            <w:r/>
+            <w:r>
+              <w:rPr>
+                <w:rFonts w:ascii="Times New Roman" w:hAnsi="Times New Roman"/>
+                <w:b/>
+                <w:color w:val="FFFFFF"/>
+                <w:sz w:val="19"/>
+              </w:rPr>
+              <w:t>Điều kiện dẫn tới kết quả</w:t>
+            </w:r>
+          </w:p>
+        </w:tc>
+        <w:tc>
+          <w:tcPr>
+            <w:tcW w:type="dxa" w:w="2721"/>
+            <w:shd w:val="clear" w:fill="1F3B63"/>
+          </w:tcPr>
+          <w:p>
+            <w:pPr>
+              <w:spacing w:after="20"/>
+              <w:jc w:val="center"/>
+            </w:pPr>
+            <w:r/>
+            <w:r>
+              <w:rPr>
+                <w:rFonts w:ascii="Times New Roman" w:hAnsi="Times New Roman"/>
+                <w:b/>
+                <w:color w:val="FFFFFF"/>
+                <w:sz w:val="19"/>
+              </w:rPr>
+              <w:t>Tần suất ước tính</w:t>
+            </w:r>
+          </w:p>
+        </w:tc>
+      </w:tr>
+      <w:tr>
+        <w:tc>
+          <w:tcPr>
+            <w:tcW w:type="dxa" w:w="2835"/>
+          </w:tcPr>
+          <w:p>
+            <w:pPr>
+              <w:spacing w:after="20"/>
+            </w:pPr>
+            <w:r/>
+            <w:r>
+              <w:rPr>
+                <w:rFonts w:ascii="Times New Roman" w:hAnsi="Times New Roman"/>
+                <w:b w:val="0"/>
+                <w:sz w:val="19"/>
+              </w:rPr>
+              <w:t>Giao thành công, thu tiền và đối soát khớp</w:t>
+            </w:r>
+          </w:p>
+        </w:tc>
+        <w:tc>
+          <w:tcPr>
+            <w:tcW w:type="dxa" w:w="4195"/>
+          </w:tcPr>
+          <w:p>
+            <w:pPr>
+              <w:spacing w:after="20"/>
+            </w:pPr>
+            <w:r/>
+            <w:r>
+              <w:rPr>
+                <w:rFonts w:ascii="Times New Roman" w:hAnsi="Times New Roman"/>
+                <w:b w:val="0"/>
+                <w:sz w:val="19"/>
+              </w:rPr>
+              <w:t>Đơn đủ hàng, soạn đúng, thùng đạt nhiệt độ, khách nhận hàng</w:t>
+            </w:r>
+          </w:p>
+        </w:tc>
+        <w:tc>
+          <w:tcPr>
+            <w:tcW w:type="dxa" w:w="2721"/>
+          </w:tcPr>
+          <w:p>
+            <w:pPr>
+              <w:spacing w:after="20"/>
+            </w:pPr>
+            <w:r/>
+            <w:r>
+              <w:rPr>
+                <w:rFonts w:ascii="Times New Roman" w:hAnsi="Times New Roman"/>
+                <w:b w:val="0"/>
+                <w:sz w:val="19"/>
+              </w:rPr>
+              <w:t>Phổ biến nhất – khoảng 85% số đơn</w:t>
+            </w:r>
+          </w:p>
+        </w:tc>
+      </w:tr>
+      <w:tr>
+        <w:tc>
+          <w:tcPr>
+            <w:tcW w:type="dxa" w:w="2835"/>
+            <w:shd w:val="clear" w:fill="F4F7FB"/>
+          </w:tcPr>
+          <w:p>
+            <w:pPr>
+              <w:spacing w:after="20"/>
+            </w:pPr>
+            <w:r/>
+            <w:r>
+              <w:rPr>
+                <w:rFonts w:ascii="Times New Roman" w:hAnsi="Times New Roman"/>
+                <w:b w:val="0"/>
+                <w:sz w:val="19"/>
+              </w:rPr>
+              <w:t>Huỷ đơn do hết hàng</w:t>
+            </w:r>
+          </w:p>
+        </w:tc>
+        <w:tc>
+          <w:tcPr>
+            <w:tcW w:type="dxa" w:w="4195"/>
+            <w:shd w:val="clear" w:fill="F4F7FB"/>
+          </w:tcPr>
+          <w:p>
+            <w:pPr>
+              <w:spacing w:after="20"/>
+            </w:pPr>
+            <w:r/>
+            <w:r>
+              <w:rPr>
+                <w:rFonts w:ascii="Times New Roman" w:hAnsi="Times New Roman"/>
+                <w:b w:val="0"/>
+                <w:sz w:val="19"/>
+              </w:rPr>
+              <w:t>Tồn kho cửa hàng không đủ và khách không đồng ý sản phẩm thay thế</w:t>
+            </w:r>
+          </w:p>
+        </w:tc>
+        <w:tc>
+          <w:tcPr>
+            <w:tcW w:type="dxa" w:w="2721"/>
+            <w:shd w:val="clear" w:fill="F4F7FB"/>
+          </w:tcPr>
+          <w:p>
+            <w:pPr>
+              <w:spacing w:after="20"/>
+            </w:pPr>
+            <w:r/>
+            <w:r>
+              <w:rPr>
+                <w:rFonts w:ascii="Times New Roman" w:hAnsi="Times New Roman"/>
+                <w:b w:val="0"/>
+                <w:sz w:val="19"/>
+              </w:rPr>
+              <w:t>Khoảng 4% số đơn (12% báo hết hàng × 35% không đồng ý)</w:t>
+            </w:r>
+          </w:p>
+        </w:tc>
+      </w:tr>
+      <w:tr>
+        <w:tc>
+          <w:tcPr>
+            <w:tcW w:type="dxa" w:w="2835"/>
+          </w:tcPr>
+          <w:p>
+            <w:pPr>
+              <w:spacing w:after="20"/>
+            </w:pPr>
+            <w:r/>
+            <w:r>
+              <w:rPr>
+                <w:rFonts w:ascii="Times New Roman" w:hAnsi="Times New Roman"/>
+                <w:b w:val="0"/>
+                <w:sz w:val="19"/>
+              </w:rPr>
+              <w:t>Huỷ đơn do không xác minh được khách</w:t>
+            </w:r>
+          </w:p>
+        </w:tc>
+        <w:tc>
+          <w:tcPr>
+            <w:tcW w:type="dxa" w:w="4195"/>
+          </w:tcPr>
+          <w:p>
+            <w:pPr>
+              <w:spacing w:after="20"/>
+            </w:pPr>
+            <w:r/>
+            <w:r>
+              <w:rPr>
+                <w:rFonts w:ascii="Times New Roman" w:hAnsi="Times New Roman"/>
+                <w:b w:val="0"/>
+                <w:sz w:val="19"/>
+              </w:rPr>
+              <w:t>Đơn vượt ngưỡng xác minh nhưng không liên lạc được với khách</w:t>
+            </w:r>
+          </w:p>
+        </w:tc>
+        <w:tc>
+          <w:tcPr>
+            <w:tcW w:type="dxa" w:w="2721"/>
+          </w:tcPr>
+          <w:p>
+            <w:pPr>
+              <w:spacing w:after="20"/>
+            </w:pPr>
+            <w:r/>
+            <w:r>
+              <w:rPr>
+                <w:rFonts w:ascii="Times New Roman" w:hAnsi="Times New Roman"/>
+                <w:b w:val="0"/>
+                <w:sz w:val="19"/>
+              </w:rPr>
+              <w:t>Khoảng 1,5% số đơn</w:t>
+            </w:r>
+          </w:p>
+        </w:tc>
+      </w:tr>
+      <w:tr>
+        <w:tc>
+          <w:tcPr>
+            <w:tcW w:type="dxa" w:w="2835"/>
+            <w:shd w:val="clear" w:fill="F4F7FB"/>
+          </w:tcPr>
+          <w:p>
+            <w:pPr>
+              <w:spacing w:after="20"/>
+            </w:pPr>
+            <w:r/>
+            <w:r>
+              <w:rPr>
+                <w:rFonts w:ascii="Times New Roman" w:hAnsi="Times New Roman"/>
+                <w:b w:val="0"/>
+                <w:sz w:val="19"/>
+              </w:rPr>
+              <w:t>Giao thành công ở lần hẹn thứ hai</w:t>
+            </w:r>
+          </w:p>
+        </w:tc>
+        <w:tc>
+          <w:tcPr>
+            <w:tcW w:type="dxa" w:w="4195"/>
+            <w:shd w:val="clear" w:fill="F4F7FB"/>
+          </w:tcPr>
+          <w:p>
+            <w:pPr>
+              <w:spacing w:after="20"/>
+            </w:pPr>
+            <w:r/>
+            <w:r>
+              <w:rPr>
+                <w:rFonts w:ascii="Times New Roman" w:hAnsi="Times New Roman"/>
+                <w:b w:val="0"/>
+                <w:sz w:val="19"/>
+              </w:rPr>
+              <w:t>Giao lần đầu thất bại, khách nhận ở lần hẹn lại trong ngày</w:t>
+            </w:r>
+          </w:p>
+        </w:tc>
+        <w:tc>
+          <w:tcPr>
+            <w:tcW w:type="dxa" w:w="2721"/>
+            <w:shd w:val="clear" w:fill="F4F7FB"/>
+          </w:tcPr>
+          <w:p>
+            <w:pPr>
+              <w:spacing w:after="20"/>
+            </w:pPr>
+            <w:r/>
+            <w:r>
+              <w:rPr>
+                <w:rFonts w:ascii="Times New Roman" w:hAnsi="Times New Roman"/>
+                <w:b w:val="0"/>
+                <w:sz w:val="19"/>
+              </w:rPr>
+              <w:t>Khoảng 5,6% số đơn</w:t>
+            </w:r>
+          </w:p>
+        </w:tc>
+      </w:tr>
+      <w:tr>
+        <w:tc>
+          <w:tcPr>
+            <w:tcW w:type="dxa" w:w="2835"/>
+          </w:tcPr>
+          <w:p>
+            <w:pPr>
+              <w:spacing w:after="20"/>
+            </w:pPr>
+            <w:r/>
+            <w:r>
+              <w:rPr>
+                <w:rFonts w:ascii="Times New Roman" w:hAnsi="Times New Roman"/>
+                <w:b w:val="0"/>
+                <w:sz w:val="19"/>
+              </w:rPr>
+              <w:t>Hoàn hàng về cửa hàng</w:t>
+            </w:r>
+          </w:p>
+        </w:tc>
+        <w:tc>
+          <w:tcPr>
+            <w:tcW w:type="dxa" w:w="4195"/>
+          </w:tcPr>
+          <w:p>
+            <w:pPr>
+              <w:spacing w:after="20"/>
+            </w:pPr>
+            <w:r/>
+            <w:r>
+              <w:rPr>
+                <w:rFonts w:ascii="Times New Roman" w:hAnsi="Times New Roman"/>
+                <w:b w:val="0"/>
+                <w:sz w:val="19"/>
+              </w:rPr>
+              <w:t>Giao thất bại cả hai lần trong ngày</w:t>
+            </w:r>
+          </w:p>
+        </w:tc>
+        <w:tc>
+          <w:tcPr>
+            <w:tcW w:type="dxa" w:w="2721"/>
+          </w:tcPr>
+          <w:p>
+            <w:pPr>
+              <w:spacing w:after="20"/>
+            </w:pPr>
+            <w:r/>
+            <w:r>
+              <w:rPr>
+                <w:rFonts w:ascii="Times New Roman" w:hAnsi="Times New Roman"/>
+                <w:b w:val="0"/>
+                <w:sz w:val="19"/>
+              </w:rPr>
+              <w:t>Khoảng 2,4% số đơn</w:t>
+            </w:r>
+          </w:p>
+        </w:tc>
+      </w:tr>
+      <w:tr>
+        <w:tc>
+          <w:tcPr>
+            <w:tcW w:type="dxa" w:w="2835"/>
+            <w:shd w:val="clear" w:fill="F4F7FB"/>
+          </w:tcPr>
+          <w:p>
+            <w:pPr>
+              <w:spacing w:after="20"/>
+            </w:pPr>
+            <w:r/>
+            <w:r>
+              <w:rPr>
+                <w:rFonts w:ascii="Times New Roman" w:hAnsi="Times New Roman"/>
+                <w:b w:val="0"/>
+                <w:sz w:val="19"/>
+              </w:rPr>
+              <w:t>Khách từ chối nhận – chuyển CL4 xử lý đổi trả</w:t>
+            </w:r>
+          </w:p>
+        </w:tc>
+        <w:tc>
+          <w:tcPr>
+            <w:tcW w:type="dxa" w:w="4195"/>
+            <w:shd w:val="clear" w:fill="F4F7FB"/>
+          </w:tcPr>
+          <w:p>
+            <w:pPr>
+              <w:spacing w:after="20"/>
+            </w:pPr>
+            <w:r/>
+            <w:r>
+              <w:rPr>
+                <w:rFonts w:ascii="Times New Roman" w:hAnsi="Times New Roman"/>
+                <w:b w:val="0"/>
+                <w:sz w:val="19"/>
+              </w:rPr>
+              <w:t>Hàng sai, dập nát, quá hạn hoặc không đủ lạnh khi khách kiểm tra</w:t>
+            </w:r>
+          </w:p>
+        </w:tc>
+        <w:tc>
+          <w:tcPr>
+            <w:tcW w:type="dxa" w:w="2721"/>
+            <w:shd w:val="clear" w:fill="F4F7FB"/>
+          </w:tcPr>
+          <w:p>
+            <w:pPr>
+              <w:spacing w:after="20"/>
+            </w:pPr>
+            <w:r/>
+            <w:r>
+              <w:rPr>
+                <w:rFonts w:ascii="Times New Roman" w:hAnsi="Times New Roman"/>
+                <w:b w:val="0"/>
+                <w:sz w:val="19"/>
+              </w:rPr>
+              <w:t>Khoảng 3,5% số đơn giao tới nơi</w:t>
+            </w:r>
+          </w:p>
+        </w:tc>
+      </w:tr>
+      <w:tr>
+        <w:tc>
+          <w:tcPr>
+            <w:tcW w:type="dxa" w:w="2835"/>
+          </w:tcPr>
+          <w:p>
+            <w:pPr>
+              <w:spacing w:after="20"/>
+            </w:pPr>
+            <w:r/>
+            <w:r>
+              <w:rPr>
+                <w:rFonts w:ascii="Times New Roman" w:hAnsi="Times New Roman"/>
+                <w:b w:val="0"/>
+                <w:sz w:val="19"/>
+              </w:rPr>
+              <w:t>Đóng gói lại trước khi giao</w:t>
+            </w:r>
+          </w:p>
+        </w:tc>
+        <w:tc>
+          <w:tcPr>
+            <w:tcW w:type="dxa" w:w="4195"/>
+          </w:tcPr>
+          <w:p>
+            <w:pPr>
+              <w:spacing w:after="20"/>
+            </w:pPr>
+            <w:r/>
+            <w:r>
+              <w:rPr>
+                <w:rFonts w:ascii="Times New Roman" w:hAnsi="Times New Roman"/>
+                <w:b w:val="0"/>
+                <w:sz w:val="19"/>
+              </w:rPr>
+              <w:t>Nhiệt độ tâm thùng không đạt chuẩn ở lần kiểm đầu</w:t>
+            </w:r>
+          </w:p>
+        </w:tc>
+        <w:tc>
+          <w:tcPr>
+            <w:tcW w:type="dxa" w:w="2721"/>
+          </w:tcPr>
+          <w:p>
+            <w:pPr>
+              <w:spacing w:after="20"/>
+            </w:pPr>
+            <w:r/>
+            <w:r>
+              <w:rPr>
+                <w:rFonts w:ascii="Times New Roman" w:hAnsi="Times New Roman"/>
+                <w:b w:val="0"/>
+                <w:sz w:val="19"/>
+              </w:rPr>
+              <w:t>Khoảng 6% số đơn</w:t>
+            </w:r>
+          </w:p>
+        </w:tc>
+      </w:tr>
+      <w:tr>
+        <w:tc>
+          <w:tcPr>
+            <w:tcW w:type="dxa" w:w="2835"/>
+            <w:shd w:val="clear" w:fill="F4F7FB"/>
+          </w:tcPr>
+          <w:p>
+            <w:pPr>
+              <w:spacing w:after="20"/>
+            </w:pPr>
+            <w:r/>
+            <w:r>
+              <w:rPr>
+                <w:rFonts w:ascii="Times New Roman" w:hAnsi="Times New Roman"/>
+                <w:b w:val="0"/>
+                <w:sz w:val="19"/>
+              </w:rPr>
+              <w:t>Giao bằng xe thuê ngoài</w:t>
+            </w:r>
+          </w:p>
+        </w:tc>
+        <w:tc>
+          <w:tcPr>
+            <w:tcW w:type="dxa" w:w="4195"/>
+            <w:shd w:val="clear" w:fill="F4F7FB"/>
+          </w:tcPr>
+          <w:p>
+            <w:pPr>
+              <w:spacing w:after="20"/>
+            </w:pPr>
+            <w:r/>
+            <w:r>
+              <w:rPr>
+                <w:rFonts w:ascii="Times New Roman" w:hAnsi="Times New Roman"/>
+                <w:b w:val="0"/>
+                <w:sz w:val="19"/>
+              </w:rPr>
+              <w:t>Xe giữ lạnh nội bộ không sẵn sàng tại thời điểm điều phối</w:t>
+            </w:r>
+          </w:p>
+        </w:tc>
+        <w:tc>
+          <w:tcPr>
+            <w:tcW w:type="dxa" w:w="2721"/>
+            <w:shd w:val="clear" w:fill="F4F7FB"/>
+          </w:tcPr>
+          <w:p>
+            <w:pPr>
+              <w:spacing w:after="20"/>
+            </w:pPr>
+            <w:r/>
+            <w:r>
+              <w:rPr>
+                <w:rFonts w:ascii="Times New Roman" w:hAnsi="Times New Roman"/>
+                <w:b w:val="0"/>
+                <w:sz w:val="19"/>
+              </w:rPr>
+              <w:t>Khoảng 10% số đơn</w:t>
+            </w:r>
+          </w:p>
+        </w:tc>
+      </w:tr>
+    </w:tbl>
+    <w:p>
+      <w:pPr>
+        <w:spacing w:after="80"/>
+      </w:pPr>
+    </w:p>
+    <w:p>
       <w:r>
         <w:br w:type="page"/>
       </w:r>
@@ -503,7 +1288,7 @@
           <w:b/>
           <w:sz w:val="21"/>
         </w:rPr>
-        <w:t>Bảng 1 – Các kênh phát sinh đơn hàng online và ảnh hưởng tới quy trình</w:t>
+        <w:t>Bảng 2 – Các kênh phát sinh đơn hàng online và ảnh hưởng tới quy trình</w:t>
       </w:r>
     </w:p>
     <w:tbl>
@@ -926,7 +1711,7 @@
           <w:b/>
           <w:sz w:val="21"/>
         </w:rPr>
-        <w:t>Bảng 2 – Các nhánh ngoại lệ trong quy trình xử lý đơn hàng online</w:t>
+        <w:t>Bảng 3 – Các nhánh ngoại lệ trong quy trình xử lý đơn hàng online</w:t>
       </w:r>
     </w:p>
     <w:tbl>
@@ -2045,7 +2830,7 @@
           <w:b/>
           <w:sz w:val="21"/>
         </w:rPr>
-        <w:t>Bảng 3 – Kế hoạch công việc theo ngày của quy trình CL2</w:t>
+        <w:t>Bảng 4 – Kế hoạch công việc theo ngày của quy trình CL2</w:t>
       </w:r>
     </w:p>
     <w:tbl>
@@ -2568,7 +3353,7 @@
           <w:b/>
           <w:sz w:val="21"/>
         </w:rPr>
-        <w:t>Bảng 4 – Kế hoạch công việc theo tuần / tháng của quy trình CL2</w:t>
+        <w:t>Bảng 5 – Kế hoạch công việc theo tuần / tháng của quy trình CL2</w:t>
       </w:r>
     </w:p>
     <w:tbl>
@@ -3092,7 +3877,770 @@
           <w:color w:val="2E5480"/>
           <w:sz w:val="24"/>
         </w:rPr>
-        <w:t>e) Công nghệ hỗ trợ</w:t>
+        <w:t>e) Thuật ngữ và sổ tay</w:t>
+      </w:r>
+    </w:p>
+    <w:p>
+      <w:pPr>
+        <w:spacing w:after="80" w:before="0"/>
+      </w:pPr>
+      <w:r>
+        <w:rPr>
+          <w:rFonts w:ascii="Times New Roman" w:hAnsi="Times New Roman"/>
+          <w:b w:val="0"/>
+          <w:i w:val="0"/>
+          <w:sz w:val="23"/>
+        </w:rPr>
+        <w:t>Bảng thuật ngữ dùng thống nhất trong toàn bộ tài liệu phân tích quy trình CL2:</w:t>
+      </w:r>
+    </w:p>
+    <w:p>
+      <w:pPr>
+        <w:spacing w:after="60" w:before="80"/>
+        <w:jc w:val="center"/>
+      </w:pPr>
+      <w:r>
+        <w:rPr>
+          <w:rFonts w:ascii="Times New Roman" w:hAnsi="Times New Roman"/>
+          <w:b/>
+          <w:sz w:val="21"/>
+        </w:rPr>
+        <w:t>Bảng 6 – Bảng thuật ngữ và sổ tay quy trình CL2</w:t>
+      </w:r>
+    </w:p>
+    <w:tbl>
+      <w:tblPr>
+        <w:tblStyle w:val="TableGrid"/>
+        <w:tblW w:type="auto" w:w="0"/>
+        <w:jc w:val="center"/>
+        <w:tblLayout w:type="fixed"/>
+        <w:tblLook w:firstColumn="1" w:firstRow="1" w:lastColumn="0" w:lastRow="0" w:noHBand="0" w:noVBand="1" w:val="04A0"/>
+      </w:tblPr>
+      <w:tblGrid>
+        <w:gridCol w:w="4986"/>
+        <w:gridCol w:w="4986"/>
+      </w:tblGrid>
+      <w:tr>
+        <w:tc>
+          <w:tcPr>
+            <w:tcW w:type="dxa" w:w="2381"/>
+            <w:shd w:val="clear" w:fill="1F3B63"/>
+          </w:tcPr>
+          <w:p>
+            <w:pPr>
+              <w:spacing w:after="20"/>
+              <w:jc w:val="center"/>
+            </w:pPr>
+            <w:r/>
+            <w:r>
+              <w:rPr>
+                <w:rFonts w:ascii="Times New Roman" w:hAnsi="Times New Roman"/>
+                <w:b/>
+                <w:color w:val="FFFFFF"/>
+                <w:sz w:val="19"/>
+              </w:rPr>
+              <w:t>Thuật ngữ</w:t>
+            </w:r>
+          </w:p>
+        </w:tc>
+        <w:tc>
+          <w:tcPr>
+            <w:tcW w:type="dxa" w:w="7370"/>
+            <w:shd w:val="clear" w:fill="1F3B63"/>
+          </w:tcPr>
+          <w:p>
+            <w:pPr>
+              <w:spacing w:after="20"/>
+              <w:jc w:val="center"/>
+            </w:pPr>
+            <w:r/>
+            <w:r>
+              <w:rPr>
+                <w:rFonts w:ascii="Times New Roman" w:hAnsi="Times New Roman"/>
+                <w:b/>
+                <w:color w:val="FFFFFF"/>
+                <w:sz w:val="19"/>
+              </w:rPr>
+              <w:t>Giải thích</w:t>
+            </w:r>
+          </w:p>
+        </w:tc>
+      </w:tr>
+      <w:tr>
+        <w:tc>
+          <w:tcPr>
+            <w:tcW w:type="dxa" w:w="2381"/>
+          </w:tcPr>
+          <w:p>
+            <w:pPr>
+              <w:spacing w:after="20"/>
+            </w:pPr>
+            <w:r/>
+            <w:r>
+              <w:rPr>
+                <w:rFonts w:ascii="Times New Roman" w:hAnsi="Times New Roman"/>
+                <w:b w:val="0"/>
+                <w:sz w:val="19"/>
+              </w:rPr>
+              <w:t>SKU (Stock Keeping Unit)</w:t>
+            </w:r>
+          </w:p>
+        </w:tc>
+        <w:tc>
+          <w:tcPr>
+            <w:tcW w:type="dxa" w:w="7370"/>
+          </w:tcPr>
+          <w:p>
+            <w:pPr>
+              <w:spacing w:after="20"/>
+            </w:pPr>
+            <w:r/>
+            <w:r>
+              <w:rPr>
+                <w:rFonts w:ascii="Times New Roman" w:hAnsi="Times New Roman"/>
+                <w:b w:val="0"/>
+                <w:sz w:val="19"/>
+              </w:rPr>
+              <w:t>Mã đơn vị hàng hoá dùng để quản lý tồn kho; mỗi mặt hàng và quy cách đóng gói là một SKU riêng</w:t>
+            </w:r>
+          </w:p>
+        </w:tc>
+      </w:tr>
+      <w:tr>
+        <w:tc>
+          <w:tcPr>
+            <w:tcW w:type="dxa" w:w="2381"/>
+            <w:shd w:val="clear" w:fill="F4F7FB"/>
+          </w:tcPr>
+          <w:p>
+            <w:pPr>
+              <w:spacing w:after="20"/>
+            </w:pPr>
+            <w:r/>
+            <w:r>
+              <w:rPr>
+                <w:rFonts w:ascii="Times New Roman" w:hAnsi="Times New Roman"/>
+                <w:b w:val="0"/>
+                <w:sz w:val="19"/>
+              </w:rPr>
+              <w:t>Tồn khả dụng</w:t>
+            </w:r>
+          </w:p>
+        </w:tc>
+        <w:tc>
+          <w:tcPr>
+            <w:tcW w:type="dxa" w:w="7370"/>
+            <w:shd w:val="clear" w:fill="F4F7FB"/>
+          </w:tcPr>
+          <w:p>
+            <w:pPr>
+              <w:spacing w:after="20"/>
+            </w:pPr>
+            <w:r/>
+            <w:r>
+              <w:rPr>
+                <w:rFonts w:ascii="Times New Roman" w:hAnsi="Times New Roman"/>
+                <w:b w:val="0"/>
+                <w:sz w:val="19"/>
+              </w:rPr>
+              <w:t>Lượng hàng thực sự có thể bán cho kênh online sau khi trừ phần đã giữ cho đơn khác và hàng trưng bày</w:t>
+            </w:r>
+          </w:p>
+        </w:tc>
+      </w:tr>
+      <w:tr>
+        <w:tc>
+          <w:tcPr>
+            <w:tcW w:type="dxa" w:w="2381"/>
+          </w:tcPr>
+          <w:p>
+            <w:pPr>
+              <w:spacing w:after="20"/>
+            </w:pPr>
+            <w:r/>
+            <w:r>
+              <w:rPr>
+                <w:rFonts w:ascii="Times New Roman" w:hAnsi="Times New Roman"/>
+                <w:b w:val="0"/>
+                <w:sz w:val="19"/>
+              </w:rPr>
+              <w:t>Picking list – Phiếu soạn hàng</w:t>
+            </w:r>
+          </w:p>
+        </w:tc>
+        <w:tc>
+          <w:tcPr>
+            <w:tcW w:type="dxa" w:w="7370"/>
+          </w:tcPr>
+          <w:p>
+            <w:pPr>
+              <w:spacing w:after="20"/>
+            </w:pPr>
+            <w:r/>
+            <w:r>
+              <w:rPr>
+                <w:rFonts w:ascii="Times New Roman" w:hAnsi="Times New Roman"/>
+                <w:b w:val="0"/>
+                <w:sz w:val="19"/>
+              </w:rPr>
+              <w:t>Phiếu in hoặc hiển thị trên thiết bị, liệt kê các mặt hàng cần soạn cho một đơn, kèm vị trí quầy và hạn dùng</w:t>
+            </w:r>
+          </w:p>
+        </w:tc>
+      </w:tr>
+      <w:tr>
+        <w:tc>
+          <w:tcPr>
+            <w:tcW w:type="dxa" w:w="2381"/>
+            <w:shd w:val="clear" w:fill="F4F7FB"/>
+          </w:tcPr>
+          <w:p>
+            <w:pPr>
+              <w:spacing w:after="20"/>
+            </w:pPr>
+            <w:r/>
+            <w:r>
+              <w:rPr>
+                <w:rFonts w:ascii="Times New Roman" w:hAnsi="Times New Roman"/>
+                <w:b w:val="0"/>
+                <w:sz w:val="19"/>
+              </w:rPr>
+              <w:t>Chuỗi lạnh (cold chain)</w:t>
+            </w:r>
+          </w:p>
+        </w:tc>
+        <w:tc>
+          <w:tcPr>
+            <w:tcW w:type="dxa" w:w="7370"/>
+            <w:shd w:val="clear" w:fill="F4F7FB"/>
+          </w:tcPr>
+          <w:p>
+            <w:pPr>
+              <w:spacing w:after="20"/>
+            </w:pPr>
+            <w:r/>
+            <w:r>
+              <w:rPr>
+                <w:rFonts w:ascii="Times New Roman" w:hAnsi="Times New Roman"/>
+                <w:b w:val="0"/>
+                <w:sz w:val="19"/>
+              </w:rPr>
+              <w:t>Chuỗi bảo quản lạnh liên tục từ kho, khu soạn hàng, thùng giữ lạnh cho tới khi giao đến tay khách</w:t>
+            </w:r>
+          </w:p>
+        </w:tc>
+      </w:tr>
+      <w:tr>
+        <w:tc>
+          <w:tcPr>
+            <w:tcW w:type="dxa" w:w="2381"/>
+          </w:tcPr>
+          <w:p>
+            <w:pPr>
+              <w:spacing w:after="20"/>
+            </w:pPr>
+            <w:r/>
+            <w:r>
+              <w:rPr>
+                <w:rFonts w:ascii="Times New Roman" w:hAnsi="Times New Roman"/>
+                <w:b w:val="0"/>
+                <w:sz w:val="19"/>
+              </w:rPr>
+              <w:t>Nhiệt độ tâm hàng</w:t>
+            </w:r>
+          </w:p>
+        </w:tc>
+        <w:tc>
+          <w:tcPr>
+            <w:tcW w:type="dxa" w:w="7370"/>
+          </w:tcPr>
+          <w:p>
+            <w:pPr>
+              <w:spacing w:after="20"/>
+            </w:pPr>
+            <w:r/>
+            <w:r>
+              <w:rPr>
+                <w:rFonts w:ascii="Times New Roman" w:hAnsi="Times New Roman"/>
+                <w:b w:val="0"/>
+                <w:sz w:val="19"/>
+              </w:rPr>
+              <w:t>Nhiệt độ đo tại giữa khối hàng trong thùng, phản ánh đúng điều kiện bảo quản hơn nhiệt độ bề mặt</w:t>
+            </w:r>
+          </w:p>
+        </w:tc>
+      </w:tr>
+      <w:tr>
+        <w:tc>
+          <w:tcPr>
+            <w:tcW w:type="dxa" w:w="2381"/>
+            <w:shd w:val="clear" w:fill="F4F7FB"/>
+          </w:tcPr>
+          <w:p>
+            <w:pPr>
+              <w:spacing w:after="20"/>
+            </w:pPr>
+            <w:r/>
+            <w:r>
+              <w:rPr>
+                <w:rFonts w:ascii="Times New Roman" w:hAnsi="Times New Roman"/>
+                <w:b w:val="0"/>
+                <w:sz w:val="19"/>
+              </w:rPr>
+              <w:t>Thùng EPS / đá gel</w:t>
+            </w:r>
+          </w:p>
+        </w:tc>
+        <w:tc>
+          <w:tcPr>
+            <w:tcW w:type="dxa" w:w="7370"/>
+            <w:shd w:val="clear" w:fill="F4F7FB"/>
+          </w:tcPr>
+          <w:p>
+            <w:pPr>
+              <w:spacing w:after="20"/>
+            </w:pPr>
+            <w:r/>
+            <w:r>
+              <w:rPr>
+                <w:rFonts w:ascii="Times New Roman" w:hAnsi="Times New Roman"/>
+                <w:b w:val="0"/>
+                <w:sz w:val="19"/>
+              </w:rPr>
+              <w:t>Thùng xốp cách nhiệt và túi gel đông lạnh dùng để duy trì nhiệt độ trong suốt hành trình giao</w:t>
+            </w:r>
+          </w:p>
+        </w:tc>
+      </w:tr>
+      <w:tr>
+        <w:tc>
+          <w:tcPr>
+            <w:tcW w:type="dxa" w:w="2381"/>
+          </w:tcPr>
+          <w:p>
+            <w:pPr>
+              <w:spacing w:after="20"/>
+            </w:pPr>
+            <w:r/>
+            <w:r>
+              <w:rPr>
+                <w:rFonts w:ascii="Times New Roman" w:hAnsi="Times New Roman"/>
+                <w:b w:val="0"/>
+                <w:sz w:val="19"/>
+              </w:rPr>
+              <w:t>Khung giờ giao</w:t>
+            </w:r>
+          </w:p>
+        </w:tc>
+        <w:tc>
+          <w:tcPr>
+            <w:tcW w:type="dxa" w:w="7370"/>
+          </w:tcPr>
+          <w:p>
+            <w:pPr>
+              <w:spacing w:after="20"/>
+            </w:pPr>
+            <w:r/>
+            <w:r>
+              <w:rPr>
+                <w:rFonts w:ascii="Times New Roman" w:hAnsi="Times New Roman"/>
+                <w:b w:val="0"/>
+                <w:sz w:val="19"/>
+              </w:rPr>
+              <w:t>Khoảng thời gian khách chọn để nhận hàng, ví dụ 12h00–14h00; là căn cứ để gom đơn theo tuyến</w:t>
+            </w:r>
+          </w:p>
+        </w:tc>
+      </w:tr>
+      <w:tr>
+        <w:tc>
+          <w:tcPr>
+            <w:tcW w:type="dxa" w:w="2381"/>
+            <w:shd w:val="clear" w:fill="F4F7FB"/>
+          </w:tcPr>
+          <w:p>
+            <w:pPr>
+              <w:spacing w:after="20"/>
+            </w:pPr>
+            <w:r/>
+            <w:r>
+              <w:rPr>
+                <w:rFonts w:ascii="Times New Roman" w:hAnsi="Times New Roman"/>
+                <w:b w:val="0"/>
+                <w:sz w:val="19"/>
+              </w:rPr>
+              <w:t>Gom đơn theo tuyến</w:t>
+            </w:r>
+          </w:p>
+        </w:tc>
+        <w:tc>
+          <w:tcPr>
+            <w:tcW w:type="dxa" w:w="7370"/>
+            <w:shd w:val="clear" w:fill="F4F7FB"/>
+          </w:tcPr>
+          <w:p>
+            <w:pPr>
+              <w:spacing w:after="20"/>
+            </w:pPr>
+            <w:r/>
+            <w:r>
+              <w:rPr>
+                <w:rFonts w:ascii="Times New Roman" w:hAnsi="Times New Roman"/>
+                <w:b w:val="0"/>
+                <w:sz w:val="19"/>
+              </w:rPr>
+              <w:t>Ghép nhiều đơn cùng hướng vào một chuyến giao nhằm giảm số chuyến và chi phí shipper</w:t>
+            </w:r>
+          </w:p>
+        </w:tc>
+      </w:tr>
+      <w:tr>
+        <w:tc>
+          <w:tcPr>
+            <w:tcW w:type="dxa" w:w="2381"/>
+          </w:tcPr>
+          <w:p>
+            <w:pPr>
+              <w:spacing w:after="20"/>
+            </w:pPr>
+            <w:r/>
+            <w:r>
+              <w:rPr>
+                <w:rFonts w:ascii="Times New Roman" w:hAnsi="Times New Roman"/>
+                <w:b w:val="0"/>
+                <w:sz w:val="19"/>
+              </w:rPr>
+              <w:t>COD (Cash On Delivery)</w:t>
+            </w:r>
+          </w:p>
+        </w:tc>
+        <w:tc>
+          <w:tcPr>
+            <w:tcW w:type="dxa" w:w="7370"/>
+          </w:tcPr>
+          <w:p>
+            <w:pPr>
+              <w:spacing w:after="20"/>
+            </w:pPr>
+            <w:r/>
+            <w:r>
+              <w:rPr>
+                <w:rFonts w:ascii="Times New Roman" w:hAnsi="Times New Roman"/>
+                <w:b w:val="0"/>
+                <w:sz w:val="19"/>
+              </w:rPr>
+              <w:t>Hình thức thanh toán khi nhận hàng; shipper thu tiền tại điểm giao và nộp lại cuối ca</w:t>
+            </w:r>
+          </w:p>
+        </w:tc>
+      </w:tr>
+      <w:tr>
+        <w:tc>
+          <w:tcPr>
+            <w:tcW w:type="dxa" w:w="2381"/>
+            <w:shd w:val="clear" w:fill="F4F7FB"/>
+          </w:tcPr>
+          <w:p>
+            <w:pPr>
+              <w:spacing w:after="20"/>
+            </w:pPr>
+            <w:r/>
+            <w:r>
+              <w:rPr>
+                <w:rFonts w:ascii="Times New Roman" w:hAnsi="Times New Roman"/>
+                <w:b w:val="0"/>
+                <w:sz w:val="19"/>
+              </w:rPr>
+              <w:t>POD (Proof Of Delivery)</w:t>
+            </w:r>
+          </w:p>
+        </w:tc>
+        <w:tc>
+          <w:tcPr>
+            <w:tcW w:type="dxa" w:w="7370"/>
+            <w:shd w:val="clear" w:fill="F4F7FB"/>
+          </w:tcPr>
+          <w:p>
+            <w:pPr>
+              <w:spacing w:after="20"/>
+            </w:pPr>
+            <w:r/>
+            <w:r>
+              <w:rPr>
+                <w:rFonts w:ascii="Times New Roman" w:hAnsi="Times New Roman"/>
+                <w:b w:val="0"/>
+                <w:sz w:val="19"/>
+              </w:rPr>
+              <w:t>Biên bản giao hàng gồm ảnh và xác nhận của khách, là căn cứ đối soát doanh thu</w:t>
+            </w:r>
+          </w:p>
+        </w:tc>
+      </w:tr>
+      <w:tr>
+        <w:tc>
+          <w:tcPr>
+            <w:tcW w:type="dxa" w:w="2381"/>
+          </w:tcPr>
+          <w:p>
+            <w:pPr>
+              <w:spacing w:after="20"/>
+            </w:pPr>
+            <w:r/>
+            <w:r>
+              <w:rPr>
+                <w:rFonts w:ascii="Times New Roman" w:hAnsi="Times New Roman"/>
+                <w:b w:val="0"/>
+                <w:sz w:val="19"/>
+              </w:rPr>
+              <w:t>OTD (On Time Delivery)</w:t>
+            </w:r>
+          </w:p>
+        </w:tc>
+        <w:tc>
+          <w:tcPr>
+            <w:tcW w:type="dxa" w:w="7370"/>
+          </w:tcPr>
+          <w:p>
+            <w:pPr>
+              <w:spacing w:after="20"/>
+            </w:pPr>
+            <w:r/>
+            <w:r>
+              <w:rPr>
+                <w:rFonts w:ascii="Times New Roman" w:hAnsi="Times New Roman"/>
+                <w:b w:val="0"/>
+                <w:sz w:val="19"/>
+              </w:rPr>
+              <w:t>Tỷ lệ đơn được giao đúng trong khung cam kết 2–4 giờ</w:t>
+            </w:r>
+          </w:p>
+        </w:tc>
+      </w:tr>
+      <w:tr>
+        <w:tc>
+          <w:tcPr>
+            <w:tcW w:type="dxa" w:w="2381"/>
+            <w:shd w:val="clear" w:fill="F4F7FB"/>
+          </w:tcPr>
+          <w:p>
+            <w:pPr>
+              <w:spacing w:after="20"/>
+            </w:pPr>
+            <w:r/>
+            <w:r>
+              <w:rPr>
+                <w:rFonts w:ascii="Times New Roman" w:hAnsi="Times New Roman"/>
+                <w:b w:val="0"/>
+                <w:sz w:val="19"/>
+              </w:rPr>
+              <w:t>FSOT (First Success On Time)</w:t>
+            </w:r>
+          </w:p>
+        </w:tc>
+        <w:tc>
+          <w:tcPr>
+            <w:tcW w:type="dxa" w:w="7370"/>
+            <w:shd w:val="clear" w:fill="F4F7FB"/>
+          </w:tcPr>
+          <w:p>
+            <w:pPr>
+              <w:spacing w:after="20"/>
+            </w:pPr>
+            <w:r/>
+            <w:r>
+              <w:rPr>
+                <w:rFonts w:ascii="Times New Roman" w:hAnsi="Times New Roman"/>
+                <w:b w:val="0"/>
+                <w:sz w:val="19"/>
+              </w:rPr>
+              <w:t>Tỷ lệ đơn giao thành công ngay lần đầu, không phải hẹn lại</w:t>
+            </w:r>
+          </w:p>
+        </w:tc>
+      </w:tr>
+      <w:tr>
+        <w:tc>
+          <w:tcPr>
+            <w:tcW w:type="dxa" w:w="2381"/>
+          </w:tcPr>
+          <w:p>
+            <w:pPr>
+              <w:spacing w:after="20"/>
+            </w:pPr>
+            <w:r/>
+            <w:r>
+              <w:rPr>
+                <w:rFonts w:ascii="Times New Roman" w:hAnsi="Times New Roman"/>
+                <w:b w:val="0"/>
+                <w:sz w:val="19"/>
+              </w:rPr>
+              <w:t>Đối soát</w:t>
+            </w:r>
+          </w:p>
+        </w:tc>
+        <w:tc>
+          <w:tcPr>
+            <w:tcW w:type="dxa" w:w="7370"/>
+          </w:tcPr>
+          <w:p>
+            <w:pPr>
+              <w:spacing w:after="20"/>
+            </w:pPr>
+            <w:r/>
+            <w:r>
+              <w:rPr>
+                <w:rFonts w:ascii="Times New Roman" w:hAnsi="Times New Roman"/>
+                <w:b w:val="0"/>
+                <w:sz w:val="19"/>
+              </w:rPr>
+              <w:t>So khớp tiền COD shipper nộp, tiền ví điện tử và doanh thu ghi nhận trên hệ thống trong cùng một ngày</w:t>
+            </w:r>
+          </w:p>
+        </w:tc>
+      </w:tr>
+      <w:tr>
+        <w:tc>
+          <w:tcPr>
+            <w:tcW w:type="dxa" w:w="2381"/>
+            <w:shd w:val="clear" w:fill="F4F7FB"/>
+          </w:tcPr>
+          <w:p>
+            <w:pPr>
+              <w:spacing w:after="20"/>
+            </w:pPr>
+            <w:r/>
+            <w:r>
+              <w:rPr>
+                <w:rFonts w:ascii="Times New Roman" w:hAnsi="Times New Roman"/>
+                <w:b w:val="0"/>
+                <w:sz w:val="19"/>
+              </w:rPr>
+              <w:t>Lead time</w:t>
+            </w:r>
+          </w:p>
+        </w:tc>
+        <w:tc>
+          <w:tcPr>
+            <w:tcW w:type="dxa" w:w="7370"/>
+            <w:shd w:val="clear" w:fill="F4F7FB"/>
+          </w:tcPr>
+          <w:p>
+            <w:pPr>
+              <w:spacing w:after="20"/>
+            </w:pPr>
+            <w:r/>
+            <w:r>
+              <w:rPr>
+                <w:rFonts w:ascii="Times New Roman" w:hAnsi="Times New Roman"/>
+                <w:b w:val="0"/>
+                <w:sz w:val="19"/>
+              </w:rPr>
+              <w:t>Tổng thời gian từ khi đơn được xác nhận đến khi khách nhận hàng, gồm cả chờ và thao tác</w:t>
+            </w:r>
+          </w:p>
+        </w:tc>
+      </w:tr>
+      <w:tr>
+        <w:tc>
+          <w:tcPr>
+            <w:tcW w:type="dxa" w:w="2381"/>
+          </w:tcPr>
+          <w:p>
+            <w:pPr>
+              <w:spacing w:after="20"/>
+            </w:pPr>
+            <w:r/>
+            <w:r>
+              <w:rPr>
+                <w:rFonts w:ascii="Times New Roman" w:hAnsi="Times New Roman"/>
+                <w:b w:val="0"/>
+                <w:sz w:val="19"/>
+              </w:rPr>
+              <w:t>PCE (Process Cycle Efficiency)</w:t>
+            </w:r>
+          </w:p>
+        </w:tc>
+        <w:tc>
+          <w:tcPr>
+            <w:tcW w:type="dxa" w:w="7370"/>
+          </w:tcPr>
+          <w:p>
+            <w:pPr>
+              <w:spacing w:after="20"/>
+            </w:pPr>
+            <w:r/>
+            <w:r>
+              <w:rPr>
+                <w:rFonts w:ascii="Times New Roman" w:hAnsi="Times New Roman"/>
+                <w:b w:val="0"/>
+                <w:sz w:val="19"/>
+              </w:rPr>
+              <w:t>Hiệu suất chu trình = thời gian tạo giá trị ÷ tổng lead time</w:t>
+            </w:r>
+          </w:p>
+        </w:tc>
+      </w:tr>
+      <w:tr>
+        <w:tc>
+          <w:tcPr>
+            <w:tcW w:type="dxa" w:w="2381"/>
+            <w:shd w:val="clear" w:fill="F4F7FB"/>
+          </w:tcPr>
+          <w:p>
+            <w:pPr>
+              <w:spacing w:after="20"/>
+            </w:pPr>
+            <w:r/>
+            <w:r>
+              <w:rPr>
+                <w:rFonts w:ascii="Times New Roman" w:hAnsi="Times New Roman"/>
+                <w:b w:val="0"/>
+                <w:sz w:val="19"/>
+              </w:rPr>
+              <w:t>VA / VBA / NVA</w:t>
+            </w:r>
+          </w:p>
+        </w:tc>
+        <w:tc>
+          <w:tcPr>
+            <w:tcW w:type="dxa" w:w="7370"/>
+            <w:shd w:val="clear" w:fill="F4F7FB"/>
+          </w:tcPr>
+          <w:p>
+            <w:pPr>
+              <w:spacing w:after="20"/>
+            </w:pPr>
+            <w:r/>
+            <w:r>
+              <w:rPr>
+                <w:rFonts w:ascii="Times New Roman" w:hAnsi="Times New Roman"/>
+                <w:b w:val="0"/>
+                <w:sz w:val="19"/>
+              </w:rPr>
+              <w:t>Ba nhóm phân loại hoạt động: tạo giá trị, tăng giá trị kinh doanh (bắt buộc), và không tạo giá trị</w:t>
+            </w:r>
+          </w:p>
+        </w:tc>
+      </w:tr>
+    </w:tbl>
+    <w:p>
+      <w:pPr>
+        <w:spacing w:after="80"/>
+      </w:pPr>
+    </w:p>
+    <w:p>
+      <w:pPr>
+        <w:spacing w:after="100" w:before="0"/>
+      </w:pPr>
+      <w:r>
+        <w:rPr>
+          <w:rFonts w:ascii="Times New Roman" w:hAnsi="Times New Roman"/>
+          <w:b/>
+          <w:i w:val="0"/>
+          <w:color w:val="2E5480"/>
+          <w:sz w:val="24"/>
+        </w:rPr>
+        <w:t>f) Công nghệ hỗ trợ</w:t>
       </w:r>
     </w:p>
     <w:p>
@@ -3198,7 +4746,7 @@
           <w:color w:val="2E5480"/>
           <w:sz w:val="24"/>
         </w:rPr>
-        <w:t>f) Biểu mẫu, màn hình và chứng từ</w:t>
+        <w:t>g) Biểu mẫu, màn hình và chứng từ</w:t>
       </w:r>
     </w:p>
     <w:p>
@@ -3240,7 +4788,7 @@
           <w:b/>
           <w:sz w:val="21"/>
         </w:rPr>
-        <w:t>Bảng 5 – Mẫu phiếu soạn hàng cho đơn online</w:t>
+        <w:t>Bảng 7 – Mẫu phiếu soạn hàng cho đơn online</w:t>
       </w:r>
     </w:p>
     <w:tbl>
@@ -3954,7 +5502,7 @@
           <w:b/>
           <w:sz w:val="21"/>
         </w:rPr>
-        <w:t>Bảng 6 – Mẫu phiếu kiểm nhiệt độ thùng giữ lạnh</w:t>
+        <w:t>Bảng 8 – Mẫu phiếu kiểm nhiệt độ thùng giữ lạnh</w:t>
       </w:r>
     </w:p>
     <w:tbl>
@@ -4587,7 +6135,7 @@
           <w:b/>
           <w:sz w:val="21"/>
         </w:rPr>
-        <w:t>Bảng 7 – Mẫu biên bản giao hàng (POD)</w:t>
+        <w:t>Bảng 9 – Mẫu biên bản giao hàng (POD)</w:t>
       </w:r>
     </w:p>
     <w:tbl>
@@ -5300,7 +6848,7 @@
           <w:b/>
           <w:sz w:val="21"/>
         </w:rPr>
-        <w:t>Bảng 8 – Mẫu báo cáo đối soát doanh thu kênh online</w:t>
+        <w:t>Bảng 10 – Mẫu báo cáo đối soát doanh thu kênh online</w:t>
       </w:r>
     </w:p>
     <w:tbl>
@@ -5933,7 +7481,7 @@
           <w:b/>
           <w:sz w:val="21"/>
         </w:rPr>
-        <w:t>Bảng 9 – Mẫu phiếu ghi nhận đơn khách từ chối nhận</w:t>
+        <w:t>Bảng 11 – Mẫu phiếu ghi nhận đơn khách từ chối nhận</w:t>
       </w:r>
     </w:p>
     <w:tbl>
@@ -6448,6 +7996,1077 @@
     </w:p>
     <w:p>
       <w:pPr>
+        <w:spacing w:after="40" w:before="0"/>
+      </w:pPr>
+      <w:r>
+        <w:rPr>
+          <w:rFonts w:ascii="Times New Roman" w:hAnsi="Times New Roman"/>
+          <w:b/>
+          <w:i w:val="0"/>
+          <w:sz w:val="23"/>
+        </w:rPr>
+        <w:t>Biểu mẫu 6: Biên bản họp giao ban đầu ca kênh online</w:t>
+      </w:r>
+    </w:p>
+    <w:p>
+      <w:pPr>
+        <w:spacing w:after="60" w:before="0"/>
+      </w:pPr>
+      <w:r>
+        <w:rPr>
+          <w:rFonts w:ascii="Times New Roman" w:hAnsi="Times New Roman"/>
+          <w:b w:val="0"/>
+          <w:i/>
+          <w:sz w:val="21"/>
+        </w:rPr>
+        <w:t>Mục đích: chốt năng lực soạn hàng, số shipper và vật tư lạnh trước mỗi khung giờ cao điểm; là căn cứ khi truy nguyên nhân đơn trễ hẹn.</w:t>
+      </w:r>
+    </w:p>
+    <w:p>
+      <w:pPr>
+        <w:spacing w:after="60" w:before="80"/>
+        <w:jc w:val="center"/>
+      </w:pPr>
+      <w:r>
+        <w:rPr>
+          <w:rFonts w:ascii="Times New Roman" w:hAnsi="Times New Roman"/>
+          <w:b/>
+          <w:sz w:val="21"/>
+        </w:rPr>
+        <w:t>Bảng 12 – Mẫu biên bản họp giao ban đầu ca kênh online</w:t>
+      </w:r>
+    </w:p>
+    <w:tbl>
+      <w:tblPr>
+        <w:tblStyle w:val="TableGrid"/>
+        <w:tblW w:type="auto" w:w="0"/>
+        <w:jc w:val="center"/>
+        <w:tblLayout w:type="fixed"/>
+        <w:tblLook w:firstColumn="1" w:firstRow="1" w:lastColumn="0" w:lastRow="0" w:noHBand="0" w:noVBand="1" w:val="04A0"/>
+      </w:tblPr>
+      <w:tblGrid>
+        <w:gridCol w:w="4986"/>
+        <w:gridCol w:w="4986"/>
+      </w:tblGrid>
+      <w:tr>
+        <w:tc>
+          <w:tcPr>
+            <w:tcW w:type="dxa" w:w="2494"/>
+            <w:shd w:val="clear" w:fill="1F3B63"/>
+          </w:tcPr>
+          <w:p>
+            <w:pPr>
+              <w:spacing w:after="20"/>
+              <w:jc w:val="center"/>
+            </w:pPr>
+            <w:r/>
+            <w:r>
+              <w:rPr>
+                <w:rFonts w:ascii="Times New Roman" w:hAnsi="Times New Roman"/>
+                <w:b/>
+                <w:color w:val="FFFFFF"/>
+                <w:sz w:val="18"/>
+              </w:rPr>
+              <w:t>Nội dung</w:t>
+            </w:r>
+          </w:p>
+        </w:tc>
+        <w:tc>
+          <w:tcPr>
+            <w:tcW w:type="dxa" w:w="7257"/>
+            <w:shd w:val="clear" w:fill="1F3B63"/>
+          </w:tcPr>
+          <w:p>
+            <w:pPr>
+              <w:spacing w:after="20"/>
+              <w:jc w:val="center"/>
+            </w:pPr>
+            <w:r/>
+            <w:r>
+              <w:rPr>
+                <w:rFonts w:ascii="Times New Roman" w:hAnsi="Times New Roman"/>
+                <w:b/>
+                <w:color w:val="FFFFFF"/>
+                <w:sz w:val="18"/>
+              </w:rPr>
+              <w:t>Chi tiết</w:t>
+            </w:r>
+          </w:p>
+        </w:tc>
+      </w:tr>
+      <w:tr>
+        <w:tc>
+          <w:tcPr>
+            <w:tcW w:type="dxa" w:w="2494"/>
+          </w:tcPr>
+          <w:p>
+            <w:pPr>
+              <w:spacing w:after="20"/>
+            </w:pPr>
+            <w:r/>
+            <w:r>
+              <w:rPr>
+                <w:rFonts w:ascii="Times New Roman" w:hAnsi="Times New Roman"/>
+                <w:b w:val="0"/>
+                <w:sz w:val="18"/>
+              </w:rPr>
+              <w:t>Thời gian – ca</w:t>
+            </w:r>
+          </w:p>
+        </w:tc>
+        <w:tc>
+          <w:tcPr>
+            <w:tcW w:type="dxa" w:w="7257"/>
+          </w:tcPr>
+          <w:p>
+            <w:pPr>
+              <w:spacing w:after="20"/>
+            </w:pPr>
+            <w:r/>
+            <w:r>
+              <w:rPr>
+                <w:rFonts w:ascii="Times New Roman" w:hAnsi="Times New Roman"/>
+                <w:b w:val="0"/>
+                <w:sz w:val="18"/>
+              </w:rPr>
+              <w:t>..... giờ ..... ngày ..... / ..... / 2026    ☐ Ca sáng   ☐ Ca chiều   ☐ Cao điểm 17h–20h</w:t>
+            </w:r>
+          </w:p>
+        </w:tc>
+      </w:tr>
+      <w:tr>
+        <w:tc>
+          <w:tcPr>
+            <w:tcW w:type="dxa" w:w="2494"/>
+            <w:shd w:val="clear" w:fill="F4F7FB"/>
+          </w:tcPr>
+          <w:p>
+            <w:pPr>
+              <w:spacing w:after="20"/>
+            </w:pPr>
+            <w:r/>
+            <w:r>
+              <w:rPr>
+                <w:rFonts w:ascii="Times New Roman" w:hAnsi="Times New Roman"/>
+                <w:b w:val="0"/>
+                <w:sz w:val="18"/>
+              </w:rPr>
+              <w:t>Chủ trì</w:t>
+            </w:r>
+          </w:p>
+        </w:tc>
+        <w:tc>
+          <w:tcPr>
+            <w:tcW w:type="dxa" w:w="7257"/>
+            <w:shd w:val="clear" w:fill="F4F7FB"/>
+          </w:tcPr>
+          <w:p>
+            <w:pPr>
+              <w:spacing w:after="20"/>
+            </w:pPr>
+            <w:r/>
+            <w:r>
+              <w:rPr>
+                <w:rFonts w:ascii="Times New Roman" w:hAnsi="Times New Roman"/>
+                <w:b w:val="0"/>
+                <w:sz w:val="18"/>
+              </w:rPr>
+              <w:t>Quản lý cửa hàng</w:t>
+            </w:r>
+          </w:p>
+        </w:tc>
+      </w:tr>
+      <w:tr>
+        <w:tc>
+          <w:tcPr>
+            <w:tcW w:type="dxa" w:w="2494"/>
+          </w:tcPr>
+          <w:p>
+            <w:pPr>
+              <w:spacing w:after="20"/>
+            </w:pPr>
+            <w:r/>
+            <w:r>
+              <w:rPr>
+                <w:rFonts w:ascii="Times New Roman" w:hAnsi="Times New Roman"/>
+                <w:b w:val="0"/>
+                <w:sz w:val="18"/>
+              </w:rPr>
+              <w:t>Thành phần tham dự</w:t>
+            </w:r>
+          </w:p>
+        </w:tc>
+        <w:tc>
+          <w:tcPr>
+            <w:tcW w:type="dxa" w:w="7257"/>
+          </w:tcPr>
+          <w:p>
+            <w:pPr>
+              <w:spacing w:after="20"/>
+            </w:pPr>
+            <w:r/>
+            <w:r>
+              <w:rPr>
+                <w:rFonts w:ascii="Times New Roman" w:hAnsi="Times New Roman"/>
+                <w:b w:val="0"/>
+                <w:sz w:val="18"/>
+              </w:rPr>
+              <w:t>Nhân viên soạn hàng · Điều phối đơn · Trưởng đội Giao hàng</w:t>
+            </w:r>
+          </w:p>
+        </w:tc>
+      </w:tr>
+      <w:tr>
+        <w:tc>
+          <w:tcPr>
+            <w:tcW w:type="dxa" w:w="2494"/>
+            <w:shd w:val="clear" w:fill="F4F7FB"/>
+          </w:tcPr>
+          <w:p>
+            <w:pPr>
+              <w:spacing w:after="20"/>
+            </w:pPr>
+            <w:r/>
+            <w:r>
+              <w:rPr>
+                <w:rFonts w:ascii="Times New Roman" w:hAnsi="Times New Roman"/>
+                <w:b w:val="0"/>
+                <w:sz w:val="18"/>
+              </w:rPr>
+              <w:t>Dự báo đơn trong ca</w:t>
+            </w:r>
+          </w:p>
+        </w:tc>
+        <w:tc>
+          <w:tcPr>
+            <w:tcW w:type="dxa" w:w="7257"/>
+            <w:shd w:val="clear" w:fill="F4F7FB"/>
+          </w:tcPr>
+          <w:p>
+            <w:pPr>
+              <w:spacing w:after="20"/>
+            </w:pPr>
+            <w:r/>
+            <w:r>
+              <w:rPr>
+                <w:rFonts w:ascii="Times New Roman" w:hAnsi="Times New Roman"/>
+                <w:b w:val="0"/>
+                <w:sz w:val="18"/>
+              </w:rPr>
+              <w:t>Số đơn dự kiến: ............   Trong đó đơn có mặt hàng cân: ............</w:t>
+            </w:r>
+          </w:p>
+        </w:tc>
+      </w:tr>
+      <w:tr>
+        <w:tc>
+          <w:tcPr>
+            <w:tcW w:type="dxa" w:w="2494"/>
+          </w:tcPr>
+          <w:p>
+            <w:pPr>
+              <w:spacing w:after="20"/>
+            </w:pPr>
+            <w:r/>
+            <w:r>
+              <w:rPr>
+                <w:rFonts w:ascii="Times New Roman" w:hAnsi="Times New Roman"/>
+                <w:b w:val="0"/>
+                <w:sz w:val="18"/>
+              </w:rPr>
+              <w:t>Năng lực soạn hàng</w:t>
+            </w:r>
+          </w:p>
+        </w:tc>
+        <w:tc>
+          <w:tcPr>
+            <w:tcW w:type="dxa" w:w="7257"/>
+          </w:tcPr>
+          <w:p>
+            <w:pPr>
+              <w:spacing w:after="20"/>
+            </w:pPr>
+            <w:r/>
+            <w:r>
+              <w:rPr>
+                <w:rFonts w:ascii="Times New Roman" w:hAnsi="Times New Roman"/>
+                <w:b w:val="0"/>
+                <w:sz w:val="18"/>
+              </w:rPr>
+              <w:t>Số nhân viên soạn: ......   Ước tính thời gian soạn trung bình: ...... phút/đơn</w:t>
+            </w:r>
+          </w:p>
+        </w:tc>
+      </w:tr>
+      <w:tr>
+        <w:tc>
+          <w:tcPr>
+            <w:tcW w:type="dxa" w:w="2494"/>
+            <w:shd w:val="clear" w:fill="F4F7FB"/>
+          </w:tcPr>
+          <w:p>
+            <w:pPr>
+              <w:spacing w:after="20"/>
+            </w:pPr>
+            <w:r/>
+            <w:r>
+              <w:rPr>
+                <w:rFonts w:ascii="Times New Roman" w:hAnsi="Times New Roman"/>
+                <w:b w:val="0"/>
+                <w:sz w:val="18"/>
+              </w:rPr>
+              <w:t>Năng lực giao hàng</w:t>
+            </w:r>
+          </w:p>
+        </w:tc>
+        <w:tc>
+          <w:tcPr>
+            <w:tcW w:type="dxa" w:w="7257"/>
+            <w:shd w:val="clear" w:fill="F4F7FB"/>
+          </w:tcPr>
+          <w:p>
+            <w:pPr>
+              <w:spacing w:after="20"/>
+            </w:pPr>
+            <w:r/>
+            <w:r>
+              <w:rPr>
+                <w:rFonts w:ascii="Times New Roman" w:hAnsi="Times New Roman"/>
+                <w:b w:val="0"/>
+                <w:sz w:val="18"/>
+              </w:rPr>
+              <w:t>Số shipper: ......   Số xe giữ lạnh sẵn sàng: ......   Xe cần thuê ngoài: ......</w:t>
+            </w:r>
+          </w:p>
+        </w:tc>
+      </w:tr>
+      <w:tr>
+        <w:tc>
+          <w:tcPr>
+            <w:tcW w:type="dxa" w:w="2494"/>
+          </w:tcPr>
+          <w:p>
+            <w:pPr>
+              <w:spacing w:after="20"/>
+            </w:pPr>
+            <w:r/>
+            <w:r>
+              <w:rPr>
+                <w:rFonts w:ascii="Times New Roman" w:hAnsi="Times New Roman"/>
+                <w:b w:val="0"/>
+                <w:sz w:val="18"/>
+              </w:rPr>
+              <w:t>Vật tư chuỗi lạnh</w:t>
+            </w:r>
+          </w:p>
+        </w:tc>
+        <w:tc>
+          <w:tcPr>
+            <w:tcW w:type="dxa" w:w="7257"/>
+          </w:tcPr>
+          <w:p>
+            <w:pPr>
+              <w:spacing w:after="20"/>
+            </w:pPr>
+            <w:r/>
+            <w:r>
+              <w:rPr>
+                <w:rFonts w:ascii="Times New Roman" w:hAnsi="Times New Roman"/>
+                <w:b w:val="0"/>
+                <w:sz w:val="18"/>
+              </w:rPr>
+              <w:t>Thùng EPS còn: ......   Đá gel còn: ......   ☐ Đủ cho ca   ☐ Cần bổ sung gấp</w:t>
+            </w:r>
+          </w:p>
+        </w:tc>
+      </w:tr>
+      <w:tr>
+        <w:tc>
+          <w:tcPr>
+            <w:tcW w:type="dxa" w:w="2494"/>
+            <w:shd w:val="clear" w:fill="F4F7FB"/>
+          </w:tcPr>
+          <w:p>
+            <w:pPr>
+              <w:spacing w:after="20"/>
+            </w:pPr>
+            <w:r/>
+            <w:r>
+              <w:rPr>
+                <w:rFonts w:ascii="Times New Roman" w:hAnsi="Times New Roman"/>
+                <w:b w:val="0"/>
+                <w:sz w:val="18"/>
+              </w:rPr>
+              <w:t>Vấn đề tồn từ ca trước</w:t>
+            </w:r>
+          </w:p>
+        </w:tc>
+        <w:tc>
+          <w:tcPr>
+            <w:tcW w:type="dxa" w:w="7257"/>
+            <w:shd w:val="clear" w:fill="F4F7FB"/>
+          </w:tcPr>
+          <w:p>
+            <w:pPr>
+              <w:spacing w:after="20"/>
+            </w:pPr>
+            <w:r/>
+            <w:r>
+              <w:rPr>
+                <w:rFonts w:ascii="Times New Roman" w:hAnsi="Times New Roman"/>
+                <w:b w:val="0"/>
+                <w:sz w:val="18"/>
+              </w:rPr>
+              <w:t>Số đơn giao thất bại chờ hẹn lại: ......   Đơn chờ chuyển CL4: ......</w:t>
+            </w:r>
+          </w:p>
+        </w:tc>
+      </w:tr>
+      <w:tr>
+        <w:tc>
+          <w:tcPr>
+            <w:tcW w:type="dxa" w:w="2494"/>
+          </w:tcPr>
+          <w:p>
+            <w:pPr>
+              <w:spacing w:after="20"/>
+            </w:pPr>
+            <w:r/>
+            <w:r>
+              <w:rPr>
+                <w:rFonts w:ascii="Times New Roman" w:hAnsi="Times New Roman"/>
+                <w:b w:val="0"/>
+                <w:sz w:val="18"/>
+              </w:rPr>
+              <w:t>Kết luận &amp; phân công</w:t>
+            </w:r>
+          </w:p>
+        </w:tc>
+        <w:tc>
+          <w:tcPr>
+            <w:tcW w:type="dxa" w:w="7257"/>
+          </w:tcPr>
+          <w:p>
+            <w:pPr>
+              <w:spacing w:after="20"/>
+            </w:pPr>
+            <w:r/>
+            <w:r>
+              <w:rPr>
+                <w:rFonts w:ascii="Times New Roman" w:hAnsi="Times New Roman"/>
+                <w:b w:val="0"/>
+                <w:sz w:val="18"/>
+              </w:rPr>
+              <w:t>...............................................................................................</w:t>
+            </w:r>
+          </w:p>
+        </w:tc>
+      </w:tr>
+      <w:tr>
+        <w:tc>
+          <w:tcPr>
+            <w:tcW w:type="dxa" w:w="2494"/>
+            <w:shd w:val="clear" w:fill="F4F7FB"/>
+          </w:tcPr>
+          <w:p>
+            <w:pPr>
+              <w:spacing w:after="20"/>
+            </w:pPr>
+            <w:r/>
+            <w:r>
+              <w:rPr>
+                <w:rFonts w:ascii="Times New Roman" w:hAnsi="Times New Roman"/>
+                <w:b w:val="0"/>
+                <w:sz w:val="18"/>
+              </w:rPr>
+              <w:t>Người lập / Chủ trì</w:t>
+            </w:r>
+          </w:p>
+        </w:tc>
+        <w:tc>
+          <w:tcPr>
+            <w:tcW w:type="dxa" w:w="7257"/>
+            <w:shd w:val="clear" w:fill="F4F7FB"/>
+          </w:tcPr>
+          <w:p>
+            <w:pPr>
+              <w:spacing w:after="20"/>
+            </w:pPr>
+            <w:r/>
+            <w:r>
+              <w:rPr>
+                <w:rFonts w:ascii="Times New Roman" w:hAnsi="Times New Roman"/>
+                <w:b w:val="0"/>
+                <w:sz w:val="18"/>
+              </w:rPr>
+              <w:t>Họ tên: ...................... Chữ ký: ..........    Họ tên: ...................... Chữ ký: ..........</w:t>
+            </w:r>
+          </w:p>
+        </w:tc>
+      </w:tr>
+    </w:tbl>
+    <w:p>
+      <w:pPr>
+        <w:spacing w:after="80"/>
+      </w:pPr>
+    </w:p>
+    <w:p>
+      <w:pPr>
+        <w:spacing w:after="40" w:before="0"/>
+      </w:pPr>
+      <w:r>
+        <w:rPr>
+          <w:rFonts w:ascii="Times New Roman" w:hAnsi="Times New Roman"/>
+          <w:b/>
+          <w:i w:val="0"/>
+          <w:sz w:val="23"/>
+        </w:rPr>
+        <w:t>Kịch bản buổi họp rà soát đơn trễ hẹn (hằng tuần)</w:t>
+      </w:r>
+    </w:p>
+    <w:p>
+      <w:pPr>
+        <w:spacing w:after="60" w:before="0"/>
+      </w:pPr>
+      <w:r>
+        <w:rPr>
+          <w:rFonts w:ascii="Times New Roman" w:hAnsi="Times New Roman"/>
+          <w:b w:val="0"/>
+          <w:i/>
+          <w:sz w:val="21"/>
+        </w:rPr>
+        <w:t>Mục đích: phân loại nguyên nhân đơn trễ hẹn và đơn khách từ chối nhận trong tuần, quy trách nhiệm và chốt hành động khắc phục cho tuần kế tiếp.</w:t>
+      </w:r>
+    </w:p>
+    <w:p>
+      <w:pPr>
+        <w:spacing w:after="60" w:before="80"/>
+        <w:jc w:val="center"/>
+      </w:pPr>
+      <w:r>
+        <w:rPr>
+          <w:rFonts w:ascii="Times New Roman" w:hAnsi="Times New Roman"/>
+          <w:b/>
+          <w:sz w:val="21"/>
+        </w:rPr>
+        <w:t>Bảng 13 – Kịch bản buổi họp rà soát đơn trễ hẹn hằng tuần</w:t>
+      </w:r>
+    </w:p>
+    <w:tbl>
+      <w:tblPr>
+        <w:tblStyle w:val="TableGrid"/>
+        <w:tblW w:type="auto" w:w="0"/>
+        <w:jc w:val="center"/>
+        <w:tblLayout w:type="fixed"/>
+        <w:tblLook w:firstColumn="1" w:firstRow="1" w:lastColumn="0" w:lastRow="0" w:noHBand="0" w:noVBand="1" w:val="04A0"/>
+      </w:tblPr>
+      <w:tblGrid>
+        <w:gridCol w:w="2493"/>
+        <w:gridCol w:w="2493"/>
+        <w:gridCol w:w="2493"/>
+        <w:gridCol w:w="2493"/>
+      </w:tblGrid>
+      <w:tr>
+        <w:tc>
+          <w:tcPr>
+            <w:tcW w:type="dxa" w:w="1247"/>
+            <w:shd w:val="clear" w:fill="1F3B63"/>
+          </w:tcPr>
+          <w:p>
+            <w:pPr>
+              <w:spacing w:after="20"/>
+              <w:jc w:val="center"/>
+            </w:pPr>
+            <w:r/>
+            <w:r>
+              <w:rPr>
+                <w:rFonts w:ascii="Times New Roman" w:hAnsi="Times New Roman"/>
+                <w:b/>
+                <w:color w:val="FFFFFF"/>
+                <w:sz w:val="18"/>
+              </w:rPr>
+              <w:t>Thời lượng</w:t>
+            </w:r>
+          </w:p>
+        </w:tc>
+        <w:tc>
+          <w:tcPr>
+            <w:tcW w:type="dxa" w:w="4195"/>
+            <w:shd w:val="clear" w:fill="1F3B63"/>
+          </w:tcPr>
+          <w:p>
+            <w:pPr>
+              <w:spacing w:after="20"/>
+              <w:jc w:val="center"/>
+            </w:pPr>
+            <w:r/>
+            <w:r>
+              <w:rPr>
+                <w:rFonts w:ascii="Times New Roman" w:hAnsi="Times New Roman"/>
+                <w:b/>
+                <w:color w:val="FFFFFF"/>
+                <w:sz w:val="18"/>
+              </w:rPr>
+              <w:t>Nội dung</w:t>
+            </w:r>
+          </w:p>
+        </w:tc>
+        <w:tc>
+          <w:tcPr>
+            <w:tcW w:type="dxa" w:w="2268"/>
+            <w:shd w:val="clear" w:fill="1F3B63"/>
+          </w:tcPr>
+          <w:p>
+            <w:pPr>
+              <w:spacing w:after="20"/>
+              <w:jc w:val="center"/>
+            </w:pPr>
+            <w:r/>
+            <w:r>
+              <w:rPr>
+                <w:rFonts w:ascii="Times New Roman" w:hAnsi="Times New Roman"/>
+                <w:b/>
+                <w:color w:val="FFFFFF"/>
+                <w:sz w:val="18"/>
+              </w:rPr>
+              <w:t>Người phụ trách</w:t>
+            </w:r>
+          </w:p>
+        </w:tc>
+        <w:tc>
+          <w:tcPr>
+            <w:tcW w:type="dxa" w:w="2041"/>
+            <w:shd w:val="clear" w:fill="1F3B63"/>
+          </w:tcPr>
+          <w:p>
+            <w:pPr>
+              <w:spacing w:after="20"/>
+              <w:jc w:val="center"/>
+            </w:pPr>
+            <w:r/>
+            <w:r>
+              <w:rPr>
+                <w:rFonts w:ascii="Times New Roman" w:hAnsi="Times New Roman"/>
+                <w:b/>
+                <w:color w:val="FFFFFF"/>
+                <w:sz w:val="18"/>
+              </w:rPr>
+              <w:t>Đầu ra</w:t>
+            </w:r>
+          </w:p>
+        </w:tc>
+      </w:tr>
+      <w:tr>
+        <w:tc>
+          <w:tcPr>
+            <w:tcW w:type="dxa" w:w="1247"/>
+          </w:tcPr>
+          <w:p>
+            <w:pPr>
+              <w:spacing w:after="20"/>
+              <w:jc w:val="center"/>
+            </w:pPr>
+            <w:r/>
+            <w:r>
+              <w:rPr>
+                <w:rFonts w:ascii="Times New Roman" w:hAnsi="Times New Roman"/>
+                <w:b w:val="0"/>
+                <w:sz w:val="18"/>
+              </w:rPr>
+              <w:t>10 phút</w:t>
+            </w:r>
+          </w:p>
+        </w:tc>
+        <w:tc>
+          <w:tcPr>
+            <w:tcW w:type="dxa" w:w="4195"/>
+          </w:tcPr>
+          <w:p>
+            <w:pPr>
+              <w:spacing w:after="20"/>
+            </w:pPr>
+            <w:r/>
+            <w:r>
+              <w:rPr>
+                <w:rFonts w:ascii="Times New Roman" w:hAnsi="Times New Roman"/>
+                <w:b w:val="0"/>
+                <w:sz w:val="18"/>
+              </w:rPr>
+              <w:t>Báo cáo số liệu tuần: tổng đơn, OTD, FSOT, tỷ lệ khách từ chối nhận</w:t>
+            </w:r>
+          </w:p>
+        </w:tc>
+        <w:tc>
+          <w:tcPr>
+            <w:tcW w:type="dxa" w:w="2268"/>
+          </w:tcPr>
+          <w:p>
+            <w:pPr>
+              <w:spacing w:after="20"/>
+            </w:pPr>
+            <w:r/>
+            <w:r>
+              <w:rPr>
+                <w:rFonts w:ascii="Times New Roman" w:hAnsi="Times New Roman"/>
+                <w:b w:val="0"/>
+                <w:sz w:val="18"/>
+              </w:rPr>
+              <w:t>Điều phối đơn</w:t>
+            </w:r>
+          </w:p>
+        </w:tc>
+        <w:tc>
+          <w:tcPr>
+            <w:tcW w:type="dxa" w:w="2041"/>
+          </w:tcPr>
+          <w:p>
+            <w:pPr>
+              <w:spacing w:after="20"/>
+            </w:pPr>
+            <w:r/>
+            <w:r>
+              <w:rPr>
+                <w:rFonts w:ascii="Times New Roman" w:hAnsi="Times New Roman"/>
+                <w:b w:val="0"/>
+                <w:sz w:val="18"/>
+              </w:rPr>
+              <w:t>Bảng số liệu tuần</w:t>
+            </w:r>
+          </w:p>
+        </w:tc>
+      </w:tr>
+      <w:tr>
+        <w:tc>
+          <w:tcPr>
+            <w:tcW w:type="dxa" w:w="1247"/>
+            <w:shd w:val="clear" w:fill="F4F7FB"/>
+          </w:tcPr>
+          <w:p>
+            <w:pPr>
+              <w:spacing w:after="20"/>
+              <w:jc w:val="center"/>
+            </w:pPr>
+            <w:r/>
+            <w:r>
+              <w:rPr>
+                <w:rFonts w:ascii="Times New Roman" w:hAnsi="Times New Roman"/>
+                <w:b w:val="0"/>
+                <w:sz w:val="18"/>
+              </w:rPr>
+              <w:t>15 phút</w:t>
+            </w:r>
+          </w:p>
+        </w:tc>
+        <w:tc>
+          <w:tcPr>
+            <w:tcW w:type="dxa" w:w="4195"/>
+            <w:shd w:val="clear" w:fill="F4F7FB"/>
+          </w:tcPr>
+          <w:p>
+            <w:pPr>
+              <w:spacing w:after="20"/>
+            </w:pPr>
+            <w:r/>
+            <w:r>
+              <w:rPr>
+                <w:rFonts w:ascii="Times New Roman" w:hAnsi="Times New Roman"/>
+                <w:b w:val="0"/>
+                <w:sz w:val="18"/>
+              </w:rPr>
+              <w:t>Phân loại đơn trễ hẹn theo nguyên nhân: soạn chậm, thiếu shipper, kẹt xe, khách vắng</w:t>
+            </w:r>
+          </w:p>
+        </w:tc>
+        <w:tc>
+          <w:tcPr>
+            <w:tcW w:type="dxa" w:w="2268"/>
+            <w:shd w:val="clear" w:fill="F4F7FB"/>
+          </w:tcPr>
+          <w:p>
+            <w:pPr>
+              <w:spacing w:after="20"/>
+            </w:pPr>
+            <w:r/>
+            <w:r>
+              <w:rPr>
+                <w:rFonts w:ascii="Times New Roman" w:hAnsi="Times New Roman"/>
+                <w:b w:val="0"/>
+                <w:sz w:val="18"/>
+              </w:rPr>
+              <w:t>Trưởng đội Giao hàng</w:t>
+            </w:r>
+          </w:p>
+        </w:tc>
+        <w:tc>
+          <w:tcPr>
+            <w:tcW w:type="dxa" w:w="2041"/>
+            <w:shd w:val="clear" w:fill="F4F7FB"/>
+          </w:tcPr>
+          <w:p>
+            <w:pPr>
+              <w:spacing w:after="20"/>
+            </w:pPr>
+            <w:r/>
+            <w:r>
+              <w:rPr>
+                <w:rFonts w:ascii="Times New Roman" w:hAnsi="Times New Roman"/>
+                <w:b w:val="0"/>
+                <w:sz w:val="18"/>
+              </w:rPr>
+              <w:t>Bảng phân loại nguyên nhân</w:t>
+            </w:r>
+          </w:p>
+        </w:tc>
+      </w:tr>
+      <w:tr>
+        <w:tc>
+          <w:tcPr>
+            <w:tcW w:type="dxa" w:w="1247"/>
+          </w:tcPr>
+          <w:p>
+            <w:pPr>
+              <w:spacing w:after="20"/>
+              <w:jc w:val="center"/>
+            </w:pPr>
+            <w:r/>
+            <w:r>
+              <w:rPr>
+                <w:rFonts w:ascii="Times New Roman" w:hAnsi="Times New Roman"/>
+                <w:b w:val="0"/>
+                <w:sz w:val="18"/>
+              </w:rPr>
+              <w:t>15 phút</w:t>
+            </w:r>
+          </w:p>
+        </w:tc>
+        <w:tc>
+          <w:tcPr>
+            <w:tcW w:type="dxa" w:w="4195"/>
+          </w:tcPr>
+          <w:p>
+            <w:pPr>
+              <w:spacing w:after="20"/>
+            </w:pPr>
+            <w:r/>
+            <w:r>
+              <w:rPr>
+                <w:rFonts w:ascii="Times New Roman" w:hAnsi="Times New Roman"/>
+                <w:b w:val="0"/>
+                <w:sz w:val="18"/>
+              </w:rPr>
+              <w:t>Rà soát các đơn khách từ chối nhận: lỗi soạn hàng, lỗi chuỗi lạnh hay lỗi chất lượng đầu vào</w:t>
+            </w:r>
+          </w:p>
+        </w:tc>
+        <w:tc>
+          <w:tcPr>
+            <w:tcW w:type="dxa" w:w="2268"/>
+          </w:tcPr>
+          <w:p>
+            <w:pPr>
+              <w:spacing w:after="20"/>
+            </w:pPr>
+            <w:r/>
+            <w:r>
+              <w:rPr>
+                <w:rFonts w:ascii="Times New Roman" w:hAnsi="Times New Roman"/>
+                <w:b w:val="0"/>
+                <w:sz w:val="18"/>
+              </w:rPr>
+              <w:t>Quản lý cửa hàng + QA/QC</w:t>
+            </w:r>
+          </w:p>
+        </w:tc>
+        <w:tc>
+          <w:tcPr>
+            <w:tcW w:type="dxa" w:w="2041"/>
+          </w:tcPr>
+          <w:p>
+            <w:pPr>
+              <w:spacing w:after="20"/>
+            </w:pPr>
+            <w:r/>
+            <w:r>
+              <w:rPr>
+                <w:rFonts w:ascii="Times New Roman" w:hAnsi="Times New Roman"/>
+                <w:b w:val="0"/>
+                <w:sz w:val="18"/>
+              </w:rPr>
+              <w:t>Danh sách lỗi theo nhóm</w:t>
+            </w:r>
+          </w:p>
+        </w:tc>
+      </w:tr>
+      <w:tr>
+        <w:tc>
+          <w:tcPr>
+            <w:tcW w:type="dxa" w:w="1247"/>
+            <w:shd w:val="clear" w:fill="F4F7FB"/>
+          </w:tcPr>
+          <w:p>
+            <w:pPr>
+              <w:spacing w:after="20"/>
+              <w:jc w:val="center"/>
+            </w:pPr>
+            <w:r/>
+            <w:r>
+              <w:rPr>
+                <w:rFonts w:ascii="Times New Roman" w:hAnsi="Times New Roman"/>
+                <w:b w:val="0"/>
+                <w:sz w:val="18"/>
+              </w:rPr>
+              <w:t>10 phút</w:t>
+            </w:r>
+          </w:p>
+        </w:tc>
+        <w:tc>
+          <w:tcPr>
+            <w:tcW w:type="dxa" w:w="4195"/>
+            <w:shd w:val="clear" w:fill="F4F7FB"/>
+          </w:tcPr>
+          <w:p>
+            <w:pPr>
+              <w:spacing w:after="20"/>
+            </w:pPr>
+            <w:r/>
+            <w:r>
+              <w:rPr>
+                <w:rFonts w:ascii="Times New Roman" w:hAnsi="Times New Roman"/>
+                <w:b w:val="0"/>
+                <w:sz w:val="18"/>
+              </w:rPr>
+              <w:t>Đối chiếu với dự báo đơn tuần tới, xác định khung giờ có nguy cơ quá tải</w:t>
+            </w:r>
+          </w:p>
+        </w:tc>
+        <w:tc>
+          <w:tcPr>
+            <w:tcW w:type="dxa" w:w="2268"/>
+            <w:shd w:val="clear" w:fill="F4F7FB"/>
+          </w:tcPr>
+          <w:p>
+            <w:pPr>
+              <w:spacing w:after="20"/>
+            </w:pPr>
+            <w:r/>
+            <w:r>
+              <w:rPr>
+                <w:rFonts w:ascii="Times New Roman" w:hAnsi="Times New Roman"/>
+                <w:b w:val="0"/>
+                <w:sz w:val="18"/>
+              </w:rPr>
+              <w:t>Điều phối đơn</w:t>
+            </w:r>
+          </w:p>
+        </w:tc>
+        <w:tc>
+          <w:tcPr>
+            <w:tcW w:type="dxa" w:w="2041"/>
+            <w:shd w:val="clear" w:fill="F4F7FB"/>
+          </w:tcPr>
+          <w:p>
+            <w:pPr>
+              <w:spacing w:after="20"/>
+            </w:pPr>
+            <w:r/>
+            <w:r>
+              <w:rPr>
+                <w:rFonts w:ascii="Times New Roman" w:hAnsi="Times New Roman"/>
+                <w:b w:val="0"/>
+                <w:sz w:val="18"/>
+              </w:rPr>
+              <w:t>Kế hoạch nhân sự tuần tới</w:t>
+            </w:r>
+          </w:p>
+        </w:tc>
+      </w:tr>
+      <w:tr>
+        <w:tc>
+          <w:tcPr>
+            <w:tcW w:type="dxa" w:w="1247"/>
+          </w:tcPr>
+          <w:p>
+            <w:pPr>
+              <w:spacing w:after="20"/>
+              <w:jc w:val="center"/>
+            </w:pPr>
+            <w:r/>
+            <w:r>
+              <w:rPr>
+                <w:rFonts w:ascii="Times New Roman" w:hAnsi="Times New Roman"/>
+                <w:b w:val="0"/>
+                <w:sz w:val="18"/>
+              </w:rPr>
+              <w:t>10 phút</w:t>
+            </w:r>
+          </w:p>
+        </w:tc>
+        <w:tc>
+          <w:tcPr>
+            <w:tcW w:type="dxa" w:w="4195"/>
+          </w:tcPr>
+          <w:p>
+            <w:pPr>
+              <w:spacing w:after="20"/>
+            </w:pPr>
+            <w:r/>
+            <w:r>
+              <w:rPr>
+                <w:rFonts w:ascii="Times New Roman" w:hAnsi="Times New Roman"/>
+                <w:b w:val="0"/>
+                <w:sz w:val="18"/>
+              </w:rPr>
+              <w:t>Chốt hành động khắc phục và người chịu trách nhiệm</w:t>
+            </w:r>
+          </w:p>
+        </w:tc>
+        <w:tc>
+          <w:tcPr>
+            <w:tcW w:type="dxa" w:w="2268"/>
+          </w:tcPr>
+          <w:p>
+            <w:pPr>
+              <w:spacing w:after="20"/>
+            </w:pPr>
+            <w:r/>
+            <w:r>
+              <w:rPr>
+                <w:rFonts w:ascii="Times New Roman" w:hAnsi="Times New Roman"/>
+                <w:b w:val="0"/>
+                <w:sz w:val="18"/>
+              </w:rPr>
+              <w:t>Giám đốc TMĐT &amp; Vận hành</w:t>
+            </w:r>
+          </w:p>
+        </w:tc>
+        <w:tc>
+          <w:tcPr>
+            <w:tcW w:type="dxa" w:w="2041"/>
+          </w:tcPr>
+          <w:p>
+            <w:pPr>
+              <w:spacing w:after="20"/>
+            </w:pPr>
+            <w:r/>
+            <w:r>
+              <w:rPr>
+                <w:rFonts w:ascii="Times New Roman" w:hAnsi="Times New Roman"/>
+                <w:b w:val="0"/>
+                <w:sz w:val="18"/>
+              </w:rPr>
+              <w:t>Biên bản và bảng phân công</w:t>
+            </w:r>
+          </w:p>
+        </w:tc>
+      </w:tr>
+    </w:tbl>
+    <w:p>
+      <w:pPr>
+        <w:spacing w:after="80"/>
+      </w:pPr>
+    </w:p>
+    <w:p>
+      <w:pPr>
         <w:spacing w:after="100" w:before="0"/>
       </w:pPr>
       <w:r>
@@ -6458,7 +9077,7 @@
           <w:color w:val="2E5480"/>
           <w:sz w:val="24"/>
         </w:rPr>
-        <w:t>g) Phỏng vấn</w:t>
+        <w:t>h) Phỏng vấn</w:t>
       </w:r>
     </w:p>
     <w:p>
@@ -6486,7 +9105,7 @@
           <w:b/>
           <w:sz w:val="21"/>
         </w:rPr>
-        <w:t>Bảng 10 – Danh sách câu hỏi phỏng vấn định tính quy trình CL2</w:t>
+        <w:t>Bảng 14 – Danh sách câu hỏi phỏng vấn định tính quy trình CL2</w:t>
       </w:r>
     </w:p>
     <w:tbl>
@@ -7212,7 +9831,7 @@
           <w:b/>
           <w:sz w:val="21"/>
         </w:rPr>
-        <w:t>Bảng 11 – Danh sách câu hỏi phỏng vấn định lượng quy trình CL2</w:t>
+        <w:t>Bảng 15 – Danh sách câu hỏi phỏng vấn định lượng quy trình CL2</w:t>
       </w:r>
     </w:p>
     <w:tbl>
@@ -8088,7 +10707,7 @@
           <w:b/>
           <w:sz w:val="21"/>
         </w:rPr>
-        <w:t>Bảng 12 – Ma trận RACI các bên liên quan quy trình CL2</w:t>
+        <w:t>Bảng 16 – Ma trận RACI các bên liên quan quy trình CL2</w:t>
       </w:r>
     </w:p>
     <w:tbl>
@@ -9239,7 +11858,7 @@
           <w:b/>
           <w:sz w:val="21"/>
         </w:rPr>
-        <w:t>Bảng 13 – Bảng SIPOC quy trình CL2</w:t>
+        <w:t>Bảng 17 – Bảng SIPOC quy trình CL2</w:t>
       </w:r>
     </w:p>
     <w:tbl>
@@ -9546,7 +12165,7 @@
           <w:b/>
           <w:sz w:val="21"/>
         </w:rPr>
-        <w:t>Bảng 14 – Bảng mô tả chi tiết các bước AS-IS quy trình CL2</w:t>
+        <w:t>Bảng 18 – Bảng mô tả chi tiết các bước AS-IS quy trình CL2</w:t>
       </w:r>
     </w:p>
     <w:tbl>
@@ -11481,7 +14100,7 @@
           <w:b/>
           <w:sz w:val="21"/>
         </w:rPr>
-        <w:t>Bảng 15 – KPI của quy trình CL2 và hiện trạng</w:t>
+        <w:t>Bảng 19 – KPI của quy trình CL2 và hiện trạng</w:t>
       </w:r>
     </w:p>
     <w:tbl>
@@ -12343,7 +14962,7 @@
           <w:b/>
           <w:sz w:val="21"/>
         </w:rPr>
-        <w:t>Bảng 16 – Phân tích giá trị gia tăng VA / VBA / NVA quy trình CL2</w:t>
+        <w:t>Bảng 20 – Phân tích giá trị gia tăng VA / VBA / NVA quy trình CL2</w:t>
       </w:r>
     </w:p>
     <w:tbl>
@@ -14549,7 +17168,7 @@
           <w:b/>
           <w:sz w:val="21"/>
         </w:rPr>
-        <w:t>Bảng 17 – Phân tích lãng phí Move – Hold – Overdo quy trình CL2</w:t>
+        <w:t>Bảng 21 – Phân tích lãng phí Move – Hold – Overdo quy trình CL2</w:t>
       </w:r>
     </w:p>
     <w:tbl>
@@ -15675,7 +18294,7 @@
           <w:b/>
           <w:sz w:val="21"/>
         </w:rPr>
-        <w:t>Bảng 18 – Phân tích các bên liên quan quy trình CL2</w:t>
+        <w:t>Bảng 22 – Phân tích các bên liên quan quy trình CL2</w:t>
       </w:r>
     </w:p>
     <w:tbl>
@@ -16507,7 +19126,7 @@
           <w:b/>
           <w:sz w:val="21"/>
         </w:rPr>
-        <w:t>Bảng 19 – Tổng hợp nguyên nhân gốc theo mô hình xương cá quy trình CL2</w:t>
+        <w:t>Bảng 23 – Tổng hợp nguyên nhân gốc theo mô hình xương cá quy trình CL2</w:t>
       </w:r>
     </w:p>
     <w:tbl>
@@ -17174,7 +19793,7 @@
           <w:b/>
           <w:sz w:val="21"/>
         </w:rPr>
-        <w:t>Bảng 20 – Xác suất rẽ nhánh tại 13 cổng điều kiện của quy trình CL2</w:t>
+        <w:t>Bảng 24 – Xác suất rẽ nhánh tại 13 cổng điều kiện của quy trình CL2</w:t>
       </w:r>
     </w:p>
     <w:tbl>
@@ -18927,7 +21546,7 @@
           <w:b/>
           <w:sz w:val="21"/>
         </w:rPr>
-        <w:t>Bảng 21 – Thời gian phát sinh kỳ vọng từ các nhánh ngoại lệ</w:t>
+        <w:t>Bảng 25 – Thời gian phát sinh kỳ vọng từ các nhánh ngoại lệ</w:t>
       </w:r>
     </w:p>
     <w:tbl>
@@ -19742,7 +22361,7 @@
           <w:b/>
           <w:sz w:val="21"/>
         </w:rPr>
-        <w:t>Bảng 22 – Bảng phân tích thời gian luồng chuẩn quy trình CL2</w:t>
+        <w:t>Bảng 26 – Bảng phân tích thời gian luồng chuẩn quy trình CL2</w:t>
       </w:r>
     </w:p>
     <w:tbl>
@@ -21946,7 +24565,7 @@
           <w:b/>
           <w:sz w:val="21"/>
         </w:rPr>
-        <w:t>Bảng 23 – Tổng hợp chỉ tiêu thời gian quy trình CL2</w:t>
+        <w:t>Bảng 27 – Tổng hợp chỉ tiêu thời gian quy trình CL2</w:t>
       </w:r>
     </w:p>
     <w:tbl>
@@ -22568,7 +25187,7 @@
           <w:b/>
           <w:sz w:val="21"/>
         </w:rPr>
-        <w:t>Bảng 24 – Phân tích chất lượng quy trình CL2</w:t>
+        <w:t>Bảng 28 – Phân tích chất lượng quy trình CL2</w:t>
       </w:r>
     </w:p>
     <w:tbl>
@@ -23556,7 +26175,7 @@
           <w:b/>
           <w:sz w:val="21"/>
         </w:rPr>
-        <w:t>Bảng 25 – Đơn giá giờ công theo vai trò trong quy trình CL2</w:t>
+        <w:t>Bảng 29 – Đơn giá giờ công theo vai trò trong quy trình CL2</w:t>
       </w:r>
     </w:p>
     <w:tbl>
@@ -24192,7 +26811,7 @@
           <w:b/>
           <w:sz w:val="21"/>
         </w:rPr>
-        <w:t>Bảng 26 – Chi phí nhân công xử lý một đơn hàng online theo luồng chuẩn</w:t>
+        <w:t>Bảng 30 – Chi phí nhân công xử lý một đơn hàng online theo luồng chuẩn</w:t>
       </w:r>
     </w:p>
     <w:tbl>
@@ -26097,7 +28716,7 @@
           <w:b/>
           <w:sz w:val="21"/>
         </w:rPr>
-        <w:t>Bảng 27 – Chi phí lãng phí ước tính trên mỗi đơn hàng online</w:t>
+        <w:t>Bảng 31 – Chi phí lãng phí ước tính trên mỗi đơn hàng online</w:t>
       </w:r>
     </w:p>
     <w:tbl>

--- a/IE203-Nhom7/25410262_NguyenDucNghia/Quy_trinh_Don_hang_Online/Phan_tich_Don_hang_Online.docx
+++ b/IE203-Nhom7/25410262_NguyenDucNghia/Quy_trinh_Don_hang_Online/Phan_tich_Don_hang_Online.docx
@@ -82,7 +82,7 @@
           <w:b w:val="0"/>
           <w:sz w:val="23"/>
         </w:rPr>
-        <w:t>Khách đặt hàng trên App/Web → Ghi nhận đơn và kiểm tồn kho cửa hàng gần nhất → Xử lý trường hợp hết hàng → Xác minh và xác nhận đơn → Gom đơn theo tuyến giờ cao điểm → Soạn hàng và điều phối shipper (chạy song song) → Đóng gói giữ lạnh và kiểm nhiệt độ thùng → Giao hàng trong 2–4 giờ → Khách nhận và kiểm tra hàng → Thu tiền, xác nhận POD và đối soát doanh thu.</w:t>
+        <w:t>Khách đặt hàng trên App/Web → Ghi nhận đơn và kiểm tồn kho cửa hàng gần nhất → Xử lý trường hợp hết hàng → Xác minh và xác nhận đơn → Gom đơn theo tuyến giờ cao điểm → Soạn hàng và điều phối shipper (chạy song song) → Đóng gói giữ lạnh và kiểm nhiệt độ thùng → Giao hàng trong 2–4 giờ → Khách nhận và kiểm tra hàng → Thu tiền, xác nhận POD và bàn giao dữ liệu cho HT1 đối soát.</w:t>
       </w:r>
     </w:p>
     <w:p>
@@ -308,7 +308,7 @@
           <w:b/>
           <w:sz w:val="23"/>
         </w:rPr>
-        <w:t xml:space="preserve">Thu tiền, xác nhận POD &amp; đối soát: </w:t>
+        <w:t xml:space="preserve">Thu tiền, xác nhận POD &amp; bàn giao đối soát: </w:t>
       </w:r>
       <w:r>
         <w:rPr>
@@ -316,7 +316,7 @@
           <w:b w:val="0"/>
           <w:sz w:val="23"/>
         </w:rPr>
-        <w:t>Đơn COD được shipper thu tiền tại chỗ; đơn đã trả trước chỉ cần xác nhận biên bản giao hàng. Cuối ngày kế toán đối soát tiền COD và ví điện tử, ghi nhận doanh thu; hệ thống gửi khảo sát đánh giá và tích điểm thành viên cho khách.</w:t>
+        <w:t>Đơn COD được shipper thu tiền tại chỗ; đơn đã trả trước chỉ cần xác nhận biên bản giao hàng. Cuối ca, Thu ngân lập bảng kê tiền COD và ví điện tử rồi bàn giao sang quy trình HT1 để đối soát; hệ thống gửi khảo sát đánh giá và tích điểm thành viên cho khách.</w:t>
       </w:r>
     </w:p>
     <w:p>
@@ -489,7 +489,7 @@
           <w:rFonts w:ascii="Times New Roman" w:hAnsi="Times New Roman"/>
           <w:sz w:val="23"/>
         </w:rPr>
-        <w:t>Quy trình HT1 (Kế toán, thu ngân &amp; Đối soát) – nhận dữ liệu doanh thu COD và ví điện tử để hạch toán.</w:t>
+        <w:t>Quy trình HT1 (Kế toán, thu ngân &amp; Đối soát doanh thu) – nhận bảng kê tiền COD và ví điện tử cuối ca để đối soát, hạch toán và khoá sổ.</w:t>
       </w:r>
     </w:p>
     <w:p>
@@ -2431,7 +2431,7 @@
                     <pic:cNvPicPr/>
                   </pic:nvPicPr>
                   <pic:blipFill>
-                    <a:blip r:embed="rId14"/>
+                    <a:blip r:embed="rId16"/>
                     <a:stretch>
                       <a:fillRect/>
                     </a:stretch>
@@ -3331,7 +3331,7 @@
                 <w:b w:val="0"/>
                 <w:sz w:val="19"/>
               </w:rPr>
-              <w:t>Đối soát tiền COD shipper nộp về, đối chiếu ví điện tử và cổng thanh toán, ghi nhận doanh thu ngày.</w:t>
+              <w:t>Nhận tiền COD shipper nộp về, lập bảng kê tiền mặt và ví điện tử theo đơn, bàn giao sang quy trình HT1 để đối soát.</w:t>
             </w:r>
           </w:p>
         </w:tc>
@@ -3733,7 +3733,7 @@
                 <w:b w:val="0"/>
                 <w:sz w:val="19"/>
               </w:rPr>
-              <w:t>Đối soát công nợ COD với đơn vị vận chuyển ngoài; chốt doanh thu kênh online tháng trước.</w:t>
+              <w:t>Tổng hợp bảng kê tiền COD của đơn vị vận chuyển ngoài, chuyển HT1 đối soát công nợ tháng trước.</w:t>
             </w:r>
           </w:p>
         </w:tc>
@@ -4493,7 +4493,7 @@
                 <w:b w:val="0"/>
                 <w:sz w:val="19"/>
               </w:rPr>
-              <w:t>So khớp tiền COD shipper nộp, tiền ví điện tử và doanh thu ghi nhận trên hệ thống trong cùng một ngày</w:t>
+              <w:t>So khớp tiền COD shipper nộp, tiền ví điện tử và doanh thu ghi nhận trên hệ thống; việc này thuộc quy trình HT1, CL2 chỉ cung cấp bảng kê đầu vào</w:t>
             </w:r>
           </w:p>
         </w:tc>
@@ -4515,7 +4515,7 @@
                 <w:b w:val="0"/>
                 <w:sz w:val="19"/>
               </w:rPr>
-              <w:t>Lead time</w:t>
+              <w:t>Call activity</w:t>
             </w:r>
           </w:p>
         </w:tc>
@@ -4535,7 +4535,7 @@
                 <w:b w:val="0"/>
                 <w:sz w:val="19"/>
               </w:rPr>
-              <w:t>Tổng thời gian từ khi đơn được xác nhận đến khi khách nhận hàng, gồm cả chờ và thao tác</w:t>
+              <w:t>Ô hoạt động trong BPMN dùng để gọi sang một quy trình khác đã được mô hình hoá riêng; CL2 dùng để bàn giao sang CL4 và HT1 thay vì vẽ lại các bước của hai quy trình đó</w:t>
             </w:r>
           </w:p>
         </w:tc>
@@ -4556,7 +4556,7 @@
                 <w:b w:val="0"/>
                 <w:sz w:val="19"/>
               </w:rPr>
-              <w:t>PCE (Process Cycle Efficiency)</w:t>
+              <w:t>Lead time</w:t>
             </w:r>
           </w:p>
         </w:tc>
@@ -4575,7 +4575,7 @@
                 <w:b w:val="0"/>
                 <w:sz w:val="19"/>
               </w:rPr>
-              <w:t>Hiệu suất chu trình = thời gian tạo giá trị ÷ tổng lead time</w:t>
+              <w:t>Tổng thời gian từ khi đơn được xác nhận đến khi khách nhận hàng, gồm cả chờ và thao tác</w:t>
             </w:r>
           </w:p>
         </w:tc>
@@ -4597,7 +4597,7 @@
                 <w:b w:val="0"/>
                 <w:sz w:val="19"/>
               </w:rPr>
-              <w:t>VA / VBA / NVA</w:t>
+              <w:t>PCE (Process Cycle Efficiency)</w:t>
             </w:r>
           </w:p>
         </w:tc>
@@ -4605,6 +4605,46 @@
           <w:tcPr>
             <w:tcW w:type="dxa" w:w="7370"/>
             <w:shd w:val="clear" w:fill="F4F7FB"/>
+          </w:tcPr>
+          <w:p>
+            <w:pPr>
+              <w:spacing w:after="20"/>
+            </w:pPr>
+            <w:r/>
+            <w:r>
+              <w:rPr>
+                <w:rFonts w:ascii="Times New Roman" w:hAnsi="Times New Roman"/>
+                <w:b w:val="0"/>
+                <w:sz w:val="19"/>
+              </w:rPr>
+              <w:t>Hiệu suất chu trình = thời gian tạo giá trị ÷ tổng lead time</w:t>
+            </w:r>
+          </w:p>
+        </w:tc>
+      </w:tr>
+      <w:tr>
+        <w:tc>
+          <w:tcPr>
+            <w:tcW w:type="dxa" w:w="2381"/>
+          </w:tcPr>
+          <w:p>
+            <w:pPr>
+              <w:spacing w:after="20"/>
+            </w:pPr>
+            <w:r/>
+            <w:r>
+              <w:rPr>
+                <w:rFonts w:ascii="Times New Roman" w:hAnsi="Times New Roman"/>
+                <w:b w:val="0"/>
+                <w:sz w:val="19"/>
+              </w:rPr>
+              <w:t>VA / VBA / NVA</w:t>
+            </w:r>
+          </w:p>
+        </w:tc>
+        <w:tc>
+          <w:tcPr>
+            <w:tcW w:type="dxa" w:w="7370"/>
           </w:tcPr>
           <w:p>
             <w:pPr>
@@ -4666,7 +4706,7 @@
           <w:rFonts w:ascii="Times New Roman" w:hAnsi="Times New Roman"/>
           <w:sz w:val="23"/>
         </w:rPr>
-        <w:t>Hệ thống ERP – phân hệ Bán hàng &amp; Kho: đồng bộ tồn kho giữa quầy và kênh online, sinh phiếu soạn hàng, ghi nhận doanh thu theo đơn.</w:t>
+        <w:t>Hệ thống ERP – phân hệ Bán hàng &amp; Kho: đồng bộ tồn kho giữa quầy và kênh online, sinh phiếu soạn hàng, ghi nhận doanh thu theo đơn và xuất bảng kê bàn giao cho HT1.</w:t>
       </w:r>
     </w:p>
     <w:p>
@@ -6820,7 +6860,7 @@
           <w:i w:val="0"/>
           <w:sz w:val="23"/>
         </w:rPr>
-        <w:t>Biểu mẫu 4: Báo cáo đối soát doanh thu kênh online theo ngày</w:t>
+        <w:t>Biểu mẫu 4: Bảng kê tiền COD &amp; ví điện tử bàn giao cho HT1</w:t>
       </w:r>
     </w:p>
     <w:p>
@@ -6834,7 +6874,7 @@
           <w:i/>
           <w:sz w:val="21"/>
         </w:rPr>
-        <w:t>Mục đích: Đối chiếu tiền COD shipper nộp, ví điện tử và cổng thanh toán với doanh thu ghi nhận trên hệ thống.</w:t>
+        <w:t>Mục đích: Tổng hợp tiền thu được trong ngày theo từng phương thức để bàn giao sang quy trình HT1 đối soát.</w:t>
       </w:r>
     </w:p>
     <w:p>
@@ -6848,7 +6888,7 @@
           <w:b/>
           <w:sz w:val="21"/>
         </w:rPr>
-        <w:t>Bảng 10 – Mẫu báo cáo đối soát doanh thu kênh online</w:t>
+        <w:t>Bảng 10 – Mẫu bảng kê tiền COD &amp; ví điện tử bàn giao cho HT1</w:t>
       </w:r>
     </w:p>
     <w:tbl>
@@ -6997,7 +7037,7 @@
                 <w:color w:val="FFFFFF"/>
                 <w:sz w:val="17"/>
               </w:rPr>
-              <w:t>Chênh lệch</w:t>
+              <w:t>Người bàn giao</w:t>
             </w:r>
           </w:p>
         </w:tc>
@@ -7135,7 +7175,7 @@
                 <w:b w:val="0"/>
                 <w:sz w:val="17"/>
               </w:rPr>
-              <w:t>0</w:t>
+              <w:t>Thu ngân ca 2</w:t>
             </w:r>
           </w:p>
         </w:tc>
@@ -7154,7 +7194,7 @@
                 <w:b w:val="0"/>
                 <w:sz w:val="17"/>
               </w:rPr>
-              <w:t>Khớp</w:t>
+              <w:t>Đã bàn giao HT1</w:t>
             </w:r>
           </w:p>
         </w:tc>
@@ -7276,7 +7316,7 @@
                 <w:b w:val="0"/>
                 <w:sz w:val="17"/>
               </w:rPr>
-              <w:t>+350.000</w:t>
+              <w:t>Thu ngân ca 2</w:t>
             </w:r>
           </w:p>
         </w:tc>
@@ -7296,7 +7336,7 @@
                 <w:b w:val="0"/>
                 <w:sz w:val="17"/>
               </w:rPr>
-              <w:t>Lệch – đang xác minh</w:t>
+              <w:t>Đã bàn giao HT1</w:t>
             </w:r>
           </w:p>
         </w:tc>
@@ -7412,7 +7452,7 @@
                 <w:b w:val="0"/>
                 <w:sz w:val="17"/>
               </w:rPr>
-              <w:t>0</w:t>
+              <w:t>Thu ngân ca 2</w:t>
             </w:r>
           </w:p>
         </w:tc>
@@ -7431,7 +7471,7 @@
                 <w:b w:val="0"/>
                 <w:sz w:val="17"/>
               </w:rPr>
-              <w:t>Khớp</w:t>
+              <w:t>Đã bàn giao HT1</w:t>
             </w:r>
           </w:p>
         </w:tc>
@@ -10514,7 +10554,7 @@
                 <w:b w:val="0"/>
                 <w:sz w:val="20"/>
               </w:rPr>
-              <w:t>Mỗi ngày kế toán mất bao nhiêu phút để đối soát COD và ví điện tử, tỷ lệ lệch là bao nhiêu?</w:t>
+              <w:t>Mỗi ca thu ngân mất bao nhiêu phút để lập bảng kê bàn giao cho HT1, tỷ lệ đơn thiếu chứng từ là bao nhiêu?</w:t>
             </w:r>
           </w:p>
         </w:tc>
@@ -10620,7 +10660,7 @@
           <w:b w:val="0"/>
           <w:sz w:val="23"/>
         </w:rPr>
-        <w:t>Từ khi khách hoàn tất đặt hàng trên App/Web hoặc đơn từ sàn thương mại điện tử đồng bộ về, đi qua xác nhận đơn – soạn hàng – đóng gói giữ lạnh – điều phối và giao hàng, kết thúc khi doanh thu của đơn được đối soát và khách nhận được khảo sát đánh giá.</w:t>
+        <w:t>Từ khi khách hoàn tất đặt hàng trên App/Web hoặc đơn từ sàn thương mại điện tử đồng bộ về, đi qua xác nhận đơn – soạn hàng – đóng gói giữ lạnh – điều phối và giao hàng, kết thúc khi tiền của đơn được bàn giao sang quy trình HT1 để đối soát và khách nhận được khảo sát đánh giá.</w:t>
       </w:r>
     </w:p>
     <w:p>
@@ -10641,7 +10681,7 @@
           <w:b w:val="0"/>
           <w:sz w:val="23"/>
         </w:rPr>
-        <w:t>xử lý khiếu nại, đổi trả và hoàn tiền sau khi khách từ chối nhận (thuộc CL4); kiểm soát chất lượng hàng trước khi lên quầy (thuộc QL2); đối soát doanh thu toàn hệ thống và hạch toán (thuộc HT1). Ba quy trình này chỉ nhận bàn giao từ CL2.</w:t>
+        <w:t>xử lý khiếu nại, đổi trả và hoàn tiền sau khi khách từ chối nhận — thuộc quy trình CL4; kiểm soát chất lượng hàng trước khi lên quầy — thuộc QL2; và toàn bộ khâu đối soát doanh thu, hạch toán, khoá sổ kế toán — thuộc quy trình HT1. CL2 chỉ lập bảng kê và bàn giao dữ liệu thu tiền sang HT1, không thực hiện việc đối soát; hai quy trình CL4 và HT1 được thể hiện trên sơ đồ bằng call activity.</w:t>
       </w:r>
     </w:p>
     <w:p>
@@ -11821,7 +11861,7 @@
                 <w:b w:val="0"/>
                 <w:sz w:val="20"/>
               </w:rPr>
-              <w:t>Đối soát tiền COD, ví điện tử và ghi nhận doanh thu ngày</w:t>
+              <w:t>Lập bảng kê tiền COD &amp; ví điện tử cuối ca, bàn giao cho quy trình HT1</w:t>
             </w:r>
           </w:p>
         </w:tc>
@@ -12042,7 +12082,7 @@
                 <w:b w:val="0"/>
                 <w:sz w:val="20"/>
               </w:rPr>
-              <w:t>Ghi nhận đơn &amp; kiểm tồn kho → Xử lý hết hàng → Xác minh &amp; xác nhận đơn → Gom đơn theo tuyến → (song song) Soạn hàng, cân, đóng gói giữ lạnh // Điều phối &amp; gán shipper → Kiểm nhiệt độ thùng → Giao hàng 2–4 giờ → Khách nhận &amp; kiểm tra → Thu tiền, xác nhận POD → Đối soát doanh thu &amp; gửi khảo sát</w:t>
+              <w:t>Ghi nhận đơn &amp; kiểm tồn kho → Xử lý hết hàng → Xác minh &amp; xác nhận đơn → Gom đơn theo tuyến → (song song) Soạn hàng, cân, đóng gói giữ lạnh // Điều phối &amp; gán shipper → Kiểm nhiệt độ thùng → Giao hàng 2–4 giờ → Khách nhận &amp; kiểm tra → Thu tiền, xác nhận POD → Bàn giao dữ liệu thu tiền cho HT1 &amp; gửi khảo sát</w:t>
             </w:r>
           </w:p>
         </w:tc>
@@ -12086,7 +12126,7 @@
                 <w:b w:val="0"/>
                 <w:sz w:val="20"/>
               </w:rPr>
-              <w:t>Đơn đã xác nhận gửi khách; phiếu soạn hàng; kiện hàng đóng gói giữ lạnh có tem truy xuất và nhãn cảm biến nhiệt; phiếu kiểm nhiệt độ thùng; biên bản giao hàng (POD) kèm ảnh và chữ ký; doanh thu COD và ví điện tử; báo cáo đối soát ngày; phiếu chuyển CL4 với đơn bị từ chối; điểm thành viên và kết quả khảo sát</w:t>
+              <w:t>Đơn đã xác nhận gửi khách; phiếu soạn hàng; kiện hàng đóng gói giữ lạnh có tem truy xuất và nhãn cảm biến nhiệt; phiếu kiểm nhiệt độ thùng; biên bản giao hàng (POD) kèm ảnh và chữ ký; doanh thu COD và ví điện tử; bảng kê tiền COD &amp; ví điện tử bàn giao cho HT1; phiếu chuyển CL4 với đơn bị từ chối; điểm thành viên và kết quả khảo sát</w:t>
             </w:r>
           </w:p>
         </w:tc>
@@ -12128,7 +12168,7 @@
                 <w:b w:val="0"/>
                 <w:sz w:val="20"/>
               </w:rPr>
-              <w:t>Khách hàng lẻ đặt qua App và sàn thương mại điện tử; quy trình CL4 (nhận đơn đổi trả); quy trình HT1 (nhận dữ liệu đối soát); Ban Giám đốc (nhận báo cáo KPI kênh online)</w:t>
+              <w:t>Khách hàng lẻ đặt qua App và sàn thương mại điện tử; quy trình CL4 (nhận đơn khách từ chối để xử lý đổi trả); quy trình HT1 (nhận bảng kê tiền COD và ví điện tử để đối soát); Ban Giám đốc (nhận báo cáo KPI kênh online)</w:t>
             </w:r>
           </w:p>
         </w:tc>
@@ -13199,7 +13239,7 @@
                 <w:b w:val="0"/>
                 <w:sz w:val="19"/>
               </w:rPr>
-              <w:t>Đối soát COD, ví điện tử &amp; ghi nhận doanh thu</w:t>
+              <w:t>Lập bảng kê tiền COD &amp; ví điện tử, bàn giao cho quy trình HT1 để đối soát</w:t>
             </w:r>
           </w:p>
         </w:tc>
@@ -13239,7 +13279,7 @@
                 <w:b w:val="0"/>
                 <w:sz w:val="19"/>
               </w:rPr>
-              <w:t>làm 2 phút</w:t>
+              <w:t>làm 1 phút</w:t>
             </w:r>
           </w:p>
         </w:tc>
@@ -14017,7 +14057,7 @@
           <w:i w:val="0"/>
           <w:sz w:val="23"/>
         </w:rPr>
-        <w:t>Sơ đồ được mô hình hoá bằng hai pool: pool Khách hàng và pool Farmers Market (5 lane theo bộ phận). Hai pool trao đổi bằng luồng thông điệp nét đứt (đơn hàng, đề xuất sản phẩm thay thế, giao hàng tận nơi, xác nhận hoặc từ chối nhận hàng) — đúng nguyên tắc sequence flow không được cắt qua ranh giới pool. Sơ đồ có một cặp cổng song song cho hai nhánh soạn hàng và điều phối shipper.</w:t>
+        <w:t>Sơ đồ được mô hình hoá bằng hai pool: pool Khách hàng và pool Farmers Market (5 lane theo bộ phận). Hai pool trao đổi bằng luồng thông điệp nét đứt (đơn hàng, đề xuất sản phẩm thay thế, giao hàng tận nơi, xác nhận hoặc từ chối nhận hàng) — đúng nguyên tắc sequence flow không được cắt qua ranh giới pool. Sơ đồ có một cặp cổng song song cho hai nhánh soạn hàng và điều phối shipper. Hai khâu thuộc quy trình khác — xử lý đổi trả (CL4) và đối soát doanh thu (HT1) — không được vẽ chi tiết mà thể hiện bằng call activity (ô viền đậm, có dấu cộng trong khung) để tránh trùng lặp phạm vi với quy trình do thành viên khác phân tích.</w:t>
       </w:r>
     </w:p>
     <w:p>
@@ -14040,7 +14080,7 @@
                     <pic:cNvPicPr/>
                   </pic:nvPicPr>
                   <pic:blipFill>
-                    <a:blip r:embed="rId15"/>
+                    <a:blip r:embed="rId17"/>
                     <a:stretch>
                       <a:fillRect/>
                     </a:stretch>
@@ -14071,7 +14111,7 @@
           <w:i/>
           <w:sz w:val="21"/>
         </w:rPr>
-        <w:t>Hình 2 – Sơ đồ BPMN AS-IS quy trình CL2 (2 pool · 6 lane · 13 cổng XOR · 2 cổng AND song song · 2 sự kiện bắt đầu · 7 sự kiện kết thúc · 6 data object · 5 luồng thông điệp)</w:t>
+        <w:t>Hình 2 – Sơ đồ BPMN AS-IS quy trình CL2 (2 pool · 6 lane · 13 cổng XOR · 1 cặp cổng AND song song · 2 call activity bàn giao sang CL4 và HT1 · 2 sự kiện bắt đầu · 7 sự kiện kết thúc · 6 data object · 5 luồng thông điệp)</w:t>
       </w:r>
     </w:p>
     <w:p>
@@ -14362,7 +14402,7 @@
                 <w:b w:val="0"/>
                 <w:sz w:val="20"/>
               </w:rPr>
-              <w:t>3,64 giờ</w:t>
+              <w:t>3,62 giờ</w:t>
             </w:r>
           </w:p>
         </w:tc>
@@ -14692,7 +14732,7 @@
                 <w:b w:val="0"/>
                 <w:sz w:val="20"/>
               </w:rPr>
-              <w:t>Chênh lệch đối soát COD</w:t>
+              <w:t>Tỷ lệ đơn bàn giao HT1 đủ chứng từ ngay lần đầu</w:t>
             </w:r>
           </w:p>
         </w:tc>
@@ -14711,7 +14751,7 @@
                 <w:b w:val="0"/>
                 <w:sz w:val="20"/>
               </w:rPr>
-              <w:t>|Tiền nộp − Doanh thu COD| / Doanh thu COD – Mục tiêu 0%</w:t>
+              <w:t>(Đơn đủ chứng từ / Tổng đơn bàn giao) × 100 – Mục tiêu 100%</w:t>
             </w:r>
           </w:p>
         </w:tc>
@@ -14731,7 +14771,7 @@
                 <w:b w:val="0"/>
                 <w:sz w:val="20"/>
               </w:rPr>
-              <w:t>0,2–0,5%</w:t>
+              <w:t>99,5–99,8%</w:t>
             </w:r>
           </w:p>
         </w:tc>
@@ -16955,7 +16995,7 @@
                 <w:b w:val="0"/>
                 <w:sz w:val="18"/>
               </w:rPr>
-              <w:t>Đối soát COD, ví điện tử &amp; ghi nhận doanh thu</w:t>
+              <w:t>Lập bảng kê &amp; bàn giao dữ liệu thu tiền cho quy trình HT1</w:t>
             </w:r>
           </w:p>
         </w:tc>
@@ -16994,7 +17034,7 @@
                 <w:b w:val="0"/>
                 <w:sz w:val="18"/>
               </w:rPr>
-              <w:t>Kiểm soát tài chính bắt buộc</w:t>
+              <w:t>Bắt buộc để HT1 đối soát; việc đối soát và hạch toán do HT1 thực hiện</w:t>
             </w:r>
           </w:p>
         </w:tc>
@@ -17013,7 +17053,7 @@
                 <w:b w:val="0"/>
                 <w:sz w:val="18"/>
               </w:rPr>
-              <w:t>Đối soát tự động theo mã đơn, chỉ xử lý tay khi lệch</w:t>
+              <w:t>Bảng kê sinh tự động theo mã đơn, HT1 truy cập trực tiếp thay vì nhận file</w:t>
             </w:r>
           </w:p>
         </w:tc>
@@ -18996,7 +19036,7 @@
                 <w:b w:val="0"/>
                 <w:sz w:val="18"/>
               </w:rPr>
-              <w:t>Đối soát COD và ví điện tử</w:t>
+              <w:t>Lập bảng kê tiền COD &amp; ví điện tử bàn giao HT1</w:t>
             </w:r>
           </w:p>
         </w:tc>
@@ -19016,7 +19056,7 @@
                 <w:b w:val="0"/>
                 <w:sz w:val="18"/>
               </w:rPr>
-              <w:t>Tiền COD nộp chậm, thiếu chứng từ giao hàng</w:t>
+              <w:t>Tiền COD nộp chậm, thiếu chứng từ giao hàng kèm theo</w:t>
             </w:r>
           </w:p>
         </w:tc>
@@ -19036,7 +19076,7 @@
                 <w:b w:val="0"/>
                 <w:sz w:val="18"/>
               </w:rPr>
-              <w:t>Đối soát khớp trong ngày, không phải truy lại từng đơn</w:t>
+              <w:t>Bảng kê đủ chứng từ ngay lần đầu, HT1 không phải truy lại từng đơn</w:t>
             </w:r>
           </w:p>
         </w:tc>
@@ -19081,7 +19121,7 @@
                     <pic:cNvPicPr/>
                   </pic:nvPicPr>
                   <pic:blipFill>
-                    <a:blip r:embed="rId16"/>
+                    <a:blip r:embed="rId18"/>
                     <a:stretch>
                       <a:fillRect/>
                     </a:stretch>
@@ -24156,7 +24196,7 @@
                 <w:b w:val="0"/>
                 <w:sz w:val="18"/>
               </w:rPr>
-              <w:t>Đối soát COD, ví điện tử &amp; ghi nhận doanh thu</w:t>
+              <w:t>Lập bảng kê tiền COD &amp; ví điện tử, bàn giao cho quy trình HT1 để đối soát</w:t>
             </w:r>
           </w:p>
         </w:tc>
@@ -24218,7 +24258,7 @@
                 <w:b w:val="0"/>
                 <w:sz w:val="18"/>
               </w:rPr>
-              <w:t>2</w:t>
+              <w:t>1</w:t>
             </w:r>
           </w:p>
         </w:tc>
@@ -24503,7 +24543,7 @@
                 <w:b/>
                 <w:sz w:val="18"/>
               </w:rPr>
-              <w:t>195</w:t>
+              <w:t>194</w:t>
             </w:r>
           </w:p>
         </w:tc>
@@ -24747,7 +24787,7 @@
                 <w:b w:val="0"/>
                 <w:sz w:val="19"/>
               </w:rPr>
-              <w:t>195 phút</w:t>
+              <w:t>194 phút</w:t>
             </w:r>
           </w:p>
         </w:tc>
@@ -24870,7 +24910,7 @@
                 <w:b w:val="0"/>
                 <w:sz w:val="19"/>
               </w:rPr>
-              <w:t>205 phút ≈ 3,42 giờ</w:t>
+              <w:t>204 phút ≈ 3,40 giờ</w:t>
             </w:r>
           </w:p>
         </w:tc>
@@ -24993,7 +25033,7 @@
                 <w:b w:val="0"/>
                 <w:sz w:val="19"/>
               </w:rPr>
-              <w:t>218,2 phút ≈ 3,64 giờ</w:t>
+              <w:t>217,2 phút ≈ 3,62 giờ</w:t>
             </w:r>
           </w:p>
         </w:tc>
@@ -25116,7 +25156,7 @@
                 <w:b w:val="0"/>
                 <w:sz w:val="19"/>
               </w:rPr>
-              <w:t>88,3 %</w:t>
+              <w:t>88,7 %</w:t>
             </w:r>
           </w:p>
         </w:tc>
@@ -25158,7 +25198,7 @@
           <w:i w:val="0"/>
           <w:sz w:val="23"/>
         </w:rPr>
-        <w:t>Nhận xét: PCE đạt 88,3% — rất cao so với quy trình quản lý QL1 (12,2%), vì phần lớn thời gian của CL2 là khâu giao hàng, vốn là hoạt động tạo giá trị trực tiếp cho khách. Lead time kỳ vọng 3,64 giờ vẫn nằm trong cam kết 2–4 giờ, nhưng biên an toàn chỉ còn 22 phút. Chỉ cần trùng giờ cao điểm làm thời gian soạn hàng tăng từ 12 lên 25 phút, hoặc gặp một lần giao lại, là đơn vỡ cam kết. Nếu tự động hoá khâu gán shipper (bỏ 10 phút chờ) và tách nhân sự soạn đơn online (bỏ 8 phút chờ), lead time luồng chuẩn giảm còn khoảng 187 phút.</w:t>
+        <w:t>Nhận xét: PCE đạt 88,7% — rất cao so với quy trình quản lý QL1 (12,2%), vì phần lớn thời gian của CL2 là khâu giao hàng, vốn là hoạt động tạo giá trị trực tiếp cho khách. Lead time kỳ vọng 3,62 giờ vẫn nằm trong cam kết 2–4 giờ, nhưng biên an toàn chỉ còn 23 phút. Chỉ cần trùng giờ cao điểm làm thời gian soạn hàng tăng từ 12 lên 25 phút, hoặc gặp một lần giao lại, là đơn vỡ cam kết. Nếu tự động hoá khâu gán shipper (bỏ 10 phút chờ) và tách nhân sự soạn đơn online (bỏ 8 phút chờ), lead time luồng chuẩn giảm còn khoảng 186 phút.</w:t>
       </w:r>
     </w:p>
     <w:p>
@@ -26042,7 +26082,7 @@
                 <w:b w:val="0"/>
                 <w:sz w:val="18"/>
               </w:rPr>
-              <w:t>Chênh lệch đối soát COD</w:t>
+              <w:t>Tỷ lệ đơn bàn giao HT1 đủ chứng từ lần đầu</w:t>
             </w:r>
           </w:p>
         </w:tc>
@@ -26062,7 +26102,7 @@
                 <w:b w:val="0"/>
                 <w:sz w:val="18"/>
               </w:rPr>
-              <w:t>|Tiền nộp − Doanh thu COD| ÷ Doanh thu COD</w:t>
+              <w:t>Đơn đủ chứng từ ÷ Tổng đơn bàn giao</w:t>
             </w:r>
           </w:p>
         </w:tc>
@@ -26083,7 +26123,7 @@
                 <w:b w:val="0"/>
                 <w:sz w:val="18"/>
               </w:rPr>
-              <w:t>0,2–0,5%</w:t>
+              <w:t>99,5–99,8%</w:t>
             </w:r>
           </w:p>
         </w:tc>
@@ -26104,7 +26144,7 @@
                 <w:b w:val="0"/>
                 <w:sz w:val="18"/>
               </w:rPr>
-              <w:t>0%</w:t>
+              <w:t>100%</w:t>
             </w:r>
           </w:p>
         </w:tc>
@@ -26124,7 +26164,7 @@
                 <w:b w:val="0"/>
                 <w:sz w:val="18"/>
               </w:rPr>
-              <w:t>Shipper nộp tiền qua POS di động ngay sau ca; đối soát tự động theo mã đơn</w:t>
+              <w:t>Shipper nộp tiền qua POS di động ngay sau ca; bảng kê sinh tự động theo mã đơn</w:t>
             </w:r>
           </w:p>
         </w:tc>
@@ -28354,7 +28394,7 @@
                 <w:b w:val="0"/>
                 <w:sz w:val="18"/>
               </w:rPr>
-              <w:t>Đối soát COD, ví điện tử &amp; ghi nhận doanh thu</w:t>
+              <w:t>Lập bảng kê tiền COD &amp; ví điện tử, bàn giao cho quy trình HT1 để đối soát</w:t>
             </w:r>
           </w:p>
         </w:tc>
@@ -28395,7 +28435,7 @@
                 <w:b w:val="0"/>
                 <w:sz w:val="18"/>
               </w:rPr>
-              <w:t>2</w:t>
+              <w:t>1</w:t>
             </w:r>
           </w:p>
         </w:tc>
@@ -28437,7 +28477,7 @@
                 <w:b w:val="0"/>
                 <w:sz w:val="18"/>
               </w:rPr>
-              <w:t>1.923</w:t>
+              <w:t>962</w:t>
             </w:r>
           </w:p>
         </w:tc>
@@ -28639,7 +28679,7 @@
                 <w:b/>
                 <w:sz w:val="18"/>
               </w:rPr>
-              <w:t>195</w:t>
+              <w:t>194</w:t>
             </w:r>
           </w:p>
         </w:tc>
@@ -28680,7 +28720,7 @@
                 <w:b/>
                 <w:sz w:val="18"/>
               </w:rPr>
-              <w:t>115.625</w:t>
+              <w:t>114.663</w:t>
             </w:r>
           </w:p>
         </w:tc>
@@ -29198,7 +29238,7 @@
           <w:rFonts w:ascii="Times New Roman" w:hAnsi="Times New Roman"/>
           <w:sz w:val="23"/>
         </w:rPr>
-        <w:t>Chi phí nhân công xử lý một đơn hàng online là 115.625 đ, trong đó riêng khâu giao hàng (150 phút shipper) đã chiếm 96.154 đ, tương đương 83% — đây là cấu phần chi phí lớn nhất và cũng là nơi mọi cải tiến về tuyến giao có tác động mạnh nhất.</w:t>
+        <w:t>Chi phí nhân công xử lý một đơn hàng online là 114.663 đ, trong đó riêng khâu giao hàng (150 phút shipper) đã chiếm 96.154 đ, tương đương 84% — đây là cấu phần chi phí lớn nhất và cũng là nơi mọi cải tiến về tuyến giao có tác động mạnh nhất.</w:t>
       </w:r>
     </w:p>
     <w:p>
@@ -29211,7 +29251,7 @@
           <w:rFonts w:ascii="Times New Roman" w:hAnsi="Times New Roman"/>
           <w:sz w:val="23"/>
         </w:rPr>
-        <w:t>Phần lãng phí là 22.495 đ mỗi đơn, tương đương 19,5% chi phí xử lý một đơn — cao hơn nhiều so với tỷ lệ lãng phí của quy trình QL1, vì CL2 có nhiều thời gian chờ có trả lương và tỷ lệ làm lại cao.</w:t>
+        <w:t>Phần lãng phí là 22.495 đ mỗi đơn, tương đương 19,6% chi phí xử lý một đơn — cao hơn nhiều so với tỷ lệ lãng phí của quy trình QL1, vì CL2 có nhiều thời gian chờ có trả lương và tỷ lệ làm lại cao.</w:t>
       </w:r>
     </w:p>
     <w:p>
